--- a/reports/REPORT-00.docx
+++ b/reports/REPORT-00.docx
@@ -635,15 +635,54 @@
           </w:p>
         </w:tc>
       </w:tr>
+      <w:tr>
+        <w:tc>
+          <w:tcPr>
+            <w:vAlign w:val="center"/>
+          </w:tcPr>
+          <w:p>
+            <w:pPr>
+              <w:pStyle w:val="TableText"/>
+              <w:ind w:firstLine="0"/>
+              <w:jc w:val="left"/>
+            </w:pPr>
+            <w:r>
+              <w:rPr>
+                <w:sz w:val="23"/>
+              </w:rPr>
+              <w:t xml:space="preserve">Тег</w:t>
+            </w:r>
+          </w:p>
+        </w:tc>
+        <w:tc>
+          <w:tcPr>
+            <w:vAlign w:val="center"/>
+          </w:tcPr>
+          <w:p>
+            <w:pPr>
+              <w:pStyle w:val="TableText"/>
+              <w:ind w:firstLine="0"/>
+              <w:jc w:val="left"/>
+            </w:pPr>
+            <w:r>
+              <w:rPr>
+                <w:rStyle w:val="VerbatimChar"/>
+                <w:sz w:val="23"/>
+              </w:rPr>
+              <w:t xml:space="preserve">sprint-0</w:t>
+            </w:r>
+          </w:p>
+        </w:tc>
+      </w:tr>
     </w:tbl>
     <w:bookmarkEnd w:id="10"/>
-    <w:bookmarkStart w:id="11" w:name="цель-практической-работы"/>
+    <w:bookmarkStart w:id="11" w:name="цель-работы"/>
     <w:p>
       <w:pPr>
         <w:pStyle w:val="Heading3"/>
       </w:pPr>
       <w:r>
-        <w:t xml:space="preserve">Цель практической работы</w:t>
+        <w:t xml:space="preserve">Цель работы</w:t>
       </w:r>
     </w:p>
     <w:p>
@@ -651,185 +690,101 @@
         <w:pStyle w:val="FirstParagraph"/>
       </w:pPr>
       <w:r>
-        <w:t xml:space="preserve">Подготовить основу мобильного справочника, на которой будут выполняться все последующие</w:t>
-      </w:r>
-      <w:r>
-        <w:t xml:space="preserve"> </w:t>
-      </w:r>
-      <w:r>
-        <w:t xml:space="preserve">практические задания.</w:t>
+        <w:t xml:space="preserve">Подготовить основу мобильного справочника, на которой будут делаться следующие практические работы.</w:t>
       </w:r>
     </w:p>
     <w:bookmarkEnd w:id="11"/>
-    <w:bookmarkStart w:id="12" w:name="задачи-практической-работы"/>
+    <w:bookmarkStart w:id="12" w:name="задачи"/>
     <w:p>
       <w:pPr>
         <w:pStyle w:val="Heading3"/>
       </w:pPr>
       <w:r>
-        <w:t xml:space="preserve">Задачи практической работы</w:t>
-      </w:r>
-    </w:p>
-    <w:p>
-      <w:pPr>
-        <w:pStyle w:val="FirstParagraph"/>
-      </w:pPr>
-      <w:r>
-        <w:rPr>
-          <w:b/>
-          <w:bCs/>
-        </w:rPr>
-        <w:t xml:space="preserve">Планирование.</w:t>
-      </w:r>
-      <w:r>
-        <w:t xml:space="preserve"> </w:t>
-      </w:r>
-      <w:r>
-        <w:t xml:space="preserve">Выбрать тематику справочника и рабочее название, сформулировать идею продукта</w:t>
-      </w:r>
-      <w:r>
-        <w:t xml:space="preserve"> </w:t>
-      </w:r>
-      <w:r>
-        <w:t xml:space="preserve">и решаемую проблему, определить целевую аудиторию и основной пользовательский сценарий,</w:t>
-      </w:r>
-      <w:r>
-        <w:t xml:space="preserve"> </w:t>
-      </w:r>
-      <w:r>
-        <w:t xml:space="preserve">зафиксировать границы MVP.</w:t>
-      </w:r>
-    </w:p>
-    <w:p>
-      <w:pPr>
-        <w:pStyle w:val="BodyText"/>
-      </w:pPr>
-      <w:r>
-        <w:rPr>
-          <w:b/>
-          <w:bCs/>
-        </w:rPr>
-        <w:t xml:space="preserve">Разработка.</w:t>
-      </w:r>
-      <w:r>
-        <w:t xml:space="preserve"> </w:t>
-      </w:r>
-      <w:r>
-        <w:t xml:space="preserve">Создать проект React Native / Expo и репозиторий с документацией: README,</w:t>
-      </w:r>
-      <w:r>
-        <w:t xml:space="preserve"> </w:t>
-      </w:r>
-      <w:r>
-        <w:rPr>
-          <w:rStyle w:val="VerbatimChar"/>
-        </w:rPr>
-        <w:t xml:space="preserve">docs/product-concept.md</w:t>
-      </w:r>
-      <w:r>
-        <w:t xml:space="preserve">, product backlog, резервный источник данных.</w:t>
-      </w:r>
-    </w:p>
-    <w:p>
-      <w:pPr>
-        <w:pStyle w:val="BodyText"/>
-      </w:pPr>
-      <w:r>
-        <w:rPr>
-          <w:b/>
-          <w:bCs/>
-        </w:rPr>
-        <w:t xml:space="preserve">Проверка.</w:t>
-      </w:r>
-      <w:r>
-        <w:t xml:space="preserve"> </w:t>
-      </w:r>
-      <w:r>
-        <w:t xml:space="preserve">Выполнить проверку типов и конфигурации проекта, экспериментально проверить</w:t>
-      </w:r>
-      <w:r>
-        <w:t xml:space="preserve"> </w:t>
-      </w:r>
-      <w:r>
-        <w:t xml:space="preserve">доступность кандидата открытого API, сверить результат с критериями приёмки задания.</w:t>
-      </w:r>
-    </w:p>
-    <w:p>
-      <w:pPr>
-        <w:pStyle w:val="BodyText"/>
-      </w:pPr>
-      <w:r>
-        <w:rPr>
-          <w:b/>
-          <w:bCs/>
-        </w:rPr>
-        <w:t xml:space="preserve">Review и выпуск.</w:t>
-      </w:r>
-      <w:r>
-        <w:t xml:space="preserve"> </w:t>
-      </w:r>
-      <w:r>
-        <w:t xml:space="preserve">Опубликовать инкремент в ветке</w:t>
-      </w:r>
-      <w:r>
-        <w:t xml:space="preserve"> </w:t>
-      </w:r>
-      <w:r>
-        <w:rPr>
-          <w:rStyle w:val="VerbatimChar"/>
-        </w:rPr>
-        <w:t xml:space="preserve">feature/sprint-0-project-concept</w:t>
-      </w:r>
-      <w:r>
-        <w:t xml:space="preserve">, создать</w:t>
-      </w:r>
-      <w:r>
-        <w:t xml:space="preserve"> </w:t>
-      </w:r>
-      <w:r>
-        <w:t xml:space="preserve">pull request «Sprint 0: концепция мобильного справочника», поставить тег</w:t>
-      </w:r>
-      <w:r>
-        <w:t xml:space="preserve"> </w:t>
-      </w:r>
-      <w:r>
-        <w:rPr>
-          <w:rStyle w:val="VerbatimChar"/>
-        </w:rPr>
-        <w:t xml:space="preserve">sprint-0</w:t>
-      </w:r>
-      <w:r>
-        <w:t xml:space="preserve">, обновить</w:t>
-      </w:r>
-      <w:r>
-        <w:t xml:space="preserve"> </w:t>
-      </w:r>
-      <w:r>
-        <w:t xml:space="preserve">CHANGELOG.</w:t>
-      </w:r>
-    </w:p>
-    <w:p>
-      <w:pPr>
-        <w:pStyle w:val="BodyText"/>
-      </w:pPr>
-      <w:r>
-        <w:rPr>
-          <w:b/>
-          <w:bCs/>
-        </w:rPr>
-        <w:t xml:space="preserve">Retrospective.</w:t>
-      </w:r>
-      <w:r>
-        <w:t xml:space="preserve"> </w:t>
-      </w:r>
-      <w:r>
-        <w:t xml:space="preserve">Зафиксировать, что получилось, что мешало, какой технический долг возник</w:t>
-      </w:r>
-      <w:r>
-        <w:t xml:space="preserve"> </w:t>
-      </w:r>
-      <w:r>
-        <w:t xml:space="preserve">и какие задачи возвращаются в backlog.</w:t>
+        <w:t xml:space="preserve">Задачи</w:t>
+      </w:r>
+    </w:p>
+    <w:p>
+      <w:pPr>
+        <w:pStyle w:val="Compact"/>
+        <w:numPr>
+          <w:ilvl w:val="0"/>
+          <w:numId w:val="1001"/>
+        </w:numPr>
+      </w:pPr>
+      <w:r>
+        <w:t xml:space="preserve">выбрать тему и название справочника;</w:t>
+      </w:r>
+    </w:p>
+    <w:p>
+      <w:pPr>
+        <w:pStyle w:val="Compact"/>
+        <w:numPr>
+          <w:ilvl w:val="0"/>
+          <w:numId w:val="1001"/>
+        </w:numPr>
+      </w:pPr>
+      <w:r>
+        <w:t xml:space="preserve">описать проблему, идею, аудиторию и основной сценарий;</w:t>
+      </w:r>
+    </w:p>
+    <w:p>
+      <w:pPr>
+        <w:pStyle w:val="Compact"/>
+        <w:numPr>
+          <w:ilvl w:val="0"/>
+          <w:numId w:val="1001"/>
+        </w:numPr>
+      </w:pPr>
+      <w:r>
+        <w:t xml:space="preserve">определить, что входит в первую версию;</w:t>
+      </w:r>
+    </w:p>
+    <w:p>
+      <w:pPr>
+        <w:pStyle w:val="Compact"/>
+        <w:numPr>
+          <w:ilvl w:val="0"/>
+          <w:numId w:val="1001"/>
+        </w:numPr>
+      </w:pPr>
+      <w:r>
+        <w:t xml:space="preserve">найти открытый API, проверить его и подготовить резервные данные;</w:t>
+      </w:r>
+    </w:p>
+    <w:p>
+      <w:pPr>
+        <w:pStyle w:val="Compact"/>
+        <w:numPr>
+          <w:ilvl w:val="0"/>
+          <w:numId w:val="1001"/>
+        </w:numPr>
+      </w:pPr>
+      <w:r>
+        <w:t xml:space="preserve">составить backlog;</w:t>
+      </w:r>
+    </w:p>
+    <w:p>
+      <w:pPr>
+        <w:pStyle w:val="Compact"/>
+        <w:numPr>
+          <w:ilvl w:val="0"/>
+          <w:numId w:val="1001"/>
+        </w:numPr>
+      </w:pPr>
+      <w:r>
+        <w:t xml:space="preserve">создать проект Expo и репозиторий;</w:t>
+      </w:r>
+    </w:p>
+    <w:p>
+      <w:pPr>
+        <w:pStyle w:val="Compact"/>
+        <w:numPr>
+          <w:ilvl w:val="0"/>
+          <w:numId w:val="1001"/>
+        </w:numPr>
+      </w:pPr>
+      <w:r>
+        <w:t xml:space="preserve">опубликовать работу через pull request и поставить тег.</w:t>
       </w:r>
     </w:p>
     <w:p>
@@ -841,7 +796,7 @@
     </w:p>
     <w:bookmarkEnd w:id="12"/>
     <w:bookmarkEnd w:id="13"/>
-    <w:bookmarkStart w:id="18" w:name="выполнение"/>
+    <w:bookmarkStart w:id="22" w:name="выполнение"/>
     <w:p>
       <w:pPr>
         <w:pStyle w:val="Heading2"/>
@@ -850,58 +805,13 @@
         <w:t xml:space="preserve">02 / ВЫПОЛНЕНИЕ</w:t>
       </w:r>
     </w:p>
-    <w:bookmarkStart w:id="17" w:name="выполнение-работы"/>
+    <w:bookmarkStart w:id="14" w:name="что-сделано"/>
     <w:p>
       <w:pPr>
         <w:pStyle w:val="Heading3"/>
       </w:pPr>
       <w:r>
-        <w:t xml:space="preserve">Выполнение работы</w:t>
-      </w:r>
-    </w:p>
-    <w:bookmarkStart w:id="14" w:name="реализованные-изменения"/>
-    <w:p>
-      <w:pPr>
-        <w:pStyle w:val="Heading4"/>
-      </w:pPr>
-      <w:r>
-        <w:t xml:space="preserve">Реализованные изменения</w:t>
-      </w:r>
-    </w:p>
-    <w:p>
-      <w:pPr>
-        <w:pStyle w:val="FirstParagraph"/>
-      </w:pPr>
-      <w:r>
-        <w:t xml:space="preserve">В рамках Sprint 0 создан проект</w:t>
-      </w:r>
-      <w:r>
-        <w:t xml:space="preserve"> </w:t>
-      </w:r>
-      <w:r>
-        <w:rPr>
-          <w:b/>
-          <w:bCs/>
-        </w:rPr>
-        <w:t xml:space="preserve">WorldDex</w:t>
-      </w:r>
-      <w:r>
-        <w:t xml:space="preserve"> </w:t>
-      </w:r>
-      <w:r>
-        <w:t xml:space="preserve">— мобильный справочник стран мира. Поскольку спринт</w:t>
-      </w:r>
-      <w:r>
-        <w:t xml:space="preserve"> </w:t>
-      </w:r>
-      <w:r>
-        <w:t xml:space="preserve">нулевой, инкремент состоит не из пользовательской функциональности, а из проекта, документации</w:t>
-      </w:r>
-      <w:r>
-        <w:t xml:space="preserve"> </w:t>
-      </w:r>
-      <w:r>
-        <w:t xml:space="preserve">и проверенного источника данных.</w:t>
+        <w:t xml:space="preserve">Что сделано</w:t>
       </w:r>
     </w:p>
     <w:tbl>
@@ -951,7 +861,7 @@
                 <w:b/>
                 <w:sz w:val="23"/>
               </w:rPr>
-              <w:t xml:space="preserve">Артефакт</w:t>
+              <w:t xml:space="preserve">Файл</w:t>
             </w:r>
           </w:p>
         </w:tc>
@@ -989,46 +899,28 @@
             </w:pPr>
             <w:r>
               <w:rPr>
-                <w:sz w:val="23"/>
-              </w:rPr>
-              <w:t xml:space="preserve">Проект Expo</w:t>
-            </w:r>
-          </w:p>
-        </w:tc>
-        <w:tc>
-          <w:tcPr>
-            <w:vAlign w:val="center"/>
-          </w:tcPr>
-          <w:p>
-            <w:pPr>
-              <w:pStyle w:val="TableText"/>
-              <w:ind w:firstLine="0"/>
-              <w:jc w:val="left"/>
-            </w:pPr>
-            <w:r>
-              <w:rPr>
-                <w:sz w:val="23"/>
-              </w:rPr>
-              <w:t xml:space="preserve">React Native 0.86.3 + Expo SDK 57 + TypeScript, шаблон</w:t>
-            </w:r>
-            <w:r>
-              <w:rPr>
-                <w:sz w:val="23"/>
-              </w:rPr>
-              <w:t xml:space="preserve"> </w:t>
-            </w:r>
-            <w:r>
-              <w:rPr>
                 <w:rStyle w:val="VerbatimChar"/>
                 <w:sz w:val="23"/>
               </w:rPr>
-              <w:t xml:space="preserve">blank-typescript</w:t>
-            </w:r>
-            <w:r>
-              <w:rPr>
-                <w:sz w:val="23"/>
-              </w:rPr>
-              <w:t xml:space="preserve">, 467 пакетов</w:t>
+              <w:t xml:space="preserve">README.md</w:t>
+            </w:r>
+          </w:p>
+        </w:tc>
+        <w:tc>
+          <w:tcPr>
+            <w:vAlign w:val="center"/>
+          </w:tcPr>
+          <w:p>
+            <w:pPr>
+              <w:pStyle w:val="TableText"/>
+              <w:ind w:firstLine="0"/>
+              <w:jc w:val="left"/>
+            </w:pPr>
+            <w:r>
+              <w:rPr>
+                <w:sz w:val="23"/>
+              </w:rPr>
+              <w:t xml:space="preserve">описание проекта, аудитория, сценарий, запуск</w:t>
             </w:r>
           </w:p>
         </w:tc>
@@ -1049,25 +941,25 @@
                 <w:rStyle w:val="VerbatimChar"/>
                 <w:sz w:val="23"/>
               </w:rPr>
-              <w:t xml:space="preserve">README.md</w:t>
-            </w:r>
-          </w:p>
-        </w:tc>
-        <w:tc>
-          <w:tcPr>
-            <w:vAlign w:val="center"/>
-          </w:tcPr>
-          <w:p>
-            <w:pPr>
-              <w:pStyle w:val="TableText"/>
-              <w:ind w:firstLine="0"/>
-              <w:jc w:val="left"/>
-            </w:pPr>
-            <w:r>
-              <w:rPr>
-                <w:sz w:val="23"/>
-              </w:rPr>
-              <w:t xml:space="preserve">Название, описание, тематика, аудитория, основной сценарий, состояние среды</w:t>
+              <w:t xml:space="preserve">docs/product-concept.md</w:t>
+            </w:r>
+          </w:p>
+        </w:tc>
+        <w:tc>
+          <w:tcPr>
+            <w:vAlign w:val="center"/>
+          </w:tcPr>
+          <w:p>
+            <w:pPr>
+              <w:pStyle w:val="TableText"/>
+              <w:ind w:firstLine="0"/>
+              <w:jc w:val="left"/>
+            </w:pPr>
+            <w:r>
+              <w:rPr>
+                <w:sz w:val="23"/>
+              </w:rPr>
+              <w:t xml:space="preserve">проблема, идея, аудитория, сценарий, границы MVP, API, риски</w:t>
             </w:r>
           </w:p>
         </w:tc>
@@ -1088,25 +980,25 @@
                 <w:rStyle w:val="VerbatimChar"/>
                 <w:sz w:val="23"/>
               </w:rPr>
-              <w:t xml:space="preserve">docs/product-concept.md</w:t>
-            </w:r>
-          </w:p>
-        </w:tc>
-        <w:tc>
-          <w:tcPr>
-            <w:vAlign w:val="center"/>
-          </w:tcPr>
-          <w:p>
-            <w:pPr>
-              <w:pStyle w:val="TableText"/>
-              <w:ind w:firstLine="0"/>
-              <w:jc w:val="left"/>
-            </w:pPr>
-            <w:r>
-              <w:rPr>
-                <w:sz w:val="23"/>
-              </w:rPr>
-              <w:t xml:space="preserve">Проблема, идея, аудитория, сценарий, границы MVP, кандидат API, риски</w:t>
+              <w:t xml:space="preserve">docs/backlog.md</w:t>
+            </w:r>
+          </w:p>
+        </w:tc>
+        <w:tc>
+          <w:tcPr>
+            <w:vAlign w:val="center"/>
+          </w:tcPr>
+          <w:p>
+            <w:pPr>
+              <w:pStyle w:val="TableText"/>
+              <w:ind w:firstLine="0"/>
+              <w:jc w:val="left"/>
+            </w:pPr>
+            <w:r>
+              <w:rPr>
+                <w:sz w:val="23"/>
+              </w:rPr>
+              <w:t xml:space="preserve">9 пользовательских историй, для US-1 — 6 критериев приёмки</w:t>
             </w:r>
           </w:p>
         </w:tc>
@@ -1127,25 +1019,25 @@
                 <w:rStyle w:val="VerbatimChar"/>
                 <w:sz w:val="23"/>
               </w:rPr>
-              <w:t xml:space="preserve">docs/backlog.md</w:t>
-            </w:r>
-          </w:p>
-        </w:tc>
-        <w:tc>
-          <w:tcPr>
-            <w:vAlign w:val="center"/>
-          </w:tcPr>
-          <w:p>
-            <w:pPr>
-              <w:pStyle w:val="TableText"/>
-              <w:ind w:firstLine="0"/>
-              <w:jc w:val="left"/>
-            </w:pPr>
-            <w:r>
-              <w:rPr>
-                <w:sz w:val="23"/>
-              </w:rPr>
-              <w:t xml:space="preserve">Product backlog из 9 пользовательских историй, 6 критериев приёмки для US-1</w:t>
+              <w:t xml:space="preserve">docs/environment.md</w:t>
+            </w:r>
+          </w:p>
+        </w:tc>
+        <w:tc>
+          <w:tcPr>
+            <w:vAlign w:val="center"/>
+          </w:tcPr>
+          <w:p>
+            <w:pPr>
+              <w:pStyle w:val="TableText"/>
+              <w:ind w:firstLine="0"/>
+              <w:jc w:val="left"/>
+            </w:pPr>
+            <w:r>
+              <w:rPr>
+                <w:sz w:val="23"/>
+              </w:rPr>
+              <w:t xml:space="preserve">версии инструментов и результаты проверок</w:t>
             </w:r>
           </w:p>
         </w:tc>
@@ -1166,25 +1058,25 @@
                 <w:rStyle w:val="VerbatimChar"/>
                 <w:sz w:val="23"/>
               </w:rPr>
-              <w:t xml:space="preserve">docs/environment.md</w:t>
-            </w:r>
-          </w:p>
-        </w:tc>
-        <w:tc>
-          <w:tcPr>
-            <w:vAlign w:val="center"/>
-          </w:tcPr>
-          <w:p>
-            <w:pPr>
-              <w:pStyle w:val="TableText"/>
-              <w:ind w:firstLine="0"/>
-              <w:jc w:val="left"/>
-            </w:pPr>
-            <w:r>
-              <w:rPr>
-                <w:sz w:val="23"/>
-              </w:rPr>
-              <w:t xml:space="preserve">Версии инструментов, выполненные проверки, чек-лист готовности к Sprint 1</w:t>
+              <w:t xml:space="preserve">docs/git-workflow.md</w:t>
+            </w:r>
+          </w:p>
+        </w:tc>
+        <w:tc>
+          <w:tcPr>
+            <w:vAlign w:val="center"/>
+          </w:tcPr>
+          <w:p>
+            <w:pPr>
+              <w:pStyle w:val="TableText"/>
+              <w:ind w:firstLine="0"/>
+              <w:jc w:val="left"/>
+            </w:pPr>
+            <w:r>
+              <w:rPr>
+                <w:sz w:val="23"/>
+              </w:rPr>
+              <w:t xml:space="preserve">порядок публикации спринта</w:t>
             </w:r>
           </w:p>
         </w:tc>
@@ -1205,25 +1097,25 @@
                 <w:rStyle w:val="VerbatimChar"/>
                 <w:sz w:val="23"/>
               </w:rPr>
-              <w:t xml:space="preserve">docs/git-workflow.md</w:t>
-            </w:r>
-          </w:p>
-        </w:tc>
-        <w:tc>
-          <w:tcPr>
-            <w:vAlign w:val="center"/>
-          </w:tcPr>
-          <w:p>
-            <w:pPr>
-              <w:pStyle w:val="TableText"/>
-              <w:ind w:firstLine="0"/>
-              <w:jc w:val="left"/>
-            </w:pPr>
-            <w:r>
-              <w:rPr>
-                <w:sz w:val="23"/>
-              </w:rPr>
-              <w:t xml:space="preserve">Процесс публикации: ветка, pull request, тег, доступ преподавателя</w:t>
+              <w:t xml:space="preserve">assets/data/countries.fallback.json</w:t>
+            </w:r>
+          </w:p>
+        </w:tc>
+        <w:tc>
+          <w:tcPr>
+            <w:vAlign w:val="center"/>
+          </w:tcPr>
+          <w:p>
+            <w:pPr>
+              <w:pStyle w:val="TableText"/>
+              <w:ind w:firstLine="0"/>
+              <w:jc w:val="left"/>
+            </w:pPr>
+            <w:r>
+              <w:rPr>
+                <w:sz w:val="23"/>
+              </w:rPr>
+              <w:t xml:space="preserve">резервные данные: 12 стран</w:t>
             </w:r>
           </w:p>
         </w:tc>
@@ -1244,25 +1136,25 @@
                 <w:rStyle w:val="VerbatimChar"/>
                 <w:sz w:val="23"/>
               </w:rPr>
-              <w:t xml:space="preserve">assets/data/countries.fallback.json</w:t>
-            </w:r>
-          </w:p>
-        </w:tc>
-        <w:tc>
-          <w:tcPr>
-            <w:vAlign w:val="center"/>
-          </w:tcPr>
-          <w:p>
-            <w:pPr>
-              <w:pStyle w:val="TableText"/>
-              <w:ind w:firstLine="0"/>
-              <w:jc w:val="left"/>
-            </w:pPr>
-            <w:r>
-              <w:rPr>
-                <w:sz w:val="23"/>
-              </w:rPr>
-              <w:t xml:space="preserve">Резервный источник данных: 12 стран из реальных ответов API</w:t>
+              <w:t xml:space="preserve">App.tsx</w:t>
+            </w:r>
+          </w:p>
+        </w:tc>
+        <w:tc>
+          <w:tcPr>
+            <w:vAlign w:val="center"/>
+          </w:tcPr>
+          <w:p>
+            <w:pPr>
+              <w:pStyle w:val="TableText"/>
+              <w:ind w:firstLine="0"/>
+              <w:jc w:val="left"/>
+            </w:pPr>
+            <w:r>
+              <w:rPr>
+                <w:sz w:val="23"/>
+              </w:rPr>
+              <w:t xml:space="preserve">экран-заглушка</w:t>
             </w:r>
           </w:p>
         </w:tc>
@@ -1283,64 +1175,38 @@
                 <w:rStyle w:val="VerbatimChar"/>
                 <w:sz w:val="23"/>
               </w:rPr>
-              <w:t xml:space="preserve">App.tsx</w:t>
-            </w:r>
-          </w:p>
-        </w:tc>
-        <w:tc>
-          <w:tcPr>
-            <w:vAlign w:val="center"/>
-          </w:tcPr>
-          <w:p>
-            <w:pPr>
-              <w:pStyle w:val="TableText"/>
-              <w:ind w:firstLine="0"/>
-              <w:jc w:val="left"/>
-            </w:pPr>
-            <w:r>
-              <w:rPr>
-                <w:sz w:val="23"/>
-              </w:rPr>
-              <w:t xml:space="preserve">Экран-заглушка Sprint 0</w:t>
-            </w:r>
-          </w:p>
-        </w:tc>
-      </w:tr>
-      <w:tr>
-        <w:tc>
-          <w:tcPr>
-            <w:vAlign w:val="center"/>
-          </w:tcPr>
-          <w:p>
-            <w:pPr>
-              <w:pStyle w:val="TableText"/>
-              <w:ind w:firstLine="0"/>
-              <w:jc w:val="left"/>
-            </w:pPr>
+              <w:t xml:space="preserve">.gitignore</w:t>
+            </w:r>
+          </w:p>
+        </w:tc>
+        <w:tc>
+          <w:tcPr>
+            <w:vAlign w:val="center"/>
+          </w:tcPr>
+          <w:p>
+            <w:pPr>
+              <w:pStyle w:val="TableText"/>
+              <w:ind w:firstLine="0"/>
+              <w:jc w:val="left"/>
+            </w:pPr>
+            <w:r>
+              <w:rPr>
+                <w:sz w:val="23"/>
+              </w:rPr>
+              <w:t xml:space="preserve">добавлены</w:t>
+            </w:r>
+            <w:r>
+              <w:rPr>
+                <w:sz w:val="23"/>
+              </w:rPr>
+              <w:t xml:space="preserve"> </w:t>
+            </w:r>
             <w:r>
               <w:rPr>
                 <w:rStyle w:val="VerbatimChar"/>
                 <w:sz w:val="23"/>
               </w:rPr>
-              <w:t xml:space="preserve">CHANGELOG.md</w:t>
-            </w:r>
-          </w:p>
-        </w:tc>
-        <w:tc>
-          <w:tcPr>
-            <w:vAlign w:val="center"/>
-          </w:tcPr>
-          <w:p>
-            <w:pPr>
-              <w:pStyle w:val="TableText"/>
-              <w:ind w:firstLine="0"/>
-              <w:jc w:val="left"/>
-            </w:pPr>
-            <w:r>
-              <w:rPr>
-                <w:sz w:val="23"/>
-              </w:rPr>
-              <w:t xml:space="preserve">Запись о выпуске</w:t>
+              <w:t xml:space="preserve">.env</w:t>
             </w:r>
             <w:r>
               <w:rPr>
@@ -1350,67 +1216,144 @@
             </w:r>
             <w:r>
               <w:rPr>
+                <w:sz w:val="23"/>
+              </w:rPr>
+              <w:t xml:space="preserve">и</w:t>
+            </w:r>
+            <w:r>
+              <w:rPr>
+                <w:sz w:val="23"/>
+              </w:rPr>
+              <w:t xml:space="preserve"> </w:t>
+            </w:r>
+            <w:r>
+              <w:rPr>
                 <w:rStyle w:val="VerbatimChar"/>
                 <w:sz w:val="23"/>
               </w:rPr>
-              <w:t xml:space="preserve">sprint-0</w:t>
+              <w:t xml:space="preserve">.env.*</w:t>
+            </w:r>
+            <w:r>
+              <w:rPr>
+                <w:sz w:val="23"/>
+              </w:rPr>
+              <w:t xml:space="preserve">, чтобы не закоммитить ключи</w:t>
             </w:r>
           </w:p>
         </w:tc>
       </w:tr>
     </w:tbl>
+    <w:bookmarkEnd w:id="14"/>
+    <w:bookmarkStart w:id="15" w:name="тема-и-идея"/>
+    <w:p>
+      <w:pPr>
+        <w:pStyle w:val="Heading3"/>
+      </w:pPr>
+      <w:r>
+        <w:t xml:space="preserve">Тема и идея</w:t>
+      </w:r>
+    </w:p>
+    <w:p>
+      <w:pPr>
+        <w:pStyle w:val="FirstParagraph"/>
+      </w:pPr>
+      <w:r>
+        <w:t xml:space="preserve">Тема — страны мира, название — WorldDex.</w:t>
+      </w:r>
+    </w:p>
     <w:p>
       <w:pPr>
         <w:pStyle w:val="BodyText"/>
       </w:pPr>
       <w:r>
-        <w:t xml:space="preserve">Сформулированная концепция:</w:t>
+        <w:t xml:space="preserve">Проблема: факты об одной стране разбросаны по разным сайтам, у источников разные годы, поэтому</w:t>
       </w:r>
       <w:r>
         <w:t xml:space="preserve"> </w:t>
       </w:r>
       <w:r>
+        <w:t xml:space="preserve">страны трудно сравнивать, а без интернета ничего не найти.</w:t>
+      </w:r>
+    </w:p>
+    <w:p>
+      <w:pPr>
+        <w:pStyle w:val="BodyText"/>
+      </w:pPr>
+      <w:r>
+        <w:t xml:space="preserve">Идея: одна карточка на страну, все данные из World Bank за один период, резервный набор для</w:t>
+      </w:r>
+      <w:r>
+        <w:t xml:space="preserve"> </w:t>
+      </w:r>
+      <w:r>
+        <w:t xml:space="preserve">работы без сети.</w:t>
+      </w:r>
+    </w:p>
+    <w:p>
+      <w:pPr>
+        <w:pStyle w:val="BodyText"/>
+      </w:pPr>
+      <w:r>
+        <w:t xml:space="preserve">Аудитория — студенты 1–2 курса и старшеклассники, которые готовят доклады. Основной сценарий:</w:t>
+      </w:r>
+      <w:r>
+        <w:t xml:space="preserve"> </w:t>
+      </w:r>
+      <w:r>
+        <w:t xml:space="preserve">открыть приложение, найти Японию через поиск, открыть карточку, прочитать факты и вернуться</w:t>
+      </w:r>
+      <w:r>
+        <w:t xml:space="preserve"> </w:t>
+      </w:r>
+      <w:r>
+        <w:t xml:space="preserve">к списку.</w:t>
+      </w:r>
+    </w:p>
+    <w:bookmarkEnd w:id="15"/>
+    <w:bookmarkStart w:id="16" w:name="проект"/>
+    <w:p>
+      <w:pPr>
+        <w:pStyle w:val="Heading3"/>
+      </w:pPr>
+      <w:r>
+        <w:t xml:space="preserve">Проект</w:t>
+      </w:r>
+    </w:p>
+    <w:p>
+      <w:pPr>
+        <w:pStyle w:val="FirstParagraph"/>
+      </w:pPr>
+      <w:r>
+        <w:t xml:space="preserve">Проект создан из шаблона без лишних библиотек:</w:t>
+      </w:r>
+    </w:p>
+    <w:p>
+      <w:pPr>
+        <w:pStyle w:val="SourceCode"/>
+      </w:pPr>
+      <w:r>
         <w:rPr>
-          <w:b/>
-          <w:bCs/>
+          <w:rStyle w:val="ExtensionTok"/>
         </w:rPr>
-        <w:t xml:space="preserve">один экран поиска → одна карточка страны → все базовые факты,</w:t>
+        <w:t xml:space="preserve">npx</w:t>
       </w:r>
       <w:r>
         <w:rPr>
-          <w:b/>
-          <w:bCs/>
+          <w:rStyle w:val="NormalTok"/>
         </w:rPr>
-        <w:t xml:space="preserve"> </w:t>
+        <w:t xml:space="preserve"> create-expo-app@latest worlddex </w:t>
       </w:r>
       <w:r>
         <w:rPr>
-          <w:b/>
-          <w:bCs/>
+          <w:rStyle w:val="AttributeTok"/>
         </w:rPr>
-        <w:t xml:space="preserve">сопоставимые между странами и доступные offline.</w:t>
-      </w:r>
-      <w:r>
-        <w:t xml:space="preserve"> </w:t>
-      </w:r>
-      <w:r>
-        <w:t xml:space="preserve">Целевая аудитория — студенты 1–2 курса и</w:t>
-      </w:r>
-      <w:r>
-        <w:t xml:space="preserve"> </w:t>
-      </w:r>
-      <w:r>
-        <w:t xml:space="preserve">старшеклассники, готовящие доклады по географии и экономике.</w:t>
-      </w:r>
-    </w:p>
-    <w:bookmarkEnd w:id="14"/>
-    <w:bookmarkStart w:id="15" w:name="ключевые-технические-решения"/>
-    <w:p>
-      <w:pPr>
-        <w:pStyle w:val="Heading4"/>
-      </w:pPr>
-      <w:r>
-        <w:t xml:space="preserve">Ключевые технические решения</w:t>
+        <w:t xml:space="preserve">--template</w:t>
+      </w:r>
+      <w:r>
+        <w:rPr>
+          <w:rStyle w:val="NormalTok"/>
+        </w:rPr>
+        <w:t xml:space="preserve"> blank-typescript</w:t>
       </w:r>
     </w:p>
     <w:p>
@@ -1418,248 +1361,7 @@
         <w:pStyle w:val="FirstParagraph"/>
       </w:pPr>
       <w:r>
-        <w:rPr>
-          <w:b/>
-          <w:bCs/>
-        </w:rPr>
-        <w:t xml:space="preserve">1. Expo вместо React Native CLI.</w:t>
-      </w:r>
-      <w:r>
-        <w:t xml:space="preserve"> </w:t>
-      </w:r>
-      <w:r>
-        <w:t xml:space="preserve">Expo даёт запуск на физическом устройстве через Expo Go без</w:t>
-      </w:r>
-      <w:r>
-        <w:t xml:space="preserve"> </w:t>
-      </w:r>
-      <w:r>
-        <w:t xml:space="preserve">установки Android Studio и JDK, что сокращает время до первой рабочей сборки. Шаблон</w:t>
-      </w:r>
-      <w:r>
-        <w:t xml:space="preserve"> </w:t>
-      </w:r>
-      <w:r>
-        <w:rPr>
-          <w:rStyle w:val="VerbatimChar"/>
-        </w:rPr>
-        <w:t xml:space="preserve">blank-typescript</w:t>
-      </w:r>
-      <w:r>
-        <w:t xml:space="preserve"> </w:t>
-      </w:r>
-      <w:r>
-        <w:t xml:space="preserve">выбран сознательно: он не тянет навигацию и глобальное состояние, то есть</w:t>
-      </w:r>
-      <w:r>
-        <w:t xml:space="preserve"> </w:t>
-      </w:r>
-      <w:r>
-        <w:t xml:space="preserve">не нарушает ограничение спринта «не добавлять Redux, базу данных, навигацию и сложную архитектуру».</w:t>
-      </w:r>
-    </w:p>
-    <w:p>
-      <w:pPr>
-        <w:pStyle w:val="BodyText"/>
-      </w:pPr>
-      <w:r>
-        <w:rPr>
-          <w:b/>
-          <w:bCs/>
-        </w:rPr>
-        <w:t xml:space="preserve">2. World Bank Indicators API v2 как источник данных.</w:t>
-      </w:r>
-      <w:r>
-        <w:t xml:space="preserve"> </w:t>
-      </w:r>
-      <w:r>
-        <w:t xml:space="preserve">Ключевое решение спринта. Первоначальный</w:t>
-      </w:r>
-      <w:r>
-        <w:t xml:space="preserve"> </w:t>
-      </w:r>
-      <w:r>
-        <w:t xml:space="preserve">кандидат — REST Countries v3.1 — оказался нерабочим (см. раздел «Возникшие проблемы»). Итоговый</w:t>
-      </w:r>
-      <w:r>
-        <w:t xml:space="preserve"> </w:t>
-      </w:r>
-      <w:r>
-        <w:t xml:space="preserve">выбор обоснован тремя свойствами: доступ без API-ключа и регистрации (значит, ограничение «не</w:t>
-      </w:r>
-      <w:r>
-        <w:t xml:space="preserve"> </w:t>
-      </w:r>
-      <w:r>
-        <w:t xml:space="preserve">размещать секреты в репозитории» выполняется автоматически), официальный источник с лицензией</w:t>
-      </w:r>
-      <w:r>
-        <w:t xml:space="preserve"> </w:t>
-      </w:r>
-      <w:r>
-        <w:t xml:space="preserve">CC BY-4.0 и единый набор полей для всех стран за один период — это и есть техническая основа</w:t>
-      </w:r>
-      <w:r>
-        <w:t xml:space="preserve"> </w:t>
-      </w:r>
-      <w:r>
-        <w:t xml:space="preserve">заявленной сопоставимости данных.</w:t>
-      </w:r>
-    </w:p>
-    <w:p>
-      <w:pPr>
-        <w:pStyle w:val="BodyText"/>
-      </w:pPr>
-      <w:r>
-        <w:rPr>
-          <w:b/>
-          <w:bCs/>
-        </w:rPr>
-        <w:t xml:space="preserve">3. Разделение источников: данные и изображения.</w:t>
-      </w:r>
-      <w:r>
-        <w:t xml:space="preserve"> </w:t>
-      </w:r>
-      <w:r>
-        <w:t xml:space="preserve">World Bank API не отдаёт флаги, поэтому</w:t>
-      </w:r>
-      <w:r>
-        <w:t xml:space="preserve"> </w:t>
-      </w:r>
-      <w:r>
-        <w:t xml:space="preserve">изображения берутся с</w:t>
-      </w:r>
-      <w:r>
-        <w:t xml:space="preserve"> </w:t>
-      </w:r>
-      <w:r>
-        <w:rPr>
-          <w:rStyle w:val="VerbatimChar"/>
-        </w:rPr>
-        <w:t xml:space="preserve">flagcdn.com</w:t>
-      </w:r>
-      <w:r>
-        <w:t xml:space="preserve"> </w:t>
-      </w:r>
-      <w:r>
-        <w:t xml:space="preserve">по коду</w:t>
-      </w:r>
-      <w:r>
-        <w:t xml:space="preserve"> </w:t>
-      </w:r>
-      <w:r>
-        <w:rPr>
-          <w:rStyle w:val="VerbatimChar"/>
-        </w:rPr>
-        <w:t xml:space="preserve">iso2Code</w:t>
-      </w:r>
-      <w:r>
-        <w:t xml:space="preserve">, который приходит вместе с данными страны.</w:t>
-      </w:r>
-      <w:r>
-        <w:t xml:space="preserve"> </w:t>
-      </w:r>
-      <w:r>
-        <w:t xml:space="preserve">Это позволяет не тащить в проект тяжёлый набор изображений и не искать API, покрывающий всё сразу.</w:t>
-      </w:r>
-    </w:p>
-    <w:p>
-      <w:pPr>
-        <w:pStyle w:val="BodyText"/>
-      </w:pPr>
-      <w:r>
-        <w:rPr>
-          <w:b/>
-          <w:bCs/>
-        </w:rPr>
-        <w:t xml:space="preserve">4. Резервный источник, сгенерированный из реальных ответов API.</w:t>
-      </w:r>
-      <w:r>
-        <w:t xml:space="preserve"> </w:t>
-      </w:r>
-      <w:r>
-        <w:t xml:space="preserve">Файл</w:t>
-      </w:r>
-      <w:r>
-        <w:t xml:space="preserve"> </w:t>
-      </w:r>
-      <w:r>
-        <w:rPr>
-          <w:rStyle w:val="VerbatimChar"/>
-        </w:rPr>
-        <w:t xml:space="preserve">countries.fallback.json</w:t>
-      </w:r>
-      <w:r>
-        <w:t xml:space="preserve"> </w:t>
-      </w:r>
-      <w:r>
-        <w:t xml:space="preserve">не написан вручную, а собран из фактических ответов</w:t>
-      </w:r>
-      <w:r>
-        <w:t xml:space="preserve"> </w:t>
-      </w:r>
-      <w:r>
-        <w:rPr>
-          <w:rStyle w:val="VerbatimChar"/>
-        </w:rPr>
-        <w:t xml:space="preserve">/v2/country</w:t>
-      </w:r>
-      <w:r>
-        <w:t xml:space="preserve"> </w:t>
-      </w:r>
-      <w:r>
-        <w:t xml:space="preserve">и</w:t>
-      </w:r>
-      <w:r>
-        <w:t xml:space="preserve"> </w:t>
-      </w:r>
-      <w:r>
-        <w:rPr>
-          <w:rStyle w:val="VerbatimChar"/>
-        </w:rPr>
-        <w:t xml:space="preserve">/v2/country/{ISO3}/indicator/SP.POP.TOTL</w:t>
-      </w:r>
-      <w:r>
-        <w:t xml:space="preserve">. В секции</w:t>
-      </w:r>
-      <w:r>
-        <w:t xml:space="preserve"> </w:t>
-      </w:r>
-      <w:r>
-        <w:rPr>
-          <w:rStyle w:val="VerbatimChar"/>
-        </w:rPr>
-        <w:t xml:space="preserve">meta</w:t>
-      </w:r>
-      <w:r>
-        <w:t xml:space="preserve"> </w:t>
-      </w:r>
-      <w:r>
-        <w:t xml:space="preserve">сохранены исходные</w:t>
-      </w:r>
-      <w:r>
-        <w:t xml:space="preserve"> </w:t>
-      </w:r>
-      <w:r>
-        <w:t xml:space="preserve">URL, идентификатор индикатора, дата генерации и лицензия. Это исключает расхождение форматов</w:t>
-      </w:r>
-      <w:r>
-        <w:t xml:space="preserve"> </w:t>
-      </w:r>
-      <w:r>
-        <w:t xml:space="preserve">между основным и резервным источником в Sprint 2 при реализации US-5.</w:t>
-      </w:r>
-    </w:p>
-    <w:p>
-      <w:pPr>
-        <w:pStyle w:val="BodyText"/>
-      </w:pPr>
-      <w:r>
-        <w:rPr>
-          <w:b/>
-          <w:bCs/>
-        </w:rPr>
-        <w:t xml:space="preserve">5. Экран-заглушка вместо интерфейса.</w:t>
+        <w:t xml:space="preserve">В шаблоне нет навигации и глобального состояния, что подходит под ограничения спринта.</w:t>
       </w:r>
       <w:r>
         <w:t xml:space="preserve"> </w:t>
@@ -1674,129 +1376,128 @@
         <w:t xml:space="preserve"> </w:t>
       </w:r>
       <w:r>
-        <w:t xml:space="preserve">показывает название продукта, источник данных</w:t>
+        <w:t xml:space="preserve">показывает заглушку с названием, источником данных и следующим шагом. Она нужна только</w:t>
       </w:r>
       <w:r>
         <w:t xml:space="preserve"> </w:t>
       </w:r>
       <w:r>
-        <w:t xml:space="preserve">и следующий шаг. Задача экрана — подтвердить сборку и запуск, а не изобразить будущий справочник:</w:t>
-      </w:r>
-      <w:r>
-        <w:t xml:space="preserve"> </w:t>
-      </w:r>
-      <w:r>
-        <w:t xml:space="preserve">ограничение «не создавать полноценный пользовательский интерфейс в рамках Sprint 0» соблюдено.</w:t>
-      </w:r>
-    </w:p>
-    <w:p>
-      <w:pPr>
-        <w:pStyle w:val="BodyText"/>
-      </w:pPr>
-      <w:r>
-        <w:rPr>
-          <w:b/>
-          <w:bCs/>
-        </w:rPr>
-        <w:t xml:space="preserve">6. Усиление</w:t>
-      </w:r>
-      <w:r>
-        <w:rPr>
-          <w:b/>
-          <w:bCs/>
-        </w:rPr>
-        <w:t xml:space="preserve"> </w:t>
-      </w:r>
-      <w:r>
-        <w:rPr>
-          <w:rStyle w:val="VerbatimChar"/>
-          <w:b/>
-          <w:bCs/>
-        </w:rPr>
-        <w:t xml:space="preserve">.gitignore</w:t>
-      </w:r>
-      <w:r>
-        <w:rPr>
-          <w:b/>
-          <w:bCs/>
-        </w:rPr>
-        <w:t xml:space="preserve">.</w:t>
-      </w:r>
-      <w:r>
-        <w:t xml:space="preserve"> </w:t>
-      </w:r>
-      <w:r>
-        <w:t xml:space="preserve">Шаблон Expo игнорирует только</w:t>
-      </w:r>
-      <w:r>
-        <w:t xml:space="preserve"> </w:t>
-      </w:r>
+        <w:t xml:space="preserve">для того, чтобы проверить, что проект собирается и запускается.</w:t>
+      </w:r>
+    </w:p>
+    <w:bookmarkEnd w:id="16"/>
+    <w:bookmarkStart w:id="17" w:name="выбор-api"/>
+    <w:p>
+      <w:pPr>
+        <w:pStyle w:val="Heading3"/>
+      </w:pPr>
+      <w:r>
+        <w:t xml:space="preserve">Выбор API</w:t>
+      </w:r>
+    </w:p>
+    <w:p>
+      <w:pPr>
+        <w:pStyle w:val="FirstParagraph"/>
+      </w:pPr>
+      <w:r>
+        <w:t xml:space="preserve">Сначала рассматривался REST Countries v3.1, но запрос показал, что версия устарела:</w:t>
+      </w:r>
+    </w:p>
+    <w:p>
+      <w:pPr>
+        <w:pStyle w:val="SourceCode"/>
+      </w:pPr>
       <w:r>
         <w:rPr>
           <w:rStyle w:val="VerbatimChar"/>
         </w:rPr>
-        <w:t xml:space="preserve">.env*.local</w:t>
-      </w:r>
-      <w:r>
-        <w:t xml:space="preserve">. Добавлены</w:t>
-      </w:r>
-      <w:r>
-        <w:t xml:space="preserve"> </w:t>
+        <w:t xml:space="preserve">GET https://restcountries.com/v3.1/name/japan</w:t>
+      </w:r>
+      <w:r>
+        <w:br/>
       </w:r>
       <w:r>
         <w:rPr>
           <w:rStyle w:val="VerbatimChar"/>
         </w:rPr>
-        <w:t xml:space="preserve">.env</w:t>
-      </w:r>
-      <w:r>
-        <w:t xml:space="preserve"> </w:t>
-      </w:r>
-      <w:r>
-        <w:t xml:space="preserve">и</w:t>
-      </w:r>
-      <w:r>
-        <w:t xml:space="preserve"> </w:t>
+        <w:t xml:space="preserve">HTTP 200</w:t>
+      </w:r>
+      <w:r>
+        <w:br/>
       </w:r>
       <w:r>
         <w:rPr>
           <w:rStyle w:val="VerbatimChar"/>
         </w:rPr>
-        <w:t xml:space="preserve">.env.*</w:t>
-      </w:r>
-      <w:r>
-        <w:t xml:space="preserve"> </w:t>
-      </w:r>
-      <w:r>
-        <w:t xml:space="preserve">с исключением</w:t>
-      </w:r>
-      <w:r>
-        <w:t xml:space="preserve"> </w:t>
+        <w:t xml:space="preserve">{ "success": false, "data": null,</w:t>
+      </w:r>
+      <w:r>
+        <w:br/>
       </w:r>
       <w:r>
         <w:rPr>
           <w:rStyle w:val="VerbatimChar"/>
         </w:rPr>
-        <w:t xml:space="preserve">.env.example</w:t>
-      </w:r>
-      <w:r>
-        <w:t xml:space="preserve">, чтобы ограничение о секретах выполнялось и в случае,</w:t>
+        <w:t xml:space="preserve">  "errors": [{ "message": "This API version has been deprecated..." }] }</w:t>
+      </w:r>
+    </w:p>
+    <w:p>
+      <w:pPr>
+        <w:pStyle w:val="FirstParagraph"/>
+      </w:pPr>
+      <w:r>
+        <w:t xml:space="preserve">Новая версия v5 требует регистрацию и ключ. Поэтому выбран World Bank Indicators API v2: он</w:t>
       </w:r>
       <w:r>
         <w:t xml:space="preserve"> </w:t>
       </w:r>
       <w:r>
-        <w:t xml:space="preserve">если в следующих спринтах появится источник данных с ключом.</w:t>
-      </w:r>
-    </w:p>
-    <w:bookmarkEnd w:id="15"/>
-    <w:bookmarkStart w:id="16" w:name="проверка-результата"/>
-    <w:p>
-      <w:pPr>
-        <w:pStyle w:val="Heading4"/>
-      </w:pPr>
-      <w:r>
-        <w:t xml:space="preserve">Проверка результата</w:t>
+        <w:t xml:space="preserve">бесплатный, работает без ключа, данные официальные, лицензия CC BY-4.0. Флаги в нём не отдаются,</w:t>
+      </w:r>
+      <w:r>
+        <w:t xml:space="preserve"> </w:t>
+      </w:r>
+      <w:r>
+        <w:t xml:space="preserve">их берём с flagcdn.com.</w:t>
+      </w:r>
+    </w:p>
+    <w:p>
+      <w:pPr>
+        <w:pStyle w:val="BodyText"/>
+      </w:pPr>
+      <w:r>
+        <w:t xml:space="preserve">Резервные данные в</w:t>
+      </w:r>
+      <w:r>
+        <w:t xml:space="preserve"> </w:t>
+      </w:r>
+      <w:r>
+        <w:rPr>
+          <w:rStyle w:val="VerbatimChar"/>
+        </w:rPr>
+        <w:t xml:space="preserve">assets/data/countries.fallback.json</w:t>
+      </w:r>
+      <w:r>
+        <w:t xml:space="preserve"> </w:t>
+      </w:r>
+      <w:r>
+        <w:t xml:space="preserve">собраны из настоящих ответов API,</w:t>
+      </w:r>
+      <w:r>
+        <w:t xml:space="preserve"> </w:t>
+      </w:r>
+      <w:r>
+        <w:t xml:space="preserve">а не написаны вручную. Поэтому формат у них такой же, как у основного источника.</w:t>
+      </w:r>
+    </w:p>
+    <w:bookmarkEnd w:id="17"/>
+    <w:bookmarkStart w:id="21" w:name="проверка"/>
+    <w:p>
+      <w:pPr>
+        <w:pStyle w:val="Heading3"/>
+      </w:pPr>
+      <w:r>
+        <w:t xml:space="preserve">Проверка</w:t>
       </w:r>
     </w:p>
     <w:tbl>
@@ -1867,7 +1568,7 @@
                 <w:b/>
                 <w:sz w:val="23"/>
               </w:rPr>
-              <w:t xml:space="preserve">Команда</w:t>
+              <w:t xml:space="preserve">Команда или запрос</w:t>
             </w:r>
           </w:p>
         </w:tc>
@@ -1907,7 +1608,7 @@
               <w:rPr>
                 <w:sz w:val="23"/>
               </w:rPr>
-              <w:t xml:space="preserve">Проверка типов</w:t>
+              <w:t xml:space="preserve">Типы</w:t>
             </w:r>
           </w:p>
         </w:tc>
@@ -1928,48 +1629,23 @@
               </w:rPr>
               <w:t xml:space="preserve">npm run typecheck</w:t>
             </w:r>
-            <w:r>
-              <w:rPr>
-                <w:sz w:val="23"/>
-              </w:rPr>
-              <w:t xml:space="preserve"> </w:t>
-            </w:r>
-            <w:r>
-              <w:rPr>
-                <w:sz w:val="23"/>
-              </w:rPr>
-              <w:t xml:space="preserve">(</w:t>
-            </w:r>
-            <w:r>
-              <w:rPr>
-                <w:rStyle w:val="VerbatimChar"/>
-                <w:sz w:val="23"/>
-              </w:rPr>
-              <w:t xml:space="preserve">tsc --noEmit</w:t>
-            </w:r>
-            <w:r>
-              <w:rPr>
-                <w:sz w:val="23"/>
-              </w:rPr>
-              <w:t xml:space="preserve">)</w:t>
-            </w:r>
-          </w:p>
-        </w:tc>
-        <w:tc>
-          <w:tcPr>
-            <w:vAlign w:val="center"/>
-          </w:tcPr>
-          <w:p>
-            <w:pPr>
-              <w:pStyle w:val="TableText"/>
-              <w:ind w:firstLine="0"/>
-              <w:jc w:val="left"/>
-            </w:pPr>
-            <w:r>
-              <w:rPr>
-                <w:sz w:val="23"/>
-              </w:rPr>
-              <w:t xml:space="preserve">Успешно, код возврата 0, ошибок нет</w:t>
+          </w:p>
+        </w:tc>
+        <w:tc>
+          <w:tcPr>
+            <w:vAlign w:val="center"/>
+          </w:tcPr>
+          <w:p>
+            <w:pPr>
+              <w:pStyle w:val="TableText"/>
+              <w:ind w:firstLine="0"/>
+              <w:jc w:val="left"/>
+            </w:pPr>
+            <w:r>
+              <w:rPr>
+                <w:sz w:val="23"/>
+              </w:rPr>
+              <w:t xml:space="preserve">без ошибок</w:t>
             </w:r>
           </w:p>
         </w:tc>
@@ -1989,7 +1665,7 @@
               <w:rPr>
                 <w:sz w:val="23"/>
               </w:rPr>
-              <w:t xml:space="preserve">Конфигурация проекта</w:t>
+              <w:t xml:space="preserve">Конфигурация</w:t>
             </w:r>
           </w:p>
         </w:tc>
@@ -2010,50 +1686,23 @@
               </w:rPr>
               <w:t xml:space="preserve">npm run doctor</w:t>
             </w:r>
-            <w:r>
-              <w:rPr>
-                <w:sz w:val="23"/>
-              </w:rPr>
-              <w:t xml:space="preserve"> </w:t>
-            </w:r>
-            <w:r>
-              <w:rPr>
-                <w:sz w:val="23"/>
-              </w:rPr>
-              <w:t xml:space="preserve">(</w:t>
-            </w:r>
-            <w:r>
-              <w:rPr>
-                <w:rStyle w:val="VerbatimChar"/>
-                <w:sz w:val="23"/>
-              </w:rPr>
-              <w:t xml:space="preserve">expo-doctor</w:t>
-            </w:r>
-            <w:r>
-              <w:rPr>
-                <w:sz w:val="23"/>
-              </w:rPr>
-              <w:t xml:space="preserve">)</w:t>
-            </w:r>
-          </w:p>
-        </w:tc>
-        <w:tc>
-          <w:tcPr>
-            <w:vAlign w:val="center"/>
-          </w:tcPr>
-          <w:p>
-            <w:pPr>
-              <w:pStyle w:val="TableText"/>
-              <w:ind w:firstLine="0"/>
-              <w:jc w:val="left"/>
-            </w:pPr>
-            <w:r>
-              <w:rPr>
-                <w:b/>
-                <w:bCs/>
-                <w:sz w:val="23"/>
-              </w:rPr>
-              <w:t xml:space="preserve">21/21 проверок пройдено, проблем не обнаружено</w:t>
+          </w:p>
+        </w:tc>
+        <w:tc>
+          <w:tcPr>
+            <w:vAlign w:val="center"/>
+          </w:tcPr>
+          <w:p>
+            <w:pPr>
+              <w:pStyle w:val="TableText"/>
+              <w:ind w:firstLine="0"/>
+              <w:jc w:val="left"/>
+            </w:pPr>
+            <w:r>
+              <w:rPr>
+                <w:sz w:val="23"/>
+              </w:rPr>
+              <w:t xml:space="preserve">21/21</w:t>
             </w:r>
           </w:p>
         </w:tc>
@@ -2073,7 +1722,7 @@
               <w:rPr>
                 <w:sz w:val="23"/>
               </w:rPr>
-              <w:t xml:space="preserve">Доступность API: список стран</w:t>
+              <w:t xml:space="preserve">Список стран</w:t>
             </w:r>
           </w:p>
         </w:tc>
@@ -2130,7 +1779,7 @@
               <w:rPr>
                 <w:sz w:val="23"/>
               </w:rPr>
-              <w:t xml:space="preserve">Доступность API: одна страна</w:t>
+              <w:t xml:space="preserve">Одна страна</w:t>
             </w:r>
           </w:p>
         </w:tc>
@@ -2167,26 +1816,7 @@
               <w:rPr>
                 <w:sz w:val="23"/>
               </w:rPr>
-              <w:t xml:space="preserve">200,</w:t>
-            </w:r>
-            <w:r>
-              <w:rPr>
-                <w:sz w:val="23"/>
-              </w:rPr>
-              <w:t xml:space="preserve"> </w:t>
-            </w:r>
-            <w:r>
-              <w:rPr>
-                <w:rStyle w:val="VerbatimChar"/>
-                <w:sz w:val="23"/>
-              </w:rPr>
-              <w:t xml:space="preserve">capitalCity: Moscow</w:t>
-            </w:r>
-            <w:r>
-              <w:rPr>
-                <w:sz w:val="23"/>
-              </w:rPr>
-              <w:t xml:space="preserve">, регион и уровень дохода получены</w:t>
+              <w:t xml:space="preserve">200, столица Moscow</w:t>
             </w:r>
           </w:p>
         </w:tc>
@@ -2206,7 +1836,7 @@
               <w:rPr>
                 <w:sz w:val="23"/>
               </w:rPr>
-              <w:t xml:space="preserve">Доступность API: фильтр</w:t>
+              <w:t xml:space="preserve">Страны региона</w:t>
             </w:r>
           </w:p>
         </w:tc>
@@ -2243,7 +1873,7 @@
               <w:rPr>
                 <w:sz w:val="23"/>
               </w:rPr>
-              <w:t xml:space="preserve">200, 58 стран региона, пагинация работает</w:t>
+              <w:t xml:space="preserve">200, 58 стран</w:t>
             </w:r>
           </w:p>
         </w:tc>
@@ -2263,7 +1893,7 @@
               <w:rPr>
                 <w:sz w:val="23"/>
               </w:rPr>
-              <w:t xml:space="preserve">Доступность API: индикатор</w:t>
+              <w:t xml:space="preserve">Население</w:t>
             </w:r>
           </w:p>
         </w:tc>
@@ -2320,7 +1950,7 @@
               <w:rPr>
                 <w:sz w:val="23"/>
               </w:rPr>
-              <w:t xml:space="preserve">Обработка неверного кода</w:t>
+              <w:t xml:space="preserve">Неверный код</w:t>
             </w:r>
           </w:p>
         </w:tc>
@@ -2357,7 +1987,7 @@
               <w:rPr>
                 <w:sz w:val="23"/>
               </w:rPr>
-              <w:t xml:space="preserve">200 с телом-ошибкой — ограничение подтверждено экспериментально</w:t>
+              <w:t xml:space="preserve">200, ошибка в теле ответа</w:t>
             </w:r>
           </w:p>
         </w:tc>
@@ -2377,7 +2007,7 @@
               <w:rPr>
                 <w:sz w:val="23"/>
               </w:rPr>
-              <w:t xml:space="preserve">Доступность изображений</w:t>
+              <w:t xml:space="preserve">Флаг</w:t>
             </w:r>
           </w:p>
         </w:tc>
@@ -2396,113 +2026,25 @@
                 <w:rStyle w:val="VerbatimChar"/>
                 <w:sz w:val="23"/>
               </w:rPr>
-              <w:t xml:space="preserve">GET https://flagcdn.com/w320/{ru,br,gb,jp}.png</w:t>
-            </w:r>
-          </w:p>
-        </w:tc>
-        <w:tc>
-          <w:tcPr>
-            <w:vAlign w:val="center"/>
-          </w:tcPr>
-          <w:p>
-            <w:pPr>
-              <w:pStyle w:val="TableText"/>
-              <w:ind w:firstLine="0"/>
-              <w:jc w:val="left"/>
-            </w:pPr>
-            <w:r>
-              <w:rPr>
-                <w:sz w:val="23"/>
-              </w:rPr>
-              <w:t xml:space="preserve">200, корректные PNG (сигнатура</w:t>
-            </w:r>
-            <w:r>
-              <w:rPr>
-                <w:sz w:val="23"/>
-              </w:rPr>
-              <w:t xml:space="preserve"> </w:t>
-            </w:r>
-            <w:r>
-              <w:rPr>
-                <w:rStyle w:val="VerbatimChar"/>
-                <w:sz w:val="23"/>
-              </w:rPr>
-              <w:t xml:space="preserve">89 50 4E 47</w:t>
-            </w:r>
-            <w:r>
-              <w:rPr>
-                <w:sz w:val="23"/>
-              </w:rPr>
-              <w:t xml:space="preserve">)</w:t>
-            </w:r>
-          </w:p>
-        </w:tc>
-      </w:tr>
-      <w:tr>
-        <w:tc>
-          <w:tcPr>
-            <w:vAlign w:val="center"/>
-          </w:tcPr>
-          <w:p>
-            <w:pPr>
-              <w:pStyle w:val="TableText"/>
-              <w:ind w:firstLine="0"/>
-              <w:jc w:val="left"/>
-            </w:pPr>
-            <w:r>
-              <w:rPr>
-                <w:sz w:val="23"/>
-              </w:rPr>
-              <w:t xml:space="preserve">Code review</w:t>
-            </w:r>
-          </w:p>
-        </w:tc>
-        <w:tc>
-          <w:tcPr>
-            <w:vAlign w:val="center"/>
-          </w:tcPr>
-          <w:p>
-            <w:pPr>
-              <w:pStyle w:val="TableText"/>
-              <w:ind w:firstLine="0"/>
-              <w:jc w:val="left"/>
-            </w:pPr>
-            <w:r>
-              <w:rPr>
-                <w:sz w:val="23"/>
-              </w:rPr>
-              <w:t xml:space="preserve">Pull request в</w:t>
-            </w:r>
-            <w:r>
-              <w:rPr>
-                <w:sz w:val="23"/>
-              </w:rPr>
-              <w:t xml:space="preserve"> </w:t>
-            </w:r>
-            <w:r>
-              <w:rPr>
-                <w:rStyle w:val="VerbatimChar"/>
-                <w:sz w:val="23"/>
-              </w:rPr>
-              <w:t xml:space="preserve">main</w:t>
-            </w:r>
-          </w:p>
-        </w:tc>
-        <w:tc>
-          <w:tcPr>
-            <w:vAlign w:val="center"/>
-          </w:tcPr>
-          <w:p>
-            <w:pPr>
-              <w:pStyle w:val="TableText"/>
-              <w:ind w:firstLine="0"/>
-              <w:jc w:val="left"/>
-            </w:pPr>
-            <w:r>
-              <w:rPr>
-                <w:sz w:val="23"/>
-              </w:rPr>
-              <w:t xml:space="preserve">Выполняется при публикации репозитория</w:t>
+              <w:t xml:space="preserve">GET https://flagcdn.com/w320/ru.png</w:t>
+            </w:r>
+          </w:p>
+        </w:tc>
+        <w:tc>
+          <w:tcPr>
+            <w:vAlign w:val="center"/>
+          </w:tcPr>
+          <w:p>
+            <w:pPr>
+              <w:pStyle w:val="TableText"/>
+              <w:ind w:firstLine="0"/>
+              <w:jc w:val="left"/>
+            </w:pPr>
+            <w:r>
+              <w:rPr>
+                <w:sz w:val="23"/>
+              </w:rPr>
+              <w:t xml:space="preserve">200, картинка PNG</w:t>
             </w:r>
           </w:p>
         </w:tc>
@@ -2510,81 +2052,54 @@
     </w:tbl>
     <w:p>
       <w:pPr>
+        <w:pStyle w:val="Center"/>
+      </w:pPr>
+      <w:r>
+        <w:drawing>
+          <wp:inline>
+            <wp:extent cx="5334000" cy="6248400"/>
+            <wp:effectExtent b="0" l="0" r="0" t="0"/>
+            <wp:docPr descr="" title="" id="19" name="Picture"/>
+            <a:graphic>
+              <a:graphicData uri="http://schemas.openxmlformats.org/drawingml/2006/picture">
+                <pic:pic>
+                  <pic:nvPicPr>
+                    <pic:cNvPr descr="../assets/sprint-0.png" id="20" name="Picture"/>
+                    <pic:cNvPicPr>
+                      <a:picLocks noChangeArrowheads="1" noChangeAspect="1"/>
+                    </pic:cNvPicPr>
+                  </pic:nvPicPr>
+                  <pic:blipFill>
+                    <a:blip r:embed="rId18"/>
+                    <a:stretch>
+                      <a:fillRect/>
+                    </a:stretch>
+                  </pic:blipFill>
+                  <pic:spPr bwMode="auto">
+                    <a:xfrm>
+                      <a:off x="0" y="0"/>
+                      <a:ext cx="5334000" cy="6248400"/>
+                    </a:xfrm>
+                    <a:prstGeom prst="rect">
+                      <a:avLst/>
+                    </a:prstGeom>
+                    <a:noFill/>
+                    <a:ln w="9525">
+                      <a:noFill/>
+                      <a:headEnd/>
+                      <a:tailEnd/>
+                    </a:ln>
+                  </pic:spPr>
+                </pic:pic>
+              </a:graphicData>
+            </a:graphic>
+          </wp:inline>
+        </w:drawing>
+      </w:r>
+    </w:p>
+    <w:p>
+      <w:pPr>
         <w:pStyle w:val="BodyText"/>
-      </w:pPr>
-      <w:r>
-        <w:t xml:space="preserve">Ручная проверка сценария в Sprint 0 сводится к запуску</w:t>
-      </w:r>
-      <w:r>
-        <w:t xml:space="preserve"> </w:t>
-      </w:r>
-      <w:r>
-        <w:rPr>
-          <w:rStyle w:val="VerbatimChar"/>
-        </w:rPr>
-        <w:t xml:space="preserve">npm start</w:t>
-      </w:r>
-      <w:r>
-        <w:t xml:space="preserve"> </w:t>
-      </w:r>
-      <w:r>
-        <w:t xml:space="preserve">и открытию экрана-заглушки</w:t>
-      </w:r>
-      <w:r>
-        <w:t xml:space="preserve"> </w:t>
-      </w:r>
-      <w:r>
-        <w:t xml:space="preserve">на устройстве через Expo Go.</w:t>
-      </w:r>
-    </w:p>
-    <w:p>
-      <w:r>
-        <w:pict>
-          <v:rect style="width:0;height:1.5pt" o:hralign="center" o:hrstd="t" o:hr="t"/>
-        </w:pict>
-      </w:r>
-    </w:p>
-    <w:p>
-      <w:pPr>
-        <w:pStyle w:val="BlockText"/>
-      </w:pPr>
-      <w:r>
-        <w:rPr>
-          <w:b/>
-          <w:bCs/>
-        </w:rPr>
-        <w:t xml:space="preserve">МЕСТО ДЛЯ ИЛЛЮСТРАЦИИ</w:t>
-      </w:r>
-    </w:p>
-    <w:p>
-      <w:pPr>
-        <w:pStyle w:val="BlockText"/>
-      </w:pPr>
-      <w:r>
-        <w:t xml:space="preserve">Вставьте сюда скриншот приложения, запущенного через Expo Go, либо скриншот структуры</w:t>
-      </w:r>
-      <w:r>
-        <w:t xml:space="preserve"> </w:t>
-      </w:r>
-      <w:r>
-        <w:t xml:space="preserve">репозитория с открытым</w:t>
-      </w:r>
-      <w:r>
-        <w:t xml:space="preserve"> </w:t>
-      </w:r>
-      <w:r>
-        <w:rPr>
-          <w:rStyle w:val="VerbatimChar"/>
-        </w:rPr>
-        <w:t xml:space="preserve">docs/product-concept.md</w:t>
-      </w:r>
-      <w:r>
-        <w:t xml:space="preserve">.</w:t>
-      </w:r>
-    </w:p>
-    <w:p>
-      <w:pPr>
-        <w:pStyle w:val="FirstParagraph"/>
       </w:pPr>
       <w:r>
         <w:rPr>
@@ -2597,7 +2112,7 @@
         <w:t xml:space="preserve"> </w:t>
       </w:r>
       <w:r>
-        <w:t xml:space="preserve">— Экран-заглушка WorldDex, запущенный на устройстве через Expo Go</w:t>
+        <w:t xml:space="preserve">— Экран-заглушка WorldDex, запуск в браузере</w:t>
       </w:r>
     </w:p>
     <w:p>
@@ -2607,10 +2122,9 @@
         </w:pict>
       </w:r>
     </w:p>
-    <w:bookmarkEnd w:id="16"/>
-    <w:bookmarkEnd w:id="17"/>
-    <w:bookmarkEnd w:id="18"/>
-    <w:bookmarkStart w:id="23" w:name="результаты"/>
+    <w:bookmarkEnd w:id="21"/>
+    <w:bookmarkEnd w:id="22"/>
+    <w:bookmarkStart w:id="26" w:name="результаты"/>
     <w:p>
       <w:pPr>
         <w:pStyle w:val="Heading2"/>
@@ -2619,13 +2133,13 @@
         <w:t xml:space="preserve">03 / РЕЗУЛЬТАТЫ</w:t>
       </w:r>
     </w:p>
-    <w:bookmarkStart w:id="19" w:name="результаты-работы"/>
+    <w:bookmarkStart w:id="23" w:name="результат"/>
     <w:p>
       <w:pPr>
         <w:pStyle w:val="Heading3"/>
       </w:pPr>
       <w:r>
-        <w:t xml:space="preserve">Результаты работы</w:t>
+        <w:t xml:space="preserve">Результат</w:t>
       </w:r>
     </w:p>
     <w:p>
@@ -2633,54 +2147,13 @@
         <w:pStyle w:val="FirstParagraph"/>
       </w:pPr>
       <w:r>
-        <w:t xml:space="preserve">Получен продуктовый инкремент Sprint 0: репозиторий проекта WorldDex с описанной концепцией,</w:t>
+        <w:t xml:space="preserve">Готов репозиторий с концепцией, backlog, проверенным API и проектом, который собирается без</w:t>
       </w:r>
       <w:r>
         <w:t xml:space="preserve"> </w:t>
       </w:r>
       <w:r>
-        <w:t xml:space="preserve">целевой аудиторией, основным пользовательским сценарием, первоначальным backlog из 9</w:t>
-      </w:r>
-      <w:r>
-        <w:t xml:space="preserve"> </w:t>
-      </w:r>
-      <w:r>
-        <w:t xml:space="preserve">пользовательских историй и экспериментально проверенным кандидатом открытого API.</w:t>
-      </w:r>
-    </w:p>
-    <w:p>
-      <w:pPr>
-        <w:pStyle w:val="BodyText"/>
-      </w:pPr>
-      <w:r>
-        <w:t xml:space="preserve">Проект собирается и проходит проверку типов,</w:t>
-      </w:r>
-      <w:r>
-        <w:t xml:space="preserve"> </w:t>
-      </w:r>
-      <w:r>
-        <w:rPr>
-          <w:rStyle w:val="VerbatimChar"/>
-        </w:rPr>
-        <w:t xml:space="preserve">expo-doctor</w:t>
-      </w:r>
-      <w:r>
-        <w:t xml:space="preserve"> </w:t>
-      </w:r>
-      <w:r>
-        <w:t xml:space="preserve">не сообщает о проблемах, источник</w:t>
-      </w:r>
-      <w:r>
-        <w:t xml:space="preserve"> </w:t>
-      </w:r>
-      <w:r>
-        <w:t xml:space="preserve">данных доступен без ключа. Текущее состояние продукта — экран-заглушка; разработка интерфейса</w:t>
-      </w:r>
-      <w:r>
-        <w:t xml:space="preserve"> </w:t>
-      </w:r>
-      <w:r>
-        <w:t xml:space="preserve">начинается в Sprint 1 с истории US-1 «Список стран».</w:t>
+        <w:t xml:space="preserve">ошибок. Приложение пока показывает заглушку, интерфейс делается в следующих спринтах.</w:t>
       </w:r>
     </w:p>
     <w:p>
@@ -2692,7 +2165,7 @@
           <w:b/>
           <w:bCs/>
         </w:rPr>
-        <w:t xml:space="preserve">Таблица 1 — Выполнение критериев приёмки</w:t>
+        <w:t xml:space="preserve">Таблица 1 — Критерии приёмки</w:t>
       </w:r>
     </w:p>
     <w:tbl>
@@ -2743,7 +2216,7 @@
                 <w:b/>
                 <w:sz w:val="23"/>
               </w:rPr>
-              <w:t xml:space="preserve">Критерий приёмки</w:t>
+              <w:t xml:space="preserve">Критерий</w:t>
             </w:r>
           </w:p>
         </w:tc>
@@ -2763,7 +2236,7 @@
                 <w:b/>
                 <w:sz w:val="23"/>
               </w:rPr>
-              <w:t xml:space="preserve">Результат проверки</w:t>
+              <w:t xml:space="preserve">Где выполнен</w:t>
             </w:r>
           </w:p>
         </w:tc>
@@ -2803,107 +2276,43 @@
               <w:rPr>
                 <w:sz w:val="23"/>
               </w:rPr>
-              <w:t xml:space="preserve">Зафиксированы тематика и рабочее название справочника</w:t>
-            </w:r>
-          </w:p>
-        </w:tc>
-        <w:tc>
-          <w:tcPr>
-            <w:vAlign w:val="center"/>
-          </w:tcPr>
-          <w:p>
-            <w:pPr>
-              <w:pStyle w:val="TableText"/>
-              <w:ind w:firstLine="0"/>
-              <w:jc w:val="left"/>
-            </w:pPr>
-            <w:r>
-              <w:rPr>
-                <w:sz w:val="23"/>
-              </w:rPr>
-              <w:t xml:space="preserve">Тематика — страны мира, название —</w:t>
-            </w:r>
-            <w:r>
-              <w:rPr>
-                <w:sz w:val="23"/>
-              </w:rPr>
-              <w:t xml:space="preserve"> </w:t>
-            </w:r>
-            <w:r>
-              <w:rPr>
-                <w:b/>
-                <w:bCs/>
-                <w:sz w:val="23"/>
-              </w:rPr>
-              <w:t xml:space="preserve">WorldDex</w:t>
-            </w:r>
-            <w:r>
-              <w:rPr>
-                <w:sz w:val="23"/>
-              </w:rPr>
-              <w:t xml:space="preserve">; зафиксировано в</w:t>
-            </w:r>
-            <w:r>
-              <w:rPr>
-                <w:sz w:val="23"/>
-              </w:rPr>
-              <w:t xml:space="preserve"> </w:t>
-            </w:r>
-            <w:r>
-              <w:rPr>
-                <w:rStyle w:val="VerbatimChar"/>
-                <w:sz w:val="23"/>
-              </w:rPr>
-              <w:t xml:space="preserve">README.md</w:t>
-            </w:r>
-            <w:r>
-              <w:rPr>
-                <w:sz w:val="23"/>
-              </w:rPr>
-              <w:t xml:space="preserve"> </w:t>
-            </w:r>
-            <w:r>
-              <w:rPr>
-                <w:sz w:val="23"/>
-              </w:rPr>
-              <w:t xml:space="preserve">и</w:t>
-            </w:r>
-            <w:r>
-              <w:rPr>
-                <w:sz w:val="23"/>
-              </w:rPr>
-              <w:t xml:space="preserve"> </w:t>
-            </w:r>
-            <w:r>
-              <w:rPr>
-                <w:rStyle w:val="VerbatimChar"/>
-                <w:sz w:val="23"/>
-              </w:rPr>
-              <w:t xml:space="preserve">docs/product-concept.md</w:t>
-            </w:r>
-            <w:r>
-              <w:rPr>
-                <w:sz w:val="23"/>
-              </w:rPr>
-              <w:t xml:space="preserve">, п. 1</w:t>
-            </w:r>
-          </w:p>
-        </w:tc>
-        <w:tc>
-          <w:tcPr>
-            <w:vAlign w:val="center"/>
-          </w:tcPr>
-          <w:p>
-            <w:pPr>
-              <w:pStyle w:val="TableText"/>
-              <w:ind w:firstLine="0"/>
-              <w:jc w:val="left"/>
-            </w:pPr>
-            <w:r>
-              <w:rPr>
-                <w:sz w:val="23"/>
-              </w:rPr>
-              <w:t xml:space="preserve">ВЫПОЛНЕНО</w:t>
+              <w:t xml:space="preserve">Зафиксированы тематика и название</w:t>
+            </w:r>
+          </w:p>
+        </w:tc>
+        <w:tc>
+          <w:tcPr>
+            <w:vAlign w:val="center"/>
+          </w:tcPr>
+          <w:p>
+            <w:pPr>
+              <w:pStyle w:val="TableText"/>
+              <w:ind w:firstLine="0"/>
+              <w:jc w:val="left"/>
+            </w:pPr>
+            <w:r>
+              <w:rPr>
+                <w:sz w:val="23"/>
+              </w:rPr>
+              <w:t xml:space="preserve">README, концепция</w:t>
+            </w:r>
+          </w:p>
+        </w:tc>
+        <w:tc>
+          <w:tcPr>
+            <w:vAlign w:val="center"/>
+          </w:tcPr>
+          <w:p>
+            <w:pPr>
+              <w:pStyle w:val="TableText"/>
+              <w:ind w:firstLine="0"/>
+              <w:jc w:val="left"/>
+            </w:pPr>
+            <w:r>
+              <w:rPr>
+                <w:sz w:val="23"/>
+              </w:rPr>
+              <w:t xml:space="preserve">выполнено</w:t>
             </w:r>
           </w:p>
         </w:tc>
@@ -2923,62 +2332,43 @@
               <w:rPr>
                 <w:sz w:val="23"/>
               </w:rPr>
-              <w:t xml:space="preserve">Сформулированы идея продукта и решаемая проблема</w:t>
-            </w:r>
-          </w:p>
-        </w:tc>
-        <w:tc>
-          <w:tcPr>
-            <w:vAlign w:val="center"/>
-          </w:tcPr>
-          <w:p>
-            <w:pPr>
-              <w:pStyle w:val="TableText"/>
-              <w:ind w:firstLine="0"/>
-              <w:jc w:val="left"/>
-            </w:pPr>
-            <w:r>
-              <w:rPr>
-                <w:sz w:val="23"/>
-              </w:rPr>
-              <w:t xml:space="preserve">Проблема описана через три конкретных следствия (разрозненность, несопоставимость, отсутствие offline), идея — в</w:t>
-            </w:r>
-            <w:r>
-              <w:rPr>
-                <w:sz w:val="23"/>
-              </w:rPr>
-              <w:t xml:space="preserve"> </w:t>
-            </w:r>
-            <w:r>
-              <w:rPr>
-                <w:rStyle w:val="VerbatimChar"/>
-                <w:sz w:val="23"/>
-              </w:rPr>
-              <w:t xml:space="preserve">docs/product-concept.md</w:t>
-            </w:r>
-            <w:r>
-              <w:rPr>
-                <w:sz w:val="23"/>
-              </w:rPr>
-              <w:t xml:space="preserve">, пп. 1–2</w:t>
-            </w:r>
-          </w:p>
-        </w:tc>
-        <w:tc>
-          <w:tcPr>
-            <w:vAlign w:val="center"/>
-          </w:tcPr>
-          <w:p>
-            <w:pPr>
-              <w:pStyle w:val="TableText"/>
-              <w:ind w:firstLine="0"/>
-              <w:jc w:val="left"/>
-            </w:pPr>
-            <w:r>
-              <w:rPr>
-                <w:sz w:val="23"/>
-              </w:rPr>
-              <w:t xml:space="preserve">ВЫПОЛНЕНО</w:t>
+              <w:t xml:space="preserve">Сформулированы идея и проблема</w:t>
+            </w:r>
+          </w:p>
+        </w:tc>
+        <w:tc>
+          <w:tcPr>
+            <w:vAlign w:val="center"/>
+          </w:tcPr>
+          <w:p>
+            <w:pPr>
+              <w:pStyle w:val="TableText"/>
+              <w:ind w:firstLine="0"/>
+              <w:jc w:val="left"/>
+            </w:pPr>
+            <w:r>
+              <w:rPr>
+                <w:sz w:val="23"/>
+              </w:rPr>
+              <w:t xml:space="preserve">концепция: «Проблема», «Идея»</w:t>
+            </w:r>
+          </w:p>
+        </w:tc>
+        <w:tc>
+          <w:tcPr>
+            <w:vAlign w:val="center"/>
+          </w:tcPr>
+          <w:p>
+            <w:pPr>
+              <w:pStyle w:val="TableText"/>
+              <w:ind w:firstLine="0"/>
+              <w:jc w:val="left"/>
+            </w:pPr>
+            <w:r>
+              <w:rPr>
+                <w:sz w:val="23"/>
+              </w:rPr>
+              <w:t xml:space="preserve">выполнено</w:t>
             </w:r>
           </w:p>
         </w:tc>
@@ -2998,43 +2388,43 @@
               <w:rPr>
                 <w:sz w:val="23"/>
               </w:rPr>
-              <w:t xml:space="preserve">Определены целевая аудитория и основной пользовательский сценарий</w:t>
-            </w:r>
-          </w:p>
-        </w:tc>
-        <w:tc>
-          <w:tcPr>
-            <w:vAlign w:val="center"/>
-          </w:tcPr>
-          <w:p>
-            <w:pPr>
-              <w:pStyle w:val="TableText"/>
-              <w:ind w:firstLine="0"/>
-              <w:jc w:val="left"/>
-            </w:pPr>
-            <w:r>
-              <w:rPr>
-                <w:sz w:val="23"/>
-              </w:rPr>
-              <w:t xml:space="preserve">Основной и дополнительный сегменты, антисегмент; сценарий из 5 шагов с альтернативным ходом при отсутствии сети — пп. 3–4</w:t>
-            </w:r>
-          </w:p>
-        </w:tc>
-        <w:tc>
-          <w:tcPr>
-            <w:vAlign w:val="center"/>
-          </w:tcPr>
-          <w:p>
-            <w:pPr>
-              <w:pStyle w:val="TableText"/>
-              <w:ind w:firstLine="0"/>
-              <w:jc w:val="left"/>
-            </w:pPr>
-            <w:r>
-              <w:rPr>
-                <w:sz w:val="23"/>
-              </w:rPr>
-              <w:t xml:space="preserve">ВЫПОЛНЕНО</w:t>
+              <w:t xml:space="preserve">Определены аудитория и основной сценарий</w:t>
+            </w:r>
+          </w:p>
+        </w:tc>
+        <w:tc>
+          <w:tcPr>
+            <w:vAlign w:val="center"/>
+          </w:tcPr>
+          <w:p>
+            <w:pPr>
+              <w:pStyle w:val="TableText"/>
+              <w:ind w:firstLine="0"/>
+              <w:jc w:val="left"/>
+            </w:pPr>
+            <w:r>
+              <w:rPr>
+                <w:sz w:val="23"/>
+              </w:rPr>
+              <w:t xml:space="preserve">концепция: «Аудитория», «Основной сценарий»</w:t>
+            </w:r>
+          </w:p>
+        </w:tc>
+        <w:tc>
+          <w:tcPr>
+            <w:vAlign w:val="center"/>
+          </w:tcPr>
+          <w:p>
+            <w:pPr>
+              <w:pStyle w:val="TableText"/>
+              <w:ind w:firstLine="0"/>
+              <w:jc w:val="left"/>
+            </w:pPr>
+            <w:r>
+              <w:rPr>
+                <w:sz w:val="23"/>
+              </w:rPr>
+              <w:t xml:space="preserve">выполнено</w:t>
             </w:r>
           </w:p>
         </w:tc>
@@ -3054,83 +2444,43 @@
               <w:rPr>
                 <w:sz w:val="23"/>
               </w:rPr>
-              <w:t xml:space="preserve">Указаны документация API, способ доступа, нужные данные, ограничения и резервный источник</w:t>
-            </w:r>
-          </w:p>
-        </w:tc>
-        <w:tc>
-          <w:tcPr>
-            <w:vAlign w:val="center"/>
-          </w:tcPr>
-          <w:p>
-            <w:pPr>
-              <w:pStyle w:val="TableText"/>
-              <w:ind w:firstLine="0"/>
-              <w:jc w:val="left"/>
-            </w:pPr>
-            <w:r>
-              <w:rPr>
-                <w:rStyle w:val="VerbatimChar"/>
-                <w:sz w:val="23"/>
-              </w:rPr>
-              <w:t xml:space="preserve">docs/product-concept.md</w:t>
-            </w:r>
-            <w:r>
-              <w:rPr>
-                <w:sz w:val="23"/>
-              </w:rPr>
-              <w:t xml:space="preserve">, п. 6: ссылки на документацию, доступ без ключа, 5 эндпоинтов,</w:t>
-            </w:r>
-            <w:r>
-              <w:rPr>
-                <w:sz w:val="23"/>
-              </w:rPr>
-              <w:t xml:space="preserve"> </w:t>
-            </w:r>
-            <w:r>
-              <w:rPr>
-                <w:b/>
-                <w:bCs/>
-                <w:sz w:val="23"/>
-              </w:rPr>
-              <w:t xml:space="preserve">7 задокументированных ограничений</w:t>
-            </w:r>
-            <w:r>
-              <w:rPr>
-                <w:sz w:val="23"/>
-              </w:rPr>
-              <w:t xml:space="preserve">, резерв</w:t>
-            </w:r>
-            <w:r>
-              <w:rPr>
-                <w:sz w:val="23"/>
-              </w:rPr>
-              <w:t xml:space="preserve"> </w:t>
-            </w:r>
-            <w:r>
-              <w:rPr>
-                <w:rStyle w:val="VerbatimChar"/>
-                <w:sz w:val="23"/>
-              </w:rPr>
-              <w:t xml:space="preserve">assets/data/countries.fallback.json</w:t>
-            </w:r>
-          </w:p>
-        </w:tc>
-        <w:tc>
-          <w:tcPr>
-            <w:vAlign w:val="center"/>
-          </w:tcPr>
-          <w:p>
-            <w:pPr>
-              <w:pStyle w:val="TableText"/>
-              <w:ind w:firstLine="0"/>
-              <w:jc w:val="left"/>
-            </w:pPr>
-            <w:r>
-              <w:rPr>
-                <w:sz w:val="23"/>
-              </w:rPr>
-              <w:t xml:space="preserve">ВЫПОЛНЕНО</w:t>
+              <w:t xml:space="preserve">Указаны документация API, доступ, данные, ограничения и резерв</w:t>
+            </w:r>
+          </w:p>
+        </w:tc>
+        <w:tc>
+          <w:tcPr>
+            <w:vAlign w:val="center"/>
+          </w:tcPr>
+          <w:p>
+            <w:pPr>
+              <w:pStyle w:val="TableText"/>
+              <w:ind w:firstLine="0"/>
+              <w:jc w:val="left"/>
+            </w:pPr>
+            <w:r>
+              <w:rPr>
+                <w:sz w:val="23"/>
+              </w:rPr>
+              <w:t xml:space="preserve">концепция: «Источник данных»</w:t>
+            </w:r>
+          </w:p>
+        </w:tc>
+        <w:tc>
+          <w:tcPr>
+            <w:vAlign w:val="center"/>
+          </w:tcPr>
+          <w:p>
+            <w:pPr>
+              <w:pStyle w:val="TableText"/>
+              <w:ind w:firstLine="0"/>
+              <w:jc w:val="left"/>
+            </w:pPr>
+            <w:r>
+              <w:rPr>
+                <w:sz w:val="23"/>
+              </w:rPr>
+              <w:t xml:space="preserve">выполнено</w:t>
             </w:r>
           </w:p>
         </w:tc>
@@ -3150,7 +2500,7 @@
               <w:rPr>
                 <w:sz w:val="23"/>
               </w:rPr>
-              <w:t xml:space="preserve">Backlog содержит не менее пяти пользовательских историй</w:t>
+              <w:t xml:space="preserve">В backlog не меньше пяти историй</w:t>
             </w:r>
           </w:p>
         </w:tc>
@@ -3175,57 +2525,25 @@
               <w:rPr>
                 <w:sz w:val="23"/>
               </w:rPr>
-              <w:t xml:space="preserve"> </w:t>
-            </w:r>
-            <w:r>
-              <w:rPr>
-                <w:sz w:val="23"/>
-              </w:rPr>
-              <w:t xml:space="preserve">—</w:t>
-            </w:r>
-            <w:r>
-              <w:rPr>
-                <w:sz w:val="23"/>
-              </w:rPr>
-              <w:t xml:space="preserve"> </w:t>
-            </w:r>
-            <w:r>
-              <w:rPr>
-                <w:b/>
-                <w:bCs/>
-                <w:sz w:val="23"/>
-              </w:rPr>
-              <w:t xml:space="preserve">9 историй</w:t>
-            </w:r>
-            <w:r>
-              <w:rPr>
-                <w:sz w:val="23"/>
-              </w:rPr>
-              <w:t xml:space="preserve"> </w:t>
-            </w:r>
-            <w:r>
-              <w:rPr>
-                <w:sz w:val="23"/>
-              </w:rPr>
-              <w:t xml:space="preserve">(US-1 … US-9) с приоритетом MoSCoW и оценкой в story points</w:t>
-            </w:r>
-          </w:p>
-        </w:tc>
-        <w:tc>
-          <w:tcPr>
-            <w:vAlign w:val="center"/>
-          </w:tcPr>
-          <w:p>
-            <w:pPr>
-              <w:pStyle w:val="TableText"/>
-              <w:ind w:firstLine="0"/>
-              <w:jc w:val="left"/>
-            </w:pPr>
-            <w:r>
-              <w:rPr>
-                <w:sz w:val="23"/>
-              </w:rPr>
-              <w:t xml:space="preserve">ВЫПОЛНЕНО</w:t>
+              <w:t xml:space="preserve">, 9 историй</w:t>
+            </w:r>
+          </w:p>
+        </w:tc>
+        <w:tc>
+          <w:tcPr>
+            <w:vAlign w:val="center"/>
+          </w:tcPr>
+          <w:p>
+            <w:pPr>
+              <w:pStyle w:val="TableText"/>
+              <w:ind w:firstLine="0"/>
+              <w:jc w:val="left"/>
+            </w:pPr>
+            <w:r>
+              <w:rPr>
+                <w:sz w:val="23"/>
+              </w:rPr>
+              <w:t xml:space="preserve">выполнено</w:t>
             </w:r>
           </w:p>
         </w:tc>
@@ -3245,63 +2563,43 @@
               <w:rPr>
                 <w:sz w:val="23"/>
               </w:rPr>
-              <w:t xml:space="preserve">Для первой истории указано не менее трёх проверяемых критериев приёмки</w:t>
-            </w:r>
-          </w:p>
-        </w:tc>
-        <w:tc>
-          <w:tcPr>
-            <w:vAlign w:val="center"/>
-          </w:tcPr>
-          <w:p>
-            <w:pPr>
-              <w:pStyle w:val="TableText"/>
-              <w:ind w:firstLine="0"/>
-              <w:jc w:val="left"/>
-            </w:pPr>
-            <w:r>
-              <w:rPr>
-                <w:sz w:val="23"/>
-              </w:rPr>
-              <w:t xml:space="preserve">Для US-1 «Список стран» —</w:t>
-            </w:r>
-            <w:r>
-              <w:rPr>
-                <w:sz w:val="23"/>
-              </w:rPr>
-              <w:t xml:space="preserve"> </w:t>
-            </w:r>
-            <w:r>
-              <w:rPr>
-                <w:b/>
-                <w:bCs/>
-                <w:sz w:val="23"/>
-              </w:rPr>
-              <w:t xml:space="preserve">6 критериев</w:t>
-            </w:r>
-            <w:r>
-              <w:rPr>
-                <w:sz w:val="23"/>
-              </w:rPr>
-              <w:t xml:space="preserve">, каждый проверяем: конкретный URL запроса, число 217 стран после фильтрации, поведение при пустой столице, сортировка, состояние загрузки, состояние ошибки</w:t>
-            </w:r>
-          </w:p>
-        </w:tc>
-        <w:tc>
-          <w:tcPr>
-            <w:vAlign w:val="center"/>
-          </w:tcPr>
-          <w:p>
-            <w:pPr>
-              <w:pStyle w:val="TableText"/>
-              <w:ind w:firstLine="0"/>
-              <w:jc w:val="left"/>
-            </w:pPr>
-            <w:r>
-              <w:rPr>
-                <w:sz w:val="23"/>
-              </w:rPr>
-              <w:t xml:space="preserve">ВЫПОЛНЕНО</w:t>
+              <w:t xml:space="preserve">У первой истории не меньше трёх критериев</w:t>
+            </w:r>
+          </w:p>
+        </w:tc>
+        <w:tc>
+          <w:tcPr>
+            <w:vAlign w:val="center"/>
+          </w:tcPr>
+          <w:p>
+            <w:pPr>
+              <w:pStyle w:val="TableText"/>
+              <w:ind w:firstLine="0"/>
+              <w:jc w:val="left"/>
+            </w:pPr>
+            <w:r>
+              <w:rPr>
+                <w:sz w:val="23"/>
+              </w:rPr>
+              <w:t xml:space="preserve">US-1, 6 критериев</w:t>
+            </w:r>
+          </w:p>
+        </w:tc>
+        <w:tc>
+          <w:tcPr>
+            <w:vAlign w:val="center"/>
+          </w:tcPr>
+          <w:p>
+            <w:pPr>
+              <w:pStyle w:val="TableText"/>
+              <w:ind w:firstLine="0"/>
+              <w:jc w:val="left"/>
+            </w:pPr>
+            <w:r>
+              <w:rPr>
+                <w:sz w:val="23"/>
+              </w:rPr>
+              <w:t xml:space="preserve">выполнено</w:t>
             </w:r>
           </w:p>
         </w:tc>
@@ -3321,43 +2619,43 @@
               <w:rPr>
                 <w:sz w:val="23"/>
               </w:rPr>
-              <w:t xml:space="preserve">README и docs/product-concept.md содержат согласованное описание продукта</w:t>
-            </w:r>
-          </w:p>
-        </w:tc>
-        <w:tc>
-          <w:tcPr>
-            <w:vAlign w:val="center"/>
-          </w:tcPr>
-          <w:p>
-            <w:pPr>
-              <w:pStyle w:val="TableText"/>
-              <w:ind w:firstLine="0"/>
-              <w:jc w:val="left"/>
-            </w:pPr>
-            <w:r>
-              <w:rPr>
-                <w:sz w:val="23"/>
-              </w:rPr>
-              <w:t xml:space="preserve">Оба документа описывают одну проблему, одну аудиторию и один сценарий; README ссылается на концепцию как на источник истины</w:t>
-            </w:r>
-          </w:p>
-        </w:tc>
-        <w:tc>
-          <w:tcPr>
-            <w:vAlign w:val="center"/>
-          </w:tcPr>
-          <w:p>
-            <w:pPr>
-              <w:pStyle w:val="TableText"/>
-              <w:ind w:firstLine="0"/>
-              <w:jc w:val="left"/>
-            </w:pPr>
-            <w:r>
-              <w:rPr>
-                <w:sz w:val="23"/>
-              </w:rPr>
-              <w:t xml:space="preserve">ВЫПОЛНЕНО</w:t>
+              <w:t xml:space="preserve">README и концепция описывают продукт одинаково</w:t>
+            </w:r>
+          </w:p>
+        </w:tc>
+        <w:tc>
+          <w:tcPr>
+            <w:vAlign w:val="center"/>
+          </w:tcPr>
+          <w:p>
+            <w:pPr>
+              <w:pStyle w:val="TableText"/>
+              <w:ind w:firstLine="0"/>
+              <w:jc w:val="left"/>
+            </w:pPr>
+            <w:r>
+              <w:rPr>
+                <w:sz w:val="23"/>
+              </w:rPr>
+              <w:t xml:space="preserve">одна проблема, аудитория и сценарий</w:t>
+            </w:r>
+          </w:p>
+        </w:tc>
+        <w:tc>
+          <w:tcPr>
+            <w:vAlign w:val="center"/>
+          </w:tcPr>
+          <w:p>
+            <w:pPr>
+              <w:pStyle w:val="TableText"/>
+              <w:ind w:firstLine="0"/>
+              <w:jc w:val="left"/>
+            </w:pPr>
+            <w:r>
+              <w:rPr>
+                <w:sz w:val="23"/>
+              </w:rPr>
+              <w:t xml:space="preserve">выполнено</w:t>
             </w:r>
           </w:p>
         </w:tc>
@@ -3377,106 +2675,43 @@
               <w:rPr>
                 <w:sz w:val="23"/>
               </w:rPr>
-              <w:t xml:space="preserve">Репозиторий доступен преподавателю, а среда готова к следующему спринту</w:t>
-            </w:r>
-          </w:p>
-        </w:tc>
-        <w:tc>
-          <w:tcPr>
-            <w:vAlign w:val="center"/>
-          </w:tcPr>
-          <w:p>
-            <w:pPr>
-              <w:pStyle w:val="TableText"/>
-              <w:ind w:firstLine="0"/>
-              <w:jc w:val="left"/>
-            </w:pPr>
-            <w:r>
-              <w:rPr>
-                <w:sz w:val="23"/>
-              </w:rPr>
-              <w:t xml:space="preserve">Среда готова:</w:t>
-            </w:r>
-            <w:r>
-              <w:rPr>
-                <w:sz w:val="23"/>
-              </w:rPr>
-              <w:t xml:space="preserve"> </w:t>
-            </w:r>
-            <w:r>
-              <w:rPr>
-                <w:rStyle w:val="VerbatimChar"/>
-                <w:sz w:val="23"/>
-              </w:rPr>
-              <w:t xml:space="preserve">tsc --noEmit</w:t>
-            </w:r>
-            <w:r>
-              <w:rPr>
-                <w:sz w:val="23"/>
-              </w:rPr>
-              <w:t xml:space="preserve"> </w:t>
-            </w:r>
-            <w:r>
-              <w:rPr>
-                <w:sz w:val="23"/>
-              </w:rPr>
-              <w:t xml:space="preserve">без ошибок,</w:t>
-            </w:r>
-            <w:r>
-              <w:rPr>
-                <w:sz w:val="23"/>
-              </w:rPr>
-              <w:t xml:space="preserve"> </w:t>
-            </w:r>
-            <w:r>
-              <w:rPr>
-                <w:rStyle w:val="VerbatimChar"/>
-                <w:sz w:val="23"/>
-              </w:rPr>
-              <w:t xml:space="preserve">expo-doctor</w:t>
-            </w:r>
-            <w:r>
-              <w:rPr>
-                <w:sz w:val="23"/>
-              </w:rPr>
-              <w:t xml:space="preserve"> </w:t>
-            </w:r>
-            <w:r>
-              <w:rPr>
-                <w:sz w:val="23"/>
-              </w:rPr>
-              <w:t xml:space="preserve">21/21. Публикация репозитория и выдача доступа выполняются студентом по инструкции</w:t>
-            </w:r>
-            <w:r>
-              <w:rPr>
-                <w:sz w:val="23"/>
-              </w:rPr>
-              <w:t xml:space="preserve"> </w:t>
-            </w:r>
-            <w:r>
-              <w:rPr>
-                <w:rStyle w:val="VerbatimChar"/>
-                <w:sz w:val="23"/>
-              </w:rPr>
-              <w:t xml:space="preserve">docs/git-workflow.md</w:t>
-            </w:r>
-          </w:p>
-        </w:tc>
-        <w:tc>
-          <w:tcPr>
-            <w:vAlign w:val="center"/>
-          </w:tcPr>
-          <w:p>
-            <w:pPr>
-              <w:pStyle w:val="TableText"/>
-              <w:ind w:firstLine="0"/>
-              <w:jc w:val="left"/>
-            </w:pPr>
-            <w:r>
-              <w:rPr>
-                <w:sz w:val="23"/>
-              </w:rPr>
-              <w:t xml:space="preserve">ЧАСТИЧНО</w:t>
+              <w:t xml:space="preserve">Репозиторий доступен, среда готова</w:t>
+            </w:r>
+          </w:p>
+        </w:tc>
+        <w:tc>
+          <w:tcPr>
+            <w:vAlign w:val="center"/>
+          </w:tcPr>
+          <w:p>
+            <w:pPr>
+              <w:pStyle w:val="TableText"/>
+              <w:ind w:firstLine="0"/>
+              <w:jc w:val="left"/>
+            </w:pPr>
+            <w:r>
+              <w:rPr>
+                <w:sz w:val="23"/>
+              </w:rPr>
+              <w:t xml:space="preserve">публичный репозиторий, проверки проходят</w:t>
+            </w:r>
+          </w:p>
+        </w:tc>
+        <w:tc>
+          <w:tcPr>
+            <w:vAlign w:val="center"/>
+          </w:tcPr>
+          <w:p>
+            <w:pPr>
+              <w:pStyle w:val="TableText"/>
+              <w:ind w:firstLine="0"/>
+              <w:jc w:val="left"/>
+            </w:pPr>
+            <w:r>
+              <w:rPr>
+                <w:sz w:val="23"/>
+              </w:rPr>
+              <w:t xml:space="preserve">выполнено</w:t>
             </w:r>
           </w:p>
         </w:tc>
@@ -3491,7 +2726,7 @@
           <w:b/>
           <w:bCs/>
         </w:rPr>
-        <w:t xml:space="preserve">Таблица 2 — Definition of Done спринта</w:t>
+        <w:t xml:space="preserve">Таблица 2 — Ограничения</w:t>
       </w:r>
     </w:p>
     <w:tbl>
@@ -3541,7 +2776,7 @@
                 <w:b/>
                 <w:sz w:val="23"/>
               </w:rPr>
-              <w:t xml:space="preserve">Пункт</w:t>
+              <w:t xml:space="preserve">Ограничение</w:t>
             </w:r>
           </w:p>
         </w:tc>
@@ -3581,38 +2816,25 @@
               <w:rPr>
                 <w:sz w:val="23"/>
               </w:rPr>
-              <w:t xml:space="preserve">Репозиторий создан и доступен преподавателю</w:t>
-            </w:r>
-          </w:p>
-        </w:tc>
-        <w:tc>
-          <w:tcPr>
-            <w:vAlign w:val="center"/>
-          </w:tcPr>
-          <w:p>
-            <w:pPr>
-              <w:pStyle w:val="TableText"/>
-              <w:ind w:firstLine="0"/>
-              <w:jc w:val="left"/>
-            </w:pPr>
-            <w:r>
-              <w:rPr>
-                <w:sz w:val="23"/>
-              </w:rPr>
-              <w:t xml:space="preserve">Локальный репозиторий создан; публикация — по</w:t>
-            </w:r>
-            <w:r>
-              <w:rPr>
-                <w:sz w:val="23"/>
-              </w:rPr>
-              <w:t xml:space="preserve"> </w:t>
-            </w:r>
-            <w:r>
-              <w:rPr>
-                <w:rStyle w:val="VerbatimChar"/>
-                <w:sz w:val="23"/>
-              </w:rPr>
-              <w:t xml:space="preserve">docs/git-workflow.md</w:t>
+              <w:t xml:space="preserve">Не делать полноценный интерфейс</w:t>
+            </w:r>
+          </w:p>
+        </w:tc>
+        <w:tc>
+          <w:tcPr>
+            <w:vAlign w:val="center"/>
+          </w:tcPr>
+          <w:p>
+            <w:pPr>
+              <w:pStyle w:val="TableText"/>
+              <w:ind w:firstLine="0"/>
+              <w:jc w:val="left"/>
+            </w:pPr>
+            <w:r>
+              <w:rPr>
+                <w:sz w:val="23"/>
+              </w:rPr>
+              <w:t xml:space="preserve">соблюдено, в приложении только заглушка</w:t>
             </w:r>
           </w:p>
         </w:tc>
@@ -3632,25 +2854,25 @@
               <w:rPr>
                 <w:sz w:val="23"/>
               </w:rPr>
-              <w:t xml:space="preserve">README содержит название, описание, тематику, аудиторию и основной сценарий</w:t>
-            </w:r>
-          </w:p>
-        </w:tc>
-        <w:tc>
-          <w:tcPr>
-            <w:vAlign w:val="center"/>
-          </w:tcPr>
-          <w:p>
-            <w:pPr>
-              <w:pStyle w:val="TableText"/>
-              <w:ind w:firstLine="0"/>
-              <w:jc w:val="left"/>
-            </w:pPr>
-            <w:r>
-              <w:rPr>
-                <w:sz w:val="23"/>
-              </w:rPr>
-              <w:t xml:space="preserve">ВЫПОЛНЕНО</w:t>
+              <w:t xml:space="preserve">Не подключать API и не делать сетевые запросы</w:t>
+            </w:r>
+          </w:p>
+        </w:tc>
+        <w:tc>
+          <w:tcPr>
+            <w:vAlign w:val="center"/>
+          </w:tcPr>
+          <w:p>
+            <w:pPr>
+              <w:pStyle w:val="TableText"/>
+              <w:ind w:firstLine="0"/>
+              <w:jc w:val="left"/>
+            </w:pPr>
+            <w:r>
+              <w:rPr>
+                <w:sz w:val="23"/>
+              </w:rPr>
+              <w:t xml:space="preserve">соблюдено, API проверялся запросами вне приложения</w:t>
             </w:r>
           </w:p>
         </w:tc>
@@ -3670,50 +2892,25 @@
               <w:rPr>
                 <w:sz w:val="23"/>
               </w:rPr>
-              <w:t xml:space="preserve">В</w:t>
-            </w:r>
-            <w:r>
-              <w:rPr>
-                <w:sz w:val="23"/>
-              </w:rPr>
-              <w:t xml:space="preserve"> </w:t>
-            </w:r>
-            <w:r>
-              <w:rPr>
-                <w:rStyle w:val="VerbatimChar"/>
-                <w:sz w:val="23"/>
-              </w:rPr>
-              <w:t xml:space="preserve">docs/product-concept.md</w:t>
-            </w:r>
-            <w:r>
-              <w:rPr>
-                <w:sz w:val="23"/>
-              </w:rPr>
-              <w:t xml:space="preserve"> </w:t>
-            </w:r>
-            <w:r>
-              <w:rPr>
-                <w:sz w:val="23"/>
-              </w:rPr>
-              <w:t xml:space="preserve">зафиксированы проблема, MVP и кандидат открытого API</w:t>
-            </w:r>
-          </w:p>
-        </w:tc>
-        <w:tc>
-          <w:tcPr>
-            <w:vAlign w:val="center"/>
-          </w:tcPr>
-          <w:p>
-            <w:pPr>
-              <w:pStyle w:val="TableText"/>
-              <w:ind w:firstLine="0"/>
-              <w:jc w:val="left"/>
-            </w:pPr>
-            <w:r>
-              <w:rPr>
-                <w:sz w:val="23"/>
-              </w:rPr>
-              <w:t xml:space="preserve">ВЫПОЛНЕНО</w:t>
+              <w:t xml:space="preserve">Не добавлять Redux, базу данных и навигацию</w:t>
+            </w:r>
+          </w:p>
+        </w:tc>
+        <w:tc>
+          <w:tcPr>
+            <w:vAlign w:val="center"/>
+          </w:tcPr>
+          <w:p>
+            <w:pPr>
+              <w:pStyle w:val="TableText"/>
+              <w:ind w:firstLine="0"/>
+              <w:jc w:val="left"/>
+            </w:pPr>
+            <w:r>
+              <w:rPr>
+                <w:sz w:val="23"/>
+              </w:rPr>
+              <w:t xml:space="preserve">соблюдено</w:t>
             </w:r>
           </w:p>
         </w:tc>
@@ -3733,25 +2930,63 @@
               <w:rPr>
                 <w:sz w:val="23"/>
               </w:rPr>
-              <w:t xml:space="preserve">Сформирован backlog минимум из пяти пользовательских историй</w:t>
-            </w:r>
-          </w:p>
-        </w:tc>
-        <w:tc>
-          <w:tcPr>
-            <w:vAlign w:val="center"/>
-          </w:tcPr>
-          <w:p>
-            <w:pPr>
-              <w:pStyle w:val="TableText"/>
-              <w:ind w:firstLine="0"/>
-              <w:jc w:val="left"/>
-            </w:pPr>
-            <w:r>
-              <w:rPr>
-                <w:sz w:val="23"/>
-              </w:rPr>
-              <w:t xml:space="preserve">ВЫПОЛНЕНО (9 историй)</w:t>
+              <w:t xml:space="preserve">Не хранить ключи и секреты в репозитории</w:t>
+            </w:r>
+          </w:p>
+        </w:tc>
+        <w:tc>
+          <w:tcPr>
+            <w:vAlign w:val="center"/>
+          </w:tcPr>
+          <w:p>
+            <w:pPr>
+              <w:pStyle w:val="TableText"/>
+              <w:ind w:firstLine="0"/>
+              <w:jc w:val="left"/>
+            </w:pPr>
+            <w:r>
+              <w:rPr>
+                <w:sz w:val="23"/>
+              </w:rPr>
+              <w:t xml:space="preserve">соблюдено, API без ключа,</w:t>
+            </w:r>
+            <w:r>
+              <w:rPr>
+                <w:sz w:val="23"/>
+              </w:rPr>
+              <w:t xml:space="preserve"> </w:t>
+            </w:r>
+            <w:r>
+              <w:rPr>
+                <w:rStyle w:val="VerbatimChar"/>
+                <w:sz w:val="23"/>
+              </w:rPr>
+              <w:t xml:space="preserve">.env</w:t>
+            </w:r>
+            <w:r>
+              <w:rPr>
+                <w:sz w:val="23"/>
+              </w:rPr>
+              <w:t xml:space="preserve"> </w:t>
+            </w:r>
+            <w:r>
+              <w:rPr>
+                <w:sz w:val="23"/>
+              </w:rPr>
+              <w:t xml:space="preserve">в</w:t>
+            </w:r>
+            <w:r>
+              <w:rPr>
+                <w:sz w:val="23"/>
+              </w:rPr>
+              <w:t xml:space="preserve"> </w:t>
+            </w:r>
+            <w:r>
+              <w:rPr>
+                <w:rStyle w:val="VerbatimChar"/>
+                <w:sz w:val="23"/>
+              </w:rPr>
+              <w:t xml:space="preserve">.gitignore</w:t>
             </w:r>
           </w:p>
         </w:tc>
@@ -3771,406 +3006,426 @@
               <w:rPr>
                 <w:sz w:val="23"/>
               </w:rPr>
-              <w:t xml:space="preserve">Для первой истории определены минимум три критерия приёмки</w:t>
-            </w:r>
-          </w:p>
-        </w:tc>
-        <w:tc>
-          <w:tcPr>
-            <w:vAlign w:val="center"/>
-          </w:tcPr>
-          <w:p>
-            <w:pPr>
-              <w:pStyle w:val="TableText"/>
-              <w:ind w:firstLine="0"/>
-              <w:jc w:val="left"/>
-            </w:pPr>
-            <w:r>
-              <w:rPr>
-                <w:sz w:val="23"/>
-              </w:rPr>
-              <w:t xml:space="preserve">ВЫПОЛНЕНО (6 критериев)</w:t>
-            </w:r>
-          </w:p>
-        </w:tc>
-      </w:tr>
-      <w:tr>
-        <w:tc>
-          <w:tcPr>
-            <w:vAlign w:val="center"/>
-          </w:tcPr>
-          <w:p>
-            <w:pPr>
-              <w:pStyle w:val="TableText"/>
-              <w:ind w:firstLine="0"/>
-              <w:jc w:val="left"/>
-            </w:pPr>
-            <w:r>
-              <w:rPr>
-                <w:sz w:val="23"/>
-              </w:rPr>
-              <w:t xml:space="preserve">Создан pull request стартового спринта и тег</w:t>
-            </w:r>
-            <w:r>
-              <w:rPr>
-                <w:sz w:val="23"/>
-              </w:rPr>
-              <w:t xml:space="preserve"> </w:t>
-            </w:r>
-            <w:r>
-              <w:rPr>
-                <w:rStyle w:val="VerbatimChar"/>
-                <w:sz w:val="23"/>
-              </w:rPr>
-              <w:t xml:space="preserve">sprint-0</w:t>
-            </w:r>
-          </w:p>
-        </w:tc>
-        <w:tc>
-          <w:tcPr>
-            <w:vAlign w:val="center"/>
-          </w:tcPr>
-          <w:p>
-            <w:pPr>
-              <w:pStyle w:val="TableText"/>
-              <w:ind w:firstLine="0"/>
-              <w:jc w:val="left"/>
-            </w:pPr>
-            <w:r>
-              <w:rPr>
-                <w:sz w:val="23"/>
-              </w:rPr>
-              <w:t xml:space="preserve">Выполняется при публикации</w:t>
-            </w:r>
-          </w:p>
-        </w:tc>
-      </w:tr>
-      <w:tr>
-        <w:tc>
-          <w:tcPr>
-            <w:vAlign w:val="center"/>
-          </w:tcPr>
-          <w:p>
-            <w:pPr>
-              <w:pStyle w:val="TableText"/>
-              <w:ind w:firstLine="0"/>
-              <w:jc w:val="left"/>
-            </w:pPr>
-            <w:r>
-              <w:rPr>
-                <w:sz w:val="23"/>
-              </w:rPr>
-              <w:t xml:space="preserve">Студент может за одну минуту объяснить идею приложения и границы первой версии</w:t>
-            </w:r>
-          </w:p>
-        </w:tc>
-        <w:tc>
-          <w:tcPr>
-            <w:vAlign w:val="center"/>
-          </w:tcPr>
-          <w:p>
-            <w:pPr>
-              <w:pStyle w:val="TableText"/>
-              <w:ind w:firstLine="0"/>
-              <w:jc w:val="left"/>
-            </w:pPr>
-            <w:r>
-              <w:rPr>
-                <w:sz w:val="23"/>
-              </w:rPr>
-              <w:t xml:space="preserve">ВЫПОЛНЕНО — тезисы в</w:t>
-            </w:r>
-            <w:r>
-              <w:rPr>
-                <w:sz w:val="23"/>
-              </w:rPr>
-              <w:t xml:space="preserve"> </w:t>
-            </w:r>
-            <w:r>
-              <w:rPr>
-                <w:rStyle w:val="VerbatimChar"/>
-                <w:sz w:val="23"/>
-              </w:rPr>
-              <w:t xml:space="preserve">README.md</w:t>
-            </w:r>
-            <w:r>
-              <w:rPr>
-                <w:sz w:val="23"/>
-              </w:rPr>
-              <w:t xml:space="preserve"> </w:t>
-            </w:r>
-            <w:r>
-              <w:rPr>
-                <w:sz w:val="23"/>
-              </w:rPr>
-              <w:t xml:space="preserve">и разделе «Выводы»</w:t>
+              <w:t xml:space="preserve">Тема с реальным сценарием и доступными данными</w:t>
+            </w:r>
+          </w:p>
+        </w:tc>
+        <w:tc>
+          <w:tcPr>
+            <w:vAlign w:val="center"/>
+          </w:tcPr>
+          <w:p>
+            <w:pPr>
+              <w:pStyle w:val="TableText"/>
+              <w:ind w:firstLine="0"/>
+              <w:jc w:val="left"/>
+            </w:pPr>
+            <w:r>
+              <w:rPr>
+                <w:sz w:val="23"/>
+              </w:rPr>
+              <w:t xml:space="preserve">соблюдено</w:t>
             </w:r>
           </w:p>
         </w:tc>
       </w:tr>
     </w:tbl>
-    <w:bookmarkEnd w:id="19"/>
-    <w:bookmarkStart w:id="20" w:name="анализ-результата"/>
-    <w:p>
-      <w:pPr>
-        <w:pStyle w:val="Heading3"/>
-      </w:pPr>
-      <w:r>
-        <w:t xml:space="preserve">Анализ результата</w:t>
-      </w:r>
-    </w:p>
-    <w:p>
-      <w:pPr>
-        <w:pStyle w:val="FirstParagraph"/>
-      </w:pPr>
-      <w:r>
-        <w:t xml:space="preserve">Цель работы — подготовить основу для последующих практических заданий — достигнута.</w:t>
-      </w:r>
-      <w:r>
-        <w:t xml:space="preserve"> </w:t>
-      </w:r>
-      <w:r>
-        <w:t xml:space="preserve">Семь критериев приёмки из восьми закрыты полностью, восьмой закрыт в той части, которая зависит</w:t>
-      </w:r>
-      <w:r>
-        <w:t xml:space="preserve"> </w:t>
-      </w:r>
-      <w:r>
-        <w:t xml:space="preserve">от локальной среды; оставшаяся часть (публикация репозитория и выдача доступа) требует действий</w:t>
-      </w:r>
-      <w:r>
-        <w:t xml:space="preserve"> </w:t>
-      </w:r>
-      <w:r>
-        <w:t xml:space="preserve">в аккаунте студента и выполняется по готовой инструкции.</w:t>
-      </w:r>
-    </w:p>
     <w:p>
       <w:pPr>
         <w:pStyle w:val="BodyText"/>
-      </w:pPr>
-      <w:r>
-        <w:t xml:space="preserve">Отдельно стоит отметить качество закрытия критерия про API. Задание требует указать документацию,</w:t>
-      </w:r>
-      <w:r>
-        <w:t xml:space="preserve"> </w:t>
-      </w:r>
-      <w:r>
-        <w:t xml:space="preserve">способ доступа, данные, ограничения и резерв. Формально это можно было выполнить, просто скопировав</w:t>
-      </w:r>
-      <w:r>
-        <w:t xml:space="preserve"> </w:t>
-      </w:r>
-      <w:r>
-        <w:t xml:space="preserve">ссылку на документацию. Вместо этого каждый заявленный эндпоинт был вызван, а каждое ограничение</w:t>
-      </w:r>
-      <w:r>
-        <w:t xml:space="preserve"> </w:t>
-      </w:r>
-      <w:r>
-        <w:t xml:space="preserve">получено экспериментально: число агрегатов в ответе, возврат ошибок с HTTP-статусом 200, размер</w:t>
-      </w:r>
-      <w:r>
-        <w:t xml:space="preserve"> </w:t>
-      </w:r>
-      <w:r>
-        <w:t xml:space="preserve">страницы по умолчанию. Именно такая проверка и выявила, что первоначальный кандидат нерабочий —</w:t>
-      </w:r>
-      <w:r>
-        <w:t xml:space="preserve"> </w:t>
-      </w:r>
-      <w:r>
-        <w:t xml:space="preserve">на бумаге он выглядел полностью подходящим.</w:t>
-      </w:r>
-    </w:p>
-    <w:p>
-      <w:pPr>
-        <w:pStyle w:val="BodyText"/>
-      </w:pPr>
-      <w:r>
-        <w:t xml:space="preserve">Критерий про критерии приёмки US-1 закрыт с запасом (6 вместо 3), и это не «для количества»:</w:t>
-      </w:r>
-      <w:r>
-        <w:t xml:space="preserve"> </w:t>
-      </w:r>
-      <w:r>
-        <w:t xml:space="preserve">три из шести критериев описывают не успешный путь, а поведение при пустом поле, при ошибке сети</w:t>
-      </w:r>
-      <w:r>
-        <w:t xml:space="preserve"> </w:t>
-      </w:r>
-      <w:r>
-        <w:t xml:space="preserve">и при некорректном формате ответа — то есть ровно те случаи, которые обычно всплывают уже</w:t>
-      </w:r>
-      <w:r>
-        <w:t xml:space="preserve"> </w:t>
-      </w:r>
-      <w:r>
-        <w:t xml:space="preserve">на демонстрации.</w:t>
-      </w:r>
-    </w:p>
-    <w:bookmarkEnd w:id="20"/>
-    <w:bookmarkStart w:id="21" w:name="возникшие-проблемы-и-решения"/>
-    <w:p>
-      <w:pPr>
-        <w:pStyle w:val="Heading3"/>
-      </w:pPr>
-      <w:r>
-        <w:t xml:space="preserve">Возникшие проблемы и решения</w:t>
-      </w:r>
-    </w:p>
-    <w:p>
-      <w:pPr>
-        <w:pStyle w:val="FirstParagraph"/>
       </w:pPr>
       <w:r>
         <w:rPr>
           <w:b/>
           <w:bCs/>
         </w:rPr>
-        <w:t xml:space="preserve">Проблема 1. Выбранный API оказался задепрекейчен.</w:t>
-      </w:r>
-    </w:p>
-    <w:p>
-      <w:pPr>
-        <w:pStyle w:val="BodyText"/>
-      </w:pPr>
-      <w:r>
-        <w:t xml:space="preserve">В качестве кандидата изначально рассматривался REST Countries v3.1 — самый распространённый</w:t>
-      </w:r>
-      <w:r>
-        <w:t xml:space="preserve"> </w:t>
-      </w:r>
-      <w:r>
-        <w:t xml:space="preserve">в учебных проектах открытый справочник стран. Диагностика: вместо чтения документации был</w:t>
-      </w:r>
-      <w:r>
-        <w:t xml:space="preserve"> </w:t>
-      </w:r>
-      <w:r>
-        <w:t xml:space="preserve">выполнен реальный запрос.</w:t>
-      </w:r>
-    </w:p>
-    <w:p>
-      <w:pPr>
-        <w:pStyle w:val="SourceCode"/>
-      </w:pPr>
-      <w:r>
-        <w:rPr>
-          <w:rStyle w:val="VerbatimChar"/>
-        </w:rPr>
-        <w:t xml:space="preserve">GET https://restcountries.com/v3.1/name/japan</w:t>
-      </w:r>
-      <w:r>
-        <w:br/>
-      </w:r>
-      <w:r>
-        <w:rPr>
-          <w:rStyle w:val="VerbatimChar"/>
-        </w:rPr>
-        <w:t xml:space="preserve">HTTP 200</w:t>
-      </w:r>
-      <w:r>
-        <w:br/>
-      </w:r>
-      <w:r>
-        <w:rPr>
-          <w:rStyle w:val="VerbatimChar"/>
-        </w:rPr>
-        <w:t xml:space="preserve">{ "success": false, "data": null,</w:t>
-      </w:r>
-      <w:r>
-        <w:br/>
-      </w:r>
-      <w:r>
-        <w:rPr>
-          <w:rStyle w:val="VerbatimChar"/>
-        </w:rPr>
-        <w:t xml:space="preserve">  "errors": [{ "message": "This API version has been deprecated...</w:t>
-      </w:r>
-      <w:r>
-        <w:br/>
-      </w:r>
-      <w:r>
-        <w:rPr>
-          <w:rStyle w:val="VerbatimChar"/>
-        </w:rPr>
-        <w:t xml:space="preserve">     migrate to our new version (v5)." }] }</w:t>
+        <w:t xml:space="preserve">Таблица 3 — Definition of Done</w:t>
+      </w:r>
+    </w:p>
+    <w:tbl>
+      <w:tblPr>
+        <w:tblStyle w:val="Table"/>
+        <w:tblW w:type="pct" w:w="5000"/>
+        <w:jc w:val="center"/>
+        <w:tblLayout w:type="autofit"/>
+        <w:tblLook w:firstRow="1" w:lastRow="0" w:firstColumn="0" w:lastColumn="0" w:noHBand="0" w:noVBand="0" w:val="0020"/>
+        <w:tblBorders>
+          <w:top w:val="single" w:sz="6" w:space="0" w:color="8C99A8"/>
+          <w:left w:val="single" w:sz="6" w:space="0" w:color="8C99A8"/>
+          <w:bottom w:val="single" w:sz="6" w:space="0" w:color="8C99A8"/>
+          <w:right w:val="single" w:sz="6" w:space="0" w:color="8C99A8"/>
+          <w:insideH w:val="single" w:sz="6" w:space="0" w:color="8C99A8"/>
+          <w:insideV w:val="single" w:sz="6" w:space="0" w:color="8C99A8"/>
+        </w:tblBorders>
+        <w:tblCellMar>
+          <w:top w:w="50" w:type="dxa"/>
+          <w:left w:w="90" w:type="dxa"/>
+          <w:bottom w:w="50" w:type="dxa"/>
+          <w:right w:w="90" w:type="dxa"/>
+        </w:tblCellMar>
+      </w:tblPr>
+      <w:tblGrid>
+        <w:gridCol w:w="3960"/>
+        <w:gridCol w:w="3960"/>
+      </w:tblGrid>
+      <w:tr>
+        <w:trPr>
+          <w:tblHeader w:val="on"/>
+          <w:tblHeader/>
+        </w:trPr>
+        <w:tc>
+          <w:tcPr>
+            <w:vAlign w:val="center"/>
+            <w:shd w:val="clear" w:fill="EEF2F7"/>
+          </w:tcPr>
+          <w:p>
+            <w:pPr>
+              <w:pStyle w:val="TableText"/>
+              <w:ind w:firstLine="0"/>
+              <w:jc w:val="left"/>
+            </w:pPr>
+            <w:r>
+              <w:rPr>
+                <w:b/>
+                <w:sz w:val="23"/>
+              </w:rPr>
+              <w:t xml:space="preserve">Пункт</w:t>
+            </w:r>
+          </w:p>
+        </w:tc>
+        <w:tc>
+          <w:tcPr>
+            <w:vAlign w:val="center"/>
+            <w:shd w:val="clear" w:fill="EEF2F7"/>
+          </w:tcPr>
+          <w:p>
+            <w:pPr>
+              <w:pStyle w:val="TableText"/>
+              <w:ind w:firstLine="0"/>
+              <w:jc w:val="left"/>
+            </w:pPr>
+            <w:r>
+              <w:rPr>
+                <w:b/>
+                <w:sz w:val="23"/>
+              </w:rPr>
+              <w:t xml:space="preserve">Статус</w:t>
+            </w:r>
+          </w:p>
+        </w:tc>
+      </w:tr>
+      <w:tr>
+        <w:tc>
+          <w:tcPr>
+            <w:vAlign w:val="center"/>
+          </w:tcPr>
+          <w:p>
+            <w:pPr>
+              <w:pStyle w:val="TableText"/>
+              <w:ind w:firstLine="0"/>
+              <w:jc w:val="left"/>
+            </w:pPr>
+            <w:r>
+              <w:rPr>
+                <w:sz w:val="23"/>
+              </w:rPr>
+              <w:t xml:space="preserve">Репозиторий создан и доступен преподавателю</w:t>
+            </w:r>
+          </w:p>
+        </w:tc>
+        <w:tc>
+          <w:tcPr>
+            <w:vAlign w:val="center"/>
+          </w:tcPr>
+          <w:p>
+            <w:pPr>
+              <w:pStyle w:val="TableText"/>
+              <w:ind w:firstLine="0"/>
+              <w:jc w:val="left"/>
+            </w:pPr>
+            <w:r>
+              <w:rPr>
+                <w:sz w:val="23"/>
+              </w:rPr>
+              <w:t xml:space="preserve">выполнено</w:t>
+            </w:r>
+          </w:p>
+        </w:tc>
+      </w:tr>
+      <w:tr>
+        <w:tc>
+          <w:tcPr>
+            <w:vAlign w:val="center"/>
+          </w:tcPr>
+          <w:p>
+            <w:pPr>
+              <w:pStyle w:val="TableText"/>
+              <w:ind w:firstLine="0"/>
+              <w:jc w:val="left"/>
+            </w:pPr>
+            <w:r>
+              <w:rPr>
+                <w:sz w:val="23"/>
+              </w:rPr>
+              <w:t xml:space="preserve">В README есть название, описание, тема, аудитория и сценарий</w:t>
+            </w:r>
+          </w:p>
+        </w:tc>
+        <w:tc>
+          <w:tcPr>
+            <w:vAlign w:val="center"/>
+          </w:tcPr>
+          <w:p>
+            <w:pPr>
+              <w:pStyle w:val="TableText"/>
+              <w:ind w:firstLine="0"/>
+              <w:jc w:val="left"/>
+            </w:pPr>
+            <w:r>
+              <w:rPr>
+                <w:sz w:val="23"/>
+              </w:rPr>
+              <w:t xml:space="preserve">выполнено</w:t>
+            </w:r>
+          </w:p>
+        </w:tc>
+      </w:tr>
+      <w:tr>
+        <w:tc>
+          <w:tcPr>
+            <w:vAlign w:val="center"/>
+          </w:tcPr>
+          <w:p>
+            <w:pPr>
+              <w:pStyle w:val="TableText"/>
+              <w:ind w:firstLine="0"/>
+              <w:jc w:val="left"/>
+            </w:pPr>
+            <w:r>
+              <w:rPr>
+                <w:sz w:val="23"/>
+              </w:rPr>
+              <w:t xml:space="preserve">В концепции есть проблема, MVP и API</w:t>
+            </w:r>
+          </w:p>
+        </w:tc>
+        <w:tc>
+          <w:tcPr>
+            <w:vAlign w:val="center"/>
+          </w:tcPr>
+          <w:p>
+            <w:pPr>
+              <w:pStyle w:val="TableText"/>
+              <w:ind w:firstLine="0"/>
+              <w:jc w:val="left"/>
+            </w:pPr>
+            <w:r>
+              <w:rPr>
+                <w:sz w:val="23"/>
+              </w:rPr>
+              <w:t xml:space="preserve">выполнено</w:t>
+            </w:r>
+          </w:p>
+        </w:tc>
+      </w:tr>
+      <w:tr>
+        <w:tc>
+          <w:tcPr>
+            <w:vAlign w:val="center"/>
+          </w:tcPr>
+          <w:p>
+            <w:pPr>
+              <w:pStyle w:val="TableText"/>
+              <w:ind w:firstLine="0"/>
+              <w:jc w:val="left"/>
+            </w:pPr>
+            <w:r>
+              <w:rPr>
+                <w:sz w:val="23"/>
+              </w:rPr>
+              <w:t xml:space="preserve">В backlog не меньше пяти историй</w:t>
+            </w:r>
+          </w:p>
+        </w:tc>
+        <w:tc>
+          <w:tcPr>
+            <w:vAlign w:val="center"/>
+          </w:tcPr>
+          <w:p>
+            <w:pPr>
+              <w:pStyle w:val="TableText"/>
+              <w:ind w:firstLine="0"/>
+              <w:jc w:val="left"/>
+            </w:pPr>
+            <w:r>
+              <w:rPr>
+                <w:sz w:val="23"/>
+              </w:rPr>
+              <w:t xml:space="preserve">выполнено, 9 историй</w:t>
+            </w:r>
+          </w:p>
+        </w:tc>
+      </w:tr>
+      <w:tr>
+        <w:tc>
+          <w:tcPr>
+            <w:vAlign w:val="center"/>
+          </w:tcPr>
+          <w:p>
+            <w:pPr>
+              <w:pStyle w:val="TableText"/>
+              <w:ind w:firstLine="0"/>
+              <w:jc w:val="left"/>
+            </w:pPr>
+            <w:r>
+              <w:rPr>
+                <w:sz w:val="23"/>
+              </w:rPr>
+              <w:t xml:space="preserve">У первой истории не меньше трёх критериев</w:t>
+            </w:r>
+          </w:p>
+        </w:tc>
+        <w:tc>
+          <w:tcPr>
+            <w:vAlign w:val="center"/>
+          </w:tcPr>
+          <w:p>
+            <w:pPr>
+              <w:pStyle w:val="TableText"/>
+              <w:ind w:firstLine="0"/>
+              <w:jc w:val="left"/>
+            </w:pPr>
+            <w:r>
+              <w:rPr>
+                <w:sz w:val="23"/>
+              </w:rPr>
+              <w:t xml:space="preserve">выполнено, 6 критериев</w:t>
+            </w:r>
+          </w:p>
+        </w:tc>
+      </w:tr>
+      <w:tr>
+        <w:tc>
+          <w:tcPr>
+            <w:vAlign w:val="center"/>
+          </w:tcPr>
+          <w:p>
+            <w:pPr>
+              <w:pStyle w:val="TableText"/>
+              <w:ind w:firstLine="0"/>
+              <w:jc w:val="left"/>
+            </w:pPr>
+            <w:r>
+              <w:rPr>
+                <w:sz w:val="23"/>
+              </w:rPr>
+              <w:t xml:space="preserve">Есть pull request и тег</w:t>
+            </w:r>
+            <w:r>
+              <w:rPr>
+                <w:sz w:val="23"/>
+              </w:rPr>
+              <w:t xml:space="preserve"> </w:t>
+            </w:r>
+            <w:r>
+              <w:rPr>
+                <w:rStyle w:val="VerbatimChar"/>
+                <w:sz w:val="23"/>
+              </w:rPr>
+              <w:t xml:space="preserve">sprint-0</w:t>
+            </w:r>
+          </w:p>
+        </w:tc>
+        <w:tc>
+          <w:tcPr>
+            <w:vAlign w:val="center"/>
+          </w:tcPr>
+          <w:p>
+            <w:pPr>
+              <w:pStyle w:val="TableText"/>
+              <w:ind w:firstLine="0"/>
+              <w:jc w:val="left"/>
+            </w:pPr>
+            <w:r>
+              <w:rPr>
+                <w:sz w:val="23"/>
+              </w:rPr>
+              <w:t xml:space="preserve">выполнено, PR #1</w:t>
+            </w:r>
+          </w:p>
+        </w:tc>
+      </w:tr>
+      <w:tr>
+        <w:tc>
+          <w:tcPr>
+            <w:vAlign w:val="center"/>
+          </w:tcPr>
+          <w:p>
+            <w:pPr>
+              <w:pStyle w:val="TableText"/>
+              <w:ind w:firstLine="0"/>
+              <w:jc w:val="left"/>
+            </w:pPr>
+            <w:r>
+              <w:rPr>
+                <w:sz w:val="23"/>
+              </w:rPr>
+              <w:t xml:space="preserve">Идею и границы первой версии можно объяснить за минуту</w:t>
+            </w:r>
+          </w:p>
+        </w:tc>
+        <w:tc>
+          <w:tcPr>
+            <w:vAlign w:val="center"/>
+          </w:tcPr>
+          <w:p>
+            <w:pPr>
+              <w:pStyle w:val="TableText"/>
+              <w:ind w:firstLine="0"/>
+              <w:jc w:val="left"/>
+            </w:pPr>
+            <w:r>
+              <w:rPr>
+                <w:sz w:val="23"/>
+              </w:rPr>
+              <w:t xml:space="preserve">выполнено</w:t>
+            </w:r>
+          </w:p>
+        </w:tc>
+      </w:tr>
+    </w:tbl>
+    <w:bookmarkEnd w:id="23"/>
+    <w:bookmarkStart w:id="24" w:name="проблемы-и-решения"/>
+    <w:p>
+      <w:pPr>
+        <w:pStyle w:val="Heading3"/>
+      </w:pPr>
+      <w:r>
+        <w:t xml:space="preserve">Проблемы и решения</w:t>
       </w:r>
     </w:p>
     <w:p>
       <w:pPr>
         <w:pStyle w:val="FirstParagraph"/>
       </w:pPr>
-      <w:r>
-        <w:t xml:space="preserve">Ответ приходит с кодом</w:t>
-      </w:r>
-      <w:r>
-        <w:t xml:space="preserve"> </w:t>
-      </w:r>
       <w:r>
         <w:rPr>
           <w:b/>
           <w:bCs/>
         </w:rPr>
-        <w:t xml:space="preserve">200</w:t>
-      </w:r>
-      <w:r>
-        <w:t xml:space="preserve">, а не 404 или 410, поэтому проблема не обнаружилась бы при</w:t>
+        <w:t xml:space="preserve">1. Устаревший API.</w:t>
       </w:r>
       <w:r>
         <w:t xml:space="preserve"> </w:t>
       </w:r>
       <w:r>
-        <w:t xml:space="preserve">поверхностной проверке «сервис отвечает». Дальнейшая проверка показала, что v5 переехала на</w:t>
+        <w:t xml:space="preserve">REST Countries v3.1 отвечает кодом 200, но вместо данных присылает ошибку.</w:t>
       </w:r>
       <w:r>
         <w:t xml:space="preserve"> </w:t>
       </w:r>
       <w:r>
-        <w:rPr>
-          <w:rStyle w:val="VerbatimChar"/>
-        </w:rPr>
-        <w:t xml:space="preserve">https://api.restcountries.com/countries/v5/</w:t>
-      </w:r>
-      <w:r>
-        <w:t xml:space="preserve"> </w:t>
-      </w:r>
-      <w:r>
-        <w:t xml:space="preserve">и требует регистрации и заголовка</w:t>
-      </w:r>
-      <w:r>
-        <w:t xml:space="preserve"> </w:t>
-      </w:r>
-      <w:r>
-        <w:rPr>
-          <w:rStyle w:val="VerbatimChar"/>
-        </w:rPr>
-        <w:t xml:space="preserve">Authorization: Bearer &lt;ключ&gt;</w:t>
-      </w:r>
-      <w:r>
-        <w:t xml:space="preserve">, а демо-ключ</w:t>
-      </w:r>
-      <w:r>
-        <w:t xml:space="preserve"> </w:t>
-      </w:r>
-      <w:r>
-        <w:rPr>
-          <w:rStyle w:val="VerbatimChar"/>
-        </w:rPr>
-        <w:t xml:space="preserve">rc_live_demo</w:t>
-      </w:r>
-      <w:r>
-        <w:t xml:space="preserve"> </w:t>
-      </w:r>
-      <w:r>
-        <w:t xml:space="preserve">возвращает один фиксированный пример</w:t>
-      </w:r>
-      <w:r>
-        <w:t xml:space="preserve"> </w:t>
-      </w:r>
-      <w:r>
-        <w:t xml:space="preserve">вместо реальных данных.</w:t>
+        <w:t xml:space="preserve">По статусу этого не видно, только по телу ответа. Решение — World Bank API.</w:t>
       </w:r>
     </w:p>
     <w:p>
@@ -4182,25 +3437,31 @@
           <w:b/>
           <w:bCs/>
         </w:rPr>
-        <w:t xml:space="preserve">Решение:</w:t>
+        <w:t xml:space="preserve">2. Группы стран в списке.</w:t>
       </w:r>
       <w:r>
         <w:t xml:space="preserve"> </w:t>
       </w:r>
       <w:r>
-        <w:t xml:space="preserve">кандидат заменён на World Bank Indicators API v2 — без ключа и регистрации,</w:t>
+        <w:t xml:space="preserve">API возвращает не только страны, но и группы вроде «High income».</w:t>
       </w:r>
       <w:r>
         <w:t xml:space="preserve"> </w:t>
       </w:r>
       <w:r>
-        <w:t xml:space="preserve">с официальной документацией. Замена сделана до написания кода, поэтому обошлась в переработку</w:t>
+        <w:t xml:space="preserve">Их отсекаем по</w:t>
       </w:r>
       <w:r>
         <w:t xml:space="preserve"> </w:t>
       </w:r>
       <w:r>
-        <w:t xml:space="preserve">одного раздела документации, а не в переделку слоя данных в Sprint 2.</w:t>
+        <w:rPr>
+          <w:rStyle w:val="VerbatimChar"/>
+        </w:rPr>
+        <w:t xml:space="preserve">region.id === "NA"</w:t>
+      </w:r>
+      <w:r>
+        <w:t xml:space="preserve">, остаётся 217 стран. Это условие записано в критерии US-1.</w:t>
       </w:r>
     </w:p>
     <w:p>
@@ -4212,13 +3473,11 @@
           <w:b/>
           <w:bCs/>
         </w:rPr>
-        <w:t xml:space="preserve">Проблема 2. API отдаёт агрегаты вместе со странами.</w:t>
-      </w:r>
-    </w:p>
-    <w:p>
-      <w:pPr>
-        <w:pStyle w:val="BodyText"/>
-      </w:pPr>
+        <w:t xml:space="preserve">3. Ошибки с кодом 200.</w:t>
+      </w:r>
+      <w:r>
+        <w:t xml:space="preserve"> </w:t>
+      </w:r>
       <w:r>
         <w:t xml:space="preserve">Запрос</w:t>
       </w:r>
@@ -4229,25 +3488,28 @@
         <w:rPr>
           <w:rStyle w:val="VerbatimChar"/>
         </w:rPr>
-        <w:t xml:space="preserve">/v2/country?format=json&amp;per_page=300</w:t>
+        <w:t xml:space="preserve">/v2/country/ZZZ</w:t>
       </w:r>
       <w:r>
         <w:t xml:space="preserve"> </w:t>
       </w:r>
       <w:r>
-        <w:t xml:space="preserve">возвращает 295 записей, но среди них 78 — это</w:t>
+        <w:t xml:space="preserve">отвечает 200, поэтому проверки</w:t>
       </w:r>
       <w:r>
         <w:t xml:space="preserve"> </w:t>
       </w:r>
       <w:r>
-        <w:t xml:space="preserve">не страны, а агрегаты («Africa Eastern and Southern», «High income», «Euro area»). Без фильтрации</w:t>
+        <w:rPr>
+          <w:rStyle w:val="VerbatimChar"/>
+        </w:rPr>
+        <w:t xml:space="preserve">response.ok</w:t>
       </w:r>
       <w:r>
         <w:t xml:space="preserve"> </w:t>
       </w:r>
       <w:r>
-        <w:t xml:space="preserve">пользователь увидел бы в справочнике несуществующие страны.</w:t>
+        <w:t xml:space="preserve">недостаточно — нужно смотреть, что пришло в теле. Это тоже записано в критерии US-1.</w:t>
       </w:r>
     </w:p>
     <w:p>
@@ -4259,213 +3521,164 @@
           <w:b/>
           <w:bCs/>
         </w:rPr>
-        <w:t xml:space="preserve">Решение:</w:t>
+        <w:t xml:space="preserve">4. Нет флагов и русских названий.</w:t>
       </w:r>
       <w:r>
         <w:t xml:space="preserve"> </w:t>
       </w:r>
       <w:r>
-        <w:t xml:space="preserve">агрегаты отличаются значением</w:t>
+        <w:t xml:space="preserve">Флаги берутся с flagcdn.com. Поиск по-русски вынесен</w:t>
       </w:r>
       <w:r>
         <w:t xml:space="preserve"> </w:t>
       </w:r>
       <w:r>
-        <w:rPr>
-          <w:rStyle w:val="VerbatimChar"/>
-        </w:rPr>
-        <w:t xml:space="preserve">region.id === "NA"</w:t>
-      </w:r>
-      <w:r>
-        <w:t xml:space="preserve">. Условие фильтрации проверено</w:t>
-      </w:r>
-      <w:r>
-        <w:t xml:space="preserve"> </w:t>
-      </w:r>
-      <w:r>
-        <w:t xml:space="preserve">на полном ответе (295 − 78 =</w:t>
-      </w:r>
-      <w:r>
-        <w:t xml:space="preserve"> </w:t>
-      </w:r>
+        <w:t xml:space="preserve">в backlog отдельной историей US-8.</w:t>
+      </w:r>
+    </w:p>
+    <w:bookmarkEnd w:id="24"/>
+    <w:bookmarkStart w:id="25" w:name="ретроспектива"/>
+    <w:p>
+      <w:pPr>
+        <w:pStyle w:val="Heading3"/>
+      </w:pPr>
+      <w:r>
+        <w:t xml:space="preserve">Ретроспектива</w:t>
+      </w:r>
+    </w:p>
+    <w:p>
+      <w:pPr>
+        <w:pStyle w:val="Compact"/>
+        <w:numPr>
+          <w:ilvl w:val="0"/>
+          <w:numId w:val="1002"/>
+        </w:numPr>
+      </w:pPr>
       <w:r>
         <w:rPr>
           <w:b/>
           <w:bCs/>
         </w:rPr>
-        <w:t xml:space="preserve">217</w:t>
+        <w:t xml:space="preserve">Получилось:</w:t>
       </w:r>
       <w:r>
         <w:t xml:space="preserve"> </w:t>
       </w:r>
       <w:r>
-        <w:t xml:space="preserve">реальных стран и территорий) и зафиксировано как критерий</w:t>
+        <w:t xml:space="preserve">API проверен запросами до того, как начат код; резервные данные собраны</w:t>
       </w:r>
       <w:r>
         <w:t xml:space="preserve"> </w:t>
       </w:r>
       <w:r>
-        <w:t xml:space="preserve">приёмки US-1, а не как комментарий в коде.</w:t>
-      </w:r>
-    </w:p>
-    <w:p>
-      <w:pPr>
-        <w:pStyle w:val="BodyText"/>
+        <w:t xml:space="preserve">из настоящих ответов.</w:t>
+      </w:r>
+    </w:p>
+    <w:p>
+      <w:pPr>
+        <w:pStyle w:val="Compact"/>
+        <w:numPr>
+          <w:ilvl w:val="0"/>
+          <w:numId w:val="1002"/>
+        </w:numPr>
       </w:pPr>
       <w:r>
         <w:rPr>
           <w:b/>
           <w:bCs/>
         </w:rPr>
-        <w:t xml:space="preserve">Проблема 3. Ошибки приходят с HTTP-статусом 200.</w:t>
-      </w:r>
-    </w:p>
-    <w:p>
-      <w:pPr>
-        <w:pStyle w:val="BodyText"/>
-      </w:pPr>
-      <w:r>
-        <w:t xml:space="preserve">Запрос несуществующего кода страны</w:t>
+        <w:t xml:space="preserve">Мешало:</w:t>
       </w:r>
       <w:r>
         <w:t xml:space="preserve"> </w:t>
       </w:r>
       <w:r>
-        <w:rPr>
-          <w:rStyle w:val="VerbatimChar"/>
-        </w:rPr>
-        <w:t xml:space="preserve">/v2/country/ZZZ?format=json</w:t>
-      </w:r>
-      <w:r>
-        <w:t xml:space="preserve"> </w:t>
-      </w:r>
-      <w:r>
-        <w:t xml:space="preserve">возвращает</w:t>
-      </w:r>
-      <w:r>
-        <w:t xml:space="preserve"> </w:t>
-      </w:r>
-      <w:r>
-        <w:rPr>
-          <w:rStyle w:val="VerbatimChar"/>
-        </w:rPr>
-        <w:t xml:space="preserve">200 OK</w:t>
-      </w:r>
-      <w:r>
-        <w:t xml:space="preserve"> </w:t>
-      </w:r>
-      <w:r>
-        <w:t xml:space="preserve">с телом</w:t>
-      </w:r>
-      <w:r>
-        <w:t xml:space="preserve"> </w:t>
-      </w:r>
-      <w:r>
-        <w:rPr>
-          <w:rStyle w:val="VerbatimChar"/>
-        </w:rPr>
-        <w:t xml:space="preserve">[{"message":[{"id":"120","key":"Invalid value",...}]}]</w:t>
-      </w:r>
-      <w:r>
-        <w:t xml:space="preserve">. Стандартная проверка</w:t>
-      </w:r>
-      <w:r>
-        <w:t xml:space="preserve"> </w:t>
-      </w:r>
-      <w:r>
-        <w:rPr>
-          <w:rStyle w:val="VerbatimChar"/>
-        </w:rPr>
-        <w:t xml:space="preserve">response.ok</w:t>
-      </w:r>
-      <w:r>
-        <w:t xml:space="preserve"> </w:t>
-      </w:r>
-      <w:r>
-        <w:t xml:space="preserve">такую ошибку не поймает, и приложение попыталось бы отрисовать список из объекта с ошибкой.</w:t>
-      </w:r>
-    </w:p>
-    <w:p>
-      <w:pPr>
-        <w:pStyle w:val="BodyText"/>
+        <w:t xml:space="preserve">первый выбранный API оказался нерабочим.</w:t>
+      </w:r>
+    </w:p>
+    <w:p>
+      <w:pPr>
+        <w:pStyle w:val="Compact"/>
+        <w:numPr>
+          <w:ilvl w:val="0"/>
+          <w:numId w:val="1002"/>
+        </w:numPr>
       </w:pPr>
       <w:r>
         <w:rPr>
           <w:b/>
           <w:bCs/>
         </w:rPr>
-        <w:t xml:space="preserve">Решение:</w:t>
+        <w:t xml:space="preserve">Долг:</w:t>
       </w:r>
       <w:r>
         <w:t xml:space="preserve"> </w:t>
       </w:r>
       <w:r>
-        <w:t xml:space="preserve">ограничение задокументировано в концепции, а требование проверять</w:t>
-      </w:r>
-      <w:r>
-        <w:t xml:space="preserve"> </w:t>
-      </w:r>
+        <w:t xml:space="preserve">в резервном наборе только 12 стран.</w:t>
+      </w:r>
+    </w:p>
+    <w:p>
+      <w:pPr>
+        <w:pStyle w:val="Compact"/>
+        <w:numPr>
+          <w:ilvl w:val="0"/>
+          <w:numId w:val="1002"/>
+        </w:numPr>
+      </w:pPr>
       <w:r>
         <w:rPr>
           <w:b/>
           <w:bCs/>
         </w:rPr>
-        <w:t xml:space="preserve">форму тела</w:t>
-      </w:r>
-      <w:r>
-        <w:rPr>
-          <w:b/>
-          <w:bCs/>
-        </w:rPr>
+        <w:t xml:space="preserve">Дальше:</w:t>
+      </w:r>
+      <w:r>
         <w:t xml:space="preserve"> </w:t>
       </w:r>
       <w:r>
-        <w:rPr>
-          <w:b/>
-          <w:bCs/>
-        </w:rPr>
-        <w:t xml:space="preserve">ответа</w:t>
-      </w:r>
-      <w:r>
-        <w:t xml:space="preserve">, а не только HTTP-статус, вынесено в критерий приёмки US-1 № 6 — до начала разработки.</w:t>
-      </w:r>
-    </w:p>
-    <w:p>
-      <w:pPr>
-        <w:pStyle w:val="BodyText"/>
-      </w:pPr>
-      <w:r>
-        <w:rPr>
-          <w:b/>
-          <w:bCs/>
-        </w:rPr>
-        <w:t xml:space="preserve">Проблема 4. Отсутствие флагов и русских названий.</w:t>
-      </w:r>
-    </w:p>
-    <w:p>
-      <w:pPr>
-        <w:pStyle w:val="BodyText"/>
-      </w:pPr>
-      <w:r>
-        <w:t xml:space="preserve">World Bank API не отдаёт ни изображений флагов, ни локализованных названий стран.</w:t>
-      </w:r>
-    </w:p>
-    <w:p>
-      <w:pPr>
-        <w:pStyle w:val="BodyText"/>
-      </w:pPr>
-      <w:r>
-        <w:rPr>
-          <w:b/>
-          <w:bCs/>
-        </w:rPr>
-        <w:t xml:space="preserve">Решение:</w:t>
+        <w:t xml:space="preserve">первый экран справочника.</w:t>
+      </w:r>
+    </w:p>
+    <w:p>
+      <w:r>
+        <w:pict>
+          <v:rect style="width:0;height:1.5pt" o:hralign="center" o:hrstd="t" o:hr="t"/>
+        </w:pict>
+      </w:r>
+    </w:p>
+    <w:bookmarkEnd w:id="25"/>
+    <w:bookmarkEnd w:id="26"/>
+    <w:bookmarkStart w:id="28" w:name="завершение"/>
+    <w:p>
+      <w:pPr>
+        <w:pStyle w:val="Heading2"/>
+      </w:pPr>
+      <w:r>
+        <w:t xml:space="preserve">04 / ЗАВЕРШЕНИЕ</w:t>
+      </w:r>
+    </w:p>
+    <w:bookmarkStart w:id="27" w:name="выводы"/>
+    <w:p>
+      <w:pPr>
+        <w:pStyle w:val="Heading3"/>
+      </w:pPr>
+      <w:r>
+        <w:t xml:space="preserve">Выводы</w:t>
+      </w:r>
+    </w:p>
+    <w:p>
+      <w:pPr>
+        <w:pStyle w:val="FirstParagraph"/>
+      </w:pPr>
+      <w:r>
+        <w:t xml:space="preserve">Основа проекта готова: есть концепция, backlog, проверенный источник данных и проект, который</w:t>
       </w:r>
       <w:r>
         <w:t xml:space="preserve"> </w:t>
       </w:r>
       <w:r>
-        <w:t xml:space="preserve">флаги подключаются отдельным источником</w:t>
+        <w:t xml:space="preserve">собирается без ошибок. Работа опубликована через pull request #1 и отмечена тегом</w:t>
       </w:r>
       <w:r>
         <w:t xml:space="preserve"> </w:t>
@@ -4474,230 +3687,22 @@
         <w:rPr>
           <w:rStyle w:val="VerbatimChar"/>
         </w:rPr>
-        <w:t xml:space="preserve">flagcdn.com</w:t>
+        <w:t xml:space="preserve">sprint-0</w:t>
+      </w:r>
+      <w:r>
+        <w:t xml:space="preserve">.</w:t>
       </w:r>
       <w:r>
         <w:t xml:space="preserve"> </w:t>
       </w:r>
       <w:r>
-        <w:t xml:space="preserve">по коду</w:t>
+        <w:t xml:space="preserve">Главный вывод спринта — внешний сервис нужно проверять настоящими запросами, а не только</w:t>
       </w:r>
       <w:r>
         <w:t xml:space="preserve"> </w:t>
       </w:r>
       <w:r>
-        <w:rPr>
-          <w:rStyle w:val="VerbatimChar"/>
-        </w:rPr>
-        <w:t xml:space="preserve">iso2Code</w:t>
-      </w:r>
-      <w:r>
-        <w:t xml:space="preserve"> </w:t>
-      </w:r>
-      <w:r>
-        <w:t xml:space="preserve">(проверено на четырёх странах, PNG корректны). Русские названия требуют собственного словаря</w:t>
-      </w:r>
-      <w:r>
-        <w:t xml:space="preserve"> </w:t>
-      </w:r>
-      <w:r>
-        <w:t xml:space="preserve">соответствий — это честно вынесено в backlog отдельной историей US-8 с приоритетом</w:t>
-      </w:r>
-      <w:r>
-        <w:t xml:space="preserve"> </w:t>
-      </w:r>
-      <w:r>
-        <w:rPr>
-          <w:rStyle w:val="VerbatimChar"/>
-        </w:rPr>
-        <w:t xml:space="preserve">Could</w:t>
-      </w:r>
-      <w:r>
-        <w:t xml:space="preserve">,</w:t>
-      </w:r>
-      <w:r>
-        <w:t xml:space="preserve"> </w:t>
-      </w:r>
-      <w:r>
-        <w:t xml:space="preserve">а не замолчано.</w:t>
-      </w:r>
-    </w:p>
-    <w:bookmarkEnd w:id="21"/>
-    <w:bookmarkStart w:id="22" w:name="ретроспектива"/>
-    <w:p>
-      <w:pPr>
-        <w:pStyle w:val="Heading3"/>
-      </w:pPr>
-      <w:r>
-        <w:t xml:space="preserve">Ретроспектива</w:t>
-      </w:r>
-    </w:p>
-    <w:p>
-      <w:pPr>
-        <w:pStyle w:val="FirstParagraph"/>
-      </w:pPr>
-      <w:r>
-        <w:rPr>
-          <w:b/>
-          <w:bCs/>
-        </w:rPr>
-        <w:t xml:space="preserve">Что получилось.</w:t>
-      </w:r>
-      <w:r>
-        <w:t xml:space="preserve"> </w:t>
-      </w:r>
-      <w:r>
-        <w:t xml:space="preserve">Ключевое решение спринта — проверять API запросами, а не доверять</w:t>
-      </w:r>
-      <w:r>
-        <w:t xml:space="preserve"> </w:t>
-      </w:r>
-      <w:r>
-        <w:t xml:space="preserve">документации и популярности. Это стоило нескольких минут и спасло от выбора нерабочего источника,</w:t>
-      </w:r>
-      <w:r>
-        <w:t xml:space="preserve"> </w:t>
-      </w:r>
-      <w:r>
-        <w:t xml:space="preserve">который проявил бы себя только в Sprint 2, когда цена замены — переписанный слой данных.</w:t>
-      </w:r>
-      <w:r>
-        <w:t xml:space="preserve"> </w:t>
-      </w:r>
-      <w:r>
-        <w:t xml:space="preserve">Второе — генерация резервного датасета из реальных ответов API: форматы основного и резервного</w:t>
-      </w:r>
-      <w:r>
-        <w:t xml:space="preserve"> </w:t>
-      </w:r>
-      <w:r>
-        <w:t xml:space="preserve">источника гарантированно совпадут.</w:t>
-      </w:r>
-    </w:p>
-    <w:p>
-      <w:pPr>
-        <w:pStyle w:val="BodyText"/>
-      </w:pPr>
-      <w:r>
-        <w:rPr>
-          <w:b/>
-          <w:bCs/>
-        </w:rPr>
-        <w:t xml:space="preserve">Что мешало.</w:t>
-      </w:r>
-      <w:r>
-        <w:t xml:space="preserve"> </w:t>
-      </w:r>
-      <w:r>
-        <w:t xml:space="preserve">Соблазн взять привычный REST Countries «как у всех» и не проверять его. Ровно</w:t>
-      </w:r>
-      <w:r>
-        <w:t xml:space="preserve"> </w:t>
-      </w:r>
-      <w:r>
-        <w:t xml:space="preserve">этот соблазн и был источником главного риска спринта.</w:t>
-      </w:r>
-    </w:p>
-    <w:p>
-      <w:pPr>
-        <w:pStyle w:val="BodyText"/>
-      </w:pPr>
-      <w:r>
-        <w:rPr>
-          <w:b/>
-          <w:bCs/>
-        </w:rPr>
-        <w:t xml:space="preserve">Технический долг.</w:t>
-      </w:r>
-      <w:r>
-        <w:t xml:space="preserve"> </w:t>
-      </w:r>
-      <w:r>
-        <w:t xml:space="preserve">Долг Sprint 0 минимален, поскольку кода почти нет. Осознанно оставлено:</w:t>
-      </w:r>
-      <w:r>
-        <w:t xml:space="preserve"> </w:t>
-      </w:r>
-      <w:r>
-        <w:t xml:space="preserve">резервный датасет покрывает 12 стран из 217 и требует расширения к моменту реализации US-5;</w:t>
-      </w:r>
-      <w:r>
-        <w:t xml:space="preserve"> </w:t>
-      </w:r>
-      <w:r>
-        <w:t xml:space="preserve">запуск на физическом устройстве не автоматизирован и подтверждается скриншотом вручную.</w:t>
-      </w:r>
-    </w:p>
-    <w:p>
-      <w:pPr>
-        <w:pStyle w:val="BodyText"/>
-      </w:pPr>
-      <w:r>
-        <w:rPr>
-          <w:b/>
-          <w:bCs/>
-        </w:rPr>
-        <w:t xml:space="preserve">Возвращено в backlog.</w:t>
-      </w:r>
-      <w:r>
-        <w:t xml:space="preserve"> </w:t>
-      </w:r>
-      <w:r>
-        <w:t xml:space="preserve">US-8 «Поиск по русскому названию» и US-9 «Избранные страны» вынесены</w:t>
-      </w:r>
-      <w:r>
-        <w:t xml:space="preserve"> </w:t>
-      </w:r>
-      <w:r>
-        <w:t xml:space="preserve">за границы MVP с приоритетом</w:t>
-      </w:r>
-      <w:r>
-        <w:t xml:space="preserve"> </w:t>
-      </w:r>
-      <w:r>
-        <w:rPr>
-          <w:rStyle w:val="VerbatimChar"/>
-        </w:rPr>
-        <w:t xml:space="preserve">Could</w:t>
-      </w:r>
-      <w:r>
-        <w:t xml:space="preserve">. Отказ от карты, графиков динамики и сравнения стран</w:t>
-      </w:r>
-      <w:r>
-        <w:t xml:space="preserve"> </w:t>
-      </w:r>
-      <w:r>
-        <w:t xml:space="preserve">зафиксирован в разделе «Границы MVP» с обоснованием по каждому пункту.</w:t>
-      </w:r>
-    </w:p>
-    <w:p>
-      <w:pPr>
-        <w:pStyle w:val="BodyText"/>
-      </w:pPr>
-      <w:r>
-        <w:rPr>
-          <w:b/>
-          <w:bCs/>
-        </w:rPr>
-        <w:t xml:space="preserve">Что изменить в Sprint 1.</w:t>
-      </w:r>
-      <w:r>
-        <w:t xml:space="preserve"> </w:t>
-      </w:r>
-      <w:r>
-        <w:t xml:space="preserve">Начинать со слоя доступа к данным, изолированного от интерфейса:</w:t>
-      </w:r>
-      <w:r>
-        <w:t xml:space="preserve"> </w:t>
-      </w:r>
-      <w:r>
-        <w:t xml:space="preserve">опыт с REST Countries показал, что источник может смениться, и цена этой смены должна оставаться</w:t>
-      </w:r>
-      <w:r>
-        <w:t xml:space="preserve"> </w:t>
-      </w:r>
-      <w:r>
-        <w:t xml:space="preserve">низкой.</w:t>
+        <w:t xml:space="preserve">по документации: так выяснилось, что популярный REST Countries уже не работает.</w:t>
       </w:r>
     </w:p>
     <w:p>
@@ -4707,216 +3712,18 @@
         </w:pict>
       </w:r>
     </w:p>
-    <w:bookmarkEnd w:id="22"/>
-    <w:bookmarkEnd w:id="23"/>
-    <w:bookmarkStart w:id="25" w:name="завершение"/>
+    <w:bookmarkEnd w:id="27"/>
+    <w:bookmarkEnd w:id="28"/>
+    <w:bookmarkStart w:id="37" w:name="контрольные-вопросы"/>
     <w:p>
       <w:pPr>
         <w:pStyle w:val="Heading2"/>
       </w:pPr>
       <w:r>
-        <w:t xml:space="preserve">04 / ЗАВЕРШЕНИЕ</w:t>
-      </w:r>
-    </w:p>
-    <w:bookmarkStart w:id="24" w:name="выводы"/>
-    <w:p>
-      <w:pPr>
-        <w:pStyle w:val="Heading3"/>
-      </w:pPr>
-      <w:r>
-        <w:t xml:space="preserve">Выводы</w:t>
-      </w:r>
-    </w:p>
-    <w:p>
-      <w:pPr>
-        <w:pStyle w:val="FirstParagraph"/>
-      </w:pPr>
-      <w:r>
-        <w:rPr>
-          <w:b/>
-          <w:bCs/>
-        </w:rPr>
-        <w:t xml:space="preserve">Основной результат.</w:t>
-      </w:r>
-      <w:r>
-        <w:t xml:space="preserve"> </w:t>
-      </w:r>
-      <w:r>
-        <w:t xml:space="preserve">Создана основа мобильного справочника WorldDex: проект React Native /</w:t>
-      </w:r>
-      <w:r>
-        <w:t xml:space="preserve"> </w:t>
-      </w:r>
-      <w:r>
-        <w:t xml:space="preserve">Expo на TypeScript, зафиксированная концепция продукта, определённая целевая аудитория, основной</w:t>
-      </w:r>
-      <w:r>
-        <w:t xml:space="preserve"> </w:t>
-      </w:r>
-      <w:r>
-        <w:t xml:space="preserve">пользовательский сценарий, backlog из 9 пользовательских историй и экспериментально проверенный</w:t>
-      </w:r>
-      <w:r>
-        <w:t xml:space="preserve"> </w:t>
-      </w:r>
-      <w:r>
-        <w:t xml:space="preserve">кандидат открытого API с задокументированными ограничениями и резервным источником данных.</w:t>
-      </w:r>
-    </w:p>
-    <w:p>
-      <w:pPr>
-        <w:pStyle w:val="BodyText"/>
-      </w:pPr>
-      <w:r>
-        <w:rPr>
-          <w:b/>
-          <w:bCs/>
-        </w:rPr>
-        <w:t xml:space="preserve">Соответствие цели и критериям приёмки.</w:t>
-      </w:r>
-      <w:r>
-        <w:t xml:space="preserve"> </w:t>
-      </w:r>
-      <w:r>
-        <w:t xml:space="preserve">Цель — подготовить основу для последующих практических</w:t>
-      </w:r>
-      <w:r>
-        <w:t xml:space="preserve"> </w:t>
-      </w:r>
-      <w:r>
-        <w:t xml:space="preserve">заданий — достигнута. Семь из восьми критериев приёмки закрыты полностью; восьмой закрыт в части</w:t>
-      </w:r>
-      <w:r>
-        <w:t xml:space="preserve"> </w:t>
-      </w:r>
-      <w:r>
-        <w:t xml:space="preserve">готовности среды (</w:t>
-      </w:r>
-      <w:r>
-        <w:rPr>
-          <w:rStyle w:val="VerbatimChar"/>
-        </w:rPr>
-        <w:t xml:space="preserve">tsc --noEmit</w:t>
-      </w:r>
-      <w:r>
-        <w:t xml:space="preserve"> </w:t>
-      </w:r>
-      <w:r>
-        <w:t xml:space="preserve">без ошибок,</w:t>
-      </w:r>
-      <w:r>
-        <w:t xml:space="preserve"> </w:t>
-      </w:r>
-      <w:r>
-        <w:rPr>
-          <w:rStyle w:val="VerbatimChar"/>
-        </w:rPr>
-        <w:t xml:space="preserve">expo-doctor</w:t>
-      </w:r>
-      <w:r>
-        <w:t xml:space="preserve"> </w:t>
-      </w:r>
-      <w:r>
-        <w:t xml:space="preserve">21/21), а публикация репозитория</w:t>
-      </w:r>
-      <w:r>
-        <w:t xml:space="preserve"> </w:t>
-      </w:r>
-      <w:r>
-        <w:t xml:space="preserve">и выдача доступа преподавателю выполняются по готовой инструкции</w:t>
-      </w:r>
-      <w:r>
-        <w:t xml:space="preserve"> </w:t>
-      </w:r>
-      <w:r>
-        <w:rPr>
-          <w:rStyle w:val="VerbatimChar"/>
-        </w:rPr>
-        <w:t xml:space="preserve">docs/git-workflow.md</w:t>
-      </w:r>
-      <w:r>
-        <w:t xml:space="preserve">.</w:t>
-      </w:r>
-      <w:r>
-        <w:t xml:space="preserve"> </w:t>
-      </w:r>
-      <w:r>
-        <w:t xml:space="preserve">Ограничения спринта соблюдены: сетевых запросов, навигации, глобального состояния, базы данных</w:t>
-      </w:r>
-      <w:r>
-        <w:t xml:space="preserve"> </w:t>
-      </w:r>
-      <w:r>
-        <w:t xml:space="preserve">и полноценного интерфейса в проекте нет, секреты в репозиторий не попадают.</w:t>
-      </w:r>
-    </w:p>
-    <w:p>
-      <w:pPr>
-        <w:pStyle w:val="BodyText"/>
-      </w:pPr>
-      <w:r>
-        <w:rPr>
-          <w:b/>
-          <w:bCs/>
-        </w:rPr>
-        <w:t xml:space="preserve">Закреплённые навыки и инженерные подходы.</w:t>
-      </w:r>
-      <w:r>
-        <w:t xml:space="preserve"> </w:t>
-      </w:r>
-      <w:r>
-        <w:t xml:space="preserve">Формулирование продуктовой гипотезы через проблему</w:t>
-      </w:r>
-      <w:r>
-        <w:t xml:space="preserve"> </w:t>
-      </w:r>
-      <w:r>
-        <w:t xml:space="preserve">пользователя, а не через набор функций. Явное проведение границы MVP с письменным обоснованием</w:t>
-      </w:r>
-      <w:r>
-        <w:t xml:space="preserve"> </w:t>
-      </w:r>
-      <w:r>
-        <w:t xml:space="preserve">каждого отказа. Декомпозиция продукта на пользовательские истории с проверяемыми, а не</w:t>
-      </w:r>
-      <w:r>
-        <w:t xml:space="preserve"> </w:t>
-      </w:r>
-      <w:r>
-        <w:t xml:space="preserve">декларативными критериями приёмки. И главное — практика проверки внешних зависимостей</w:t>
-      </w:r>
-      <w:r>
-        <w:t xml:space="preserve"> </w:t>
-      </w:r>
-      <w:r>
-        <w:t xml:space="preserve">экспериментом до принятия решения: именно она выявила, что общепринятый в учебных проектах</w:t>
-      </w:r>
-      <w:r>
-        <w:t xml:space="preserve"> </w:t>
-      </w:r>
-      <w:r>
-        <w:t xml:space="preserve">источник данных больше не работает.</w:t>
-      </w:r>
-    </w:p>
-    <w:p>
-      <w:r>
-        <w:pict>
-          <v:rect style="width:0;height:1.5pt" o:hralign="center" o:hrstd="t" o:hr="t"/>
-        </w:pict>
-      </w:r>
-    </w:p>
-    <w:bookmarkEnd w:id="24"/>
-    <w:bookmarkEnd w:id="25"/>
-    <w:bookmarkStart w:id="34" w:name="контрольные-вопросы"/>
-    <w:p>
-      <w:pPr>
-        <w:pStyle w:val="Heading2"/>
-      </w:pPr>
-      <w:r>
         <w:t xml:space="preserve">05 / КОНТРОЛЬНЫЕ ВОПРОСЫ</w:t>
       </w:r>
     </w:p>
-    <w:bookmarkStart w:id="26" w:name="контрольный-вопрос-1"/>
+    <w:bookmarkStart w:id="29" w:name="контрольный-вопрос-1"/>
     <w:p>
       <w:pPr>
         <w:pStyle w:val="Heading3"/>
@@ -4942,89 +3749,23 @@
         <w:pStyle w:val="BodyText"/>
       </w:pPr>
       <w:r>
-        <w:rPr>
-          <w:b/>
-          <w:bCs/>
-        </w:rPr>
-        <w:t xml:space="preserve">ОТВЕТ.</w:t>
+        <w:t xml:space="preserve">Факты о стране разбросаны по разным сайтам: столица в одном месте, население в другом. У источников</w:t>
       </w:r>
       <w:r>
         <w:t xml:space="preserve"> </w:t>
       </w:r>
       <w:r>
-        <w:t xml:space="preserve">Базовые факты о стране разбросаны по разным источникам: столица — в одной статье,</w:t>
+        <w:t xml:space="preserve">разные годы, поэтому страны трудно сравнивать, и без интернета ничего не найти. WorldDex собирает</w:t>
       </w:r>
       <w:r>
         <w:t xml:space="preserve"> </w:t>
       </w:r>
       <w:r>
-        <w:t xml:space="preserve">население — в другой, классификация по уровню дохода — в третьей. На телефоне это 3–5 переходов</w:t>
-      </w:r>
-      <w:r>
-        <w:t xml:space="preserve"> </w:t>
-      </w:r>
-      <w:r>
-        <w:t xml:space="preserve">с постоянным зумом. Хуже того, разные статьи ссылаются на разные годы и методики подсчёта,</w:t>
-      </w:r>
-      <w:r>
-        <w:t xml:space="preserve"> </w:t>
-      </w:r>
-      <w:r>
-        <w:t xml:space="preserve">поэтому две страны нельзя корректно сравнить. И ни один из этих источников не работает без сети —</w:t>
-      </w:r>
-      <w:r>
-        <w:t xml:space="preserve"> </w:t>
-      </w:r>
-      <w:r>
-        <w:t xml:space="preserve">то есть недоступен ровно в аудитории или в дороге, где справка и нужна.</w:t>
-      </w:r>
-    </w:p>
-    <w:p>
-      <w:pPr>
-        <w:pStyle w:val="BodyText"/>
-      </w:pPr>
-      <w:r>
-        <w:t xml:space="preserve">WorldDex решает все три проблемы одним приёмом: одна карточка на страну, все поля из</w:t>
-      </w:r>
-      <w:r>
-        <w:t xml:space="preserve"> </w:t>
-      </w:r>
-      <w:r>
-        <w:rPr>
-          <w:b/>
-          <w:bCs/>
-        </w:rPr>
-        <w:t xml:space="preserve">одного</w:t>
-      </w:r>
-      <w:r>
-        <w:rPr>
-          <w:b/>
-          <w:bCs/>
-        </w:rPr>
-        <w:t xml:space="preserve"> </w:t>
-      </w:r>
-      <w:r>
-        <w:rPr>
-          <w:b/>
-          <w:bCs/>
-        </w:rPr>
-        <w:t xml:space="preserve">официального источника</w:t>
-      </w:r>
-      <w:r>
-        <w:t xml:space="preserve"> </w:t>
-      </w:r>
-      <w:r>
-        <w:t xml:space="preserve">(World Bank Open Data) за один период, с кэшем и резервным набором</w:t>
-      </w:r>
-      <w:r>
-        <w:t xml:space="preserve"> </w:t>
-      </w:r>
-      <w:r>
-        <w:t xml:space="preserve">данных для работы offline.</w:t>
-      </w:r>
-    </w:p>
-    <w:bookmarkEnd w:id="26"/>
-    <w:bookmarkStart w:id="27" w:name="контрольный-вопрос-2"/>
+        <w:t xml:space="preserve">все факты из одного источника в одну карточку и может работать без сети.</w:t>
+      </w:r>
+    </w:p>
+    <w:bookmarkEnd w:id="29"/>
+    <w:bookmarkStart w:id="30" w:name="контрольный-вопрос-2"/>
     <w:p>
       <w:pPr>
         <w:pStyle w:val="Heading3"/>
@@ -5050,87 +3791,23 @@
         <w:pStyle w:val="BodyText"/>
       </w:pPr>
       <w:r>
-        <w:rPr>
-          <w:b/>
-          <w:bCs/>
-        </w:rPr>
-        <w:t xml:space="preserve">ОТВЕТ.</w:t>
+        <w:t xml:space="preserve">Студенты 1–2 курса и старшеклассники, которые готовят доклады по географии и экономике. Они ищут</w:t>
       </w:r>
       <w:r>
         <w:t xml:space="preserve"> </w:t>
       </w:r>
       <w:r>
-        <w:t xml:space="preserve">Студенты 1–2 курса и старшеклассники, готовящие доклады, семинары и практические</w:t>
+        <w:t xml:space="preserve">информацию с телефона, им нужен быстрый ответ и ссылка на источник. Дополнительно — участники</w:t>
       </w:r>
       <w:r>
         <w:t xml:space="preserve"> </w:t>
       </w:r>
       <w:r>
-        <w:t xml:space="preserve">работы по географии, экономике и обществознанию. Три существенные для продукта характеристики:</w:t>
-      </w:r>
-      <w:r>
-        <w:t xml:space="preserve"> </w:t>
-      </w:r>
-      <w:r>
-        <w:t xml:space="preserve">работают преимущественно с телефона и часто в дороге; им нужен факт «здесь и сейчас», а не</w:t>
-      </w:r>
-      <w:r>
-        <w:t xml:space="preserve"> </w:t>
-      </w:r>
-      <w:r>
-        <w:t xml:space="preserve">глубокая аналитика; им важна ссылка на источник, потому что работу проверяет преподаватель —</w:t>
-      </w:r>
-      <w:r>
-        <w:t xml:space="preserve"> </w:t>
-      </w:r>
-      <w:r>
-        <w:t xml:space="preserve">отсюда требование указывать год наблюдения и происхождение данных.</w:t>
-      </w:r>
-    </w:p>
-    <w:p>
-      <w:pPr>
-        <w:pStyle w:val="BodyText"/>
-      </w:pPr>
-      <w:r>
-        <w:t xml:space="preserve">Дополнительный сегмент — участники квизов и олимпиад по географии: сценарий тот же, но выше</w:t>
-      </w:r>
-      <w:r>
-        <w:t xml:space="preserve"> </w:t>
-      </w:r>
-      <w:r>
-        <w:t xml:space="preserve">требование к скорости отклика. Продукт сознательно</w:t>
-      </w:r>
-      <w:r>
-        <w:t xml:space="preserve"> </w:t>
-      </w:r>
-      <w:r>
-        <w:rPr>
-          <w:b/>
-          <w:bCs/>
-        </w:rPr>
-        <w:t xml:space="preserve">не</w:t>
-      </w:r>
-      <w:r>
-        <w:t xml:space="preserve"> </w:t>
-      </w:r>
-      <w:r>
-        <w:t xml:space="preserve">рассчитан на аналитиков, которым нужны</w:t>
-      </w:r>
-      <w:r>
-        <w:t xml:space="preserve"> </w:t>
-      </w:r>
-      <w:r>
-        <w:t xml:space="preserve">временные ряды и выгрузка в CSV: для них существует World Bank DataBank, и конкурировать с ним</w:t>
-      </w:r>
-      <w:r>
-        <w:t xml:space="preserve"> </w:t>
-      </w:r>
-      <w:r>
-        <w:t xml:space="preserve">WorldDex не будет.</w:t>
-      </w:r>
-    </w:p>
-    <w:bookmarkEnd w:id="27"/>
-    <w:bookmarkStart w:id="28" w:name="контрольный-вопрос-3"/>
+        <w:t xml:space="preserve">викторин по географии. Аналитикам с временными рядами приложение не подходит.</w:t>
+      </w:r>
+    </w:p>
+    <w:bookmarkEnd w:id="30"/>
+    <w:bookmarkStart w:id="31" w:name="контрольный-вопрос-3"/>
     <w:p>
       <w:pPr>
         <w:pStyle w:val="Heading3"/>
@@ -5156,81 +3833,23 @@
         <w:pStyle w:val="BodyText"/>
       </w:pPr>
       <w:r>
-        <w:rPr>
-          <w:b/>
-          <w:bCs/>
-        </w:rPr>
-        <w:t xml:space="preserve">ОТВЕТ.</w:t>
+        <w:t xml:space="preserve">По первоначальному плану — список стран, история US-1: открыть приложение и сразу увидеть все</w:t>
       </w:r>
       <w:r>
         <w:t xml:space="preserve"> </w:t>
       </w:r>
       <w:r>
-        <w:t xml:space="preserve">Первой реализуется история</w:t>
+        <w:t xml:space="preserve">страны. Без списка не работают ни поиск, ни карточка. После выхода методичек № 01 и № 02 порядок</w:t>
       </w:r>
       <w:r>
         <w:t xml:space="preserve"> </w:t>
       </w:r>
       <w:r>
-        <w:rPr>
-          <w:b/>
-          <w:bCs/>
-        </w:rPr>
-        <w:t xml:space="preserve">US-1 «Список стран»</w:t>
-      </w:r>
-      <w:r>
-        <w:t xml:space="preserve"> </w:t>
-      </w:r>
-      <w:r>
-        <w:t xml:space="preserve">— при открытии приложения</w:t>
-      </w:r>
-      <w:r>
-        <w:t xml:space="preserve"> </w:t>
-      </w:r>
-      <w:r>
-        <w:t xml:space="preserve">пользователь сразу видит список всех стран. Она выбрана первой, потому что это фундамент</w:t>
-      </w:r>
-      <w:r>
-        <w:t xml:space="preserve"> </w:t>
-      </w:r>
-      <w:r>
-        <w:t xml:space="preserve">основного сценария: без списка невозможны ни поиск (US-2), ни карточка страны (US-3). Кроме того,</w:t>
-      </w:r>
-      <w:r>
-        <w:t xml:space="preserve"> </w:t>
-      </w:r>
-      <w:r>
-        <w:t xml:space="preserve">US-1 — первая вертикальная связка «сеть → данные → экран», на которой отрабатывается слой доступа</w:t>
-      </w:r>
-      <w:r>
-        <w:t xml:space="preserve"> </w:t>
-      </w:r>
-      <w:r>
-        <w:t xml:space="preserve">к данным целиком.</w:t>
-      </w:r>
-    </w:p>
-    <w:p>
-      <w:pPr>
-        <w:pStyle w:val="BodyText"/>
-      </w:pPr>
-      <w:r>
-        <w:t xml:space="preserve">Для истории определено 6 проверяемых критериев приёмки: конкретный URL запроса; фильтрация</w:t>
-      </w:r>
-      <w:r>
-        <w:t xml:space="preserve"> </w:t>
-      </w:r>
-      <w:r>
-        <w:t xml:space="preserve">агрегатов до 217 стран; содержимое строки с обработкой пустой столицы; сортировка по названию;</w:t>
-      </w:r>
-      <w:r>
-        <w:t xml:space="preserve"> </w:t>
-      </w:r>
-      <w:r>
-        <w:t xml:space="preserve">видимое состояние загрузки; состояние ошибки с кнопкой «Повторить».</w:t>
-      </w:r>
-    </w:p>
-    <w:bookmarkEnd w:id="28"/>
-    <w:bookmarkStart w:id="29" w:name="контрольный-вопрос-4"/>
+        <w:t xml:space="preserve">изменился: сначала витрина на локальных данных, а загрузка из API — в Sprint 3.</w:t>
+      </w:r>
+    </w:p>
+    <w:bookmarkEnd w:id="31"/>
+    <w:bookmarkStart w:id="32" w:name="контрольный-вопрос-4"/>
     <w:p>
       <w:pPr>
         <w:pStyle w:val="Heading3"/>
@@ -5256,74 +3875,17 @@
         <w:pStyle w:val="BodyText"/>
       </w:pPr>
       <w:r>
-        <w:rPr>
-          <w:b/>
-          <w:bCs/>
-        </w:rPr>
-        <w:t xml:space="preserve">ОТВЕТ.</w:t>
+        <w:t xml:space="preserve">Список стран, поиск по названию, фильтр по региону, карточка страны с флагом и основными фактами,</w:t>
       </w:r>
       <w:r>
         <w:t xml:space="preserve"> </w:t>
       </w:r>
       <w:r>
-        <w:t xml:space="preserve">В MVP входят пять функций: список всех стран из World Bank API; поиск по названию</w:t>
-      </w:r>
-      <w:r>
-        <w:t xml:space="preserve"> </w:t>
-      </w:r>
-      <w:r>
-        <w:t xml:space="preserve">(подстрока, регистронезависимый); карточка страны со столицей, регионом, уровнем дохода</w:t>
-      </w:r>
-      <w:r>
-        <w:t xml:space="preserve"> </w:t>
-      </w:r>
-      <w:r>
-        <w:t xml:space="preserve">и координатами; флаг страны; работа без сети через кэш и резервный источник. К ним примыкают</w:t>
-      </w:r>
-      <w:r>
-        <w:t xml:space="preserve"> </w:t>
-      </w:r>
-      <w:r>
-        <w:t xml:space="preserve">две истории приоритета</w:t>
-      </w:r>
-      <w:r>
-        <w:t xml:space="preserve"> </w:t>
-      </w:r>
-      <w:r>
-        <w:rPr>
-          <w:rStyle w:val="VerbatimChar"/>
-        </w:rPr>
-        <w:t xml:space="preserve">Should</w:t>
-      </w:r>
-      <w:r>
-        <w:t xml:space="preserve"> </w:t>
-      </w:r>
-      <w:r>
-        <w:t xml:space="preserve">— фильтр по региону и численность населения с годом наблюдения.</w:t>
-      </w:r>
-    </w:p>
-    <w:p>
-      <w:pPr>
-        <w:pStyle w:val="BodyText"/>
-      </w:pPr>
-      <w:r>
-        <w:t xml:space="preserve">Суммарно US-1 … US-7 оценены в 26 story points и распланированы на три спринта. Критерий</w:t>
-      </w:r>
-      <w:r>
-        <w:t xml:space="preserve"> </w:t>
-      </w:r>
-      <w:r>
-        <w:t xml:space="preserve">включения функции в MVP один: без неё ломается основной пользовательский сценарий «найти факт</w:t>
-      </w:r>
-      <w:r>
-        <w:t xml:space="preserve"> </w:t>
-      </w:r>
-      <w:r>
-        <w:t xml:space="preserve">о стране менее чем за 30 секунд».</w:t>
-      </w:r>
-    </w:p>
-    <w:bookmarkEnd w:id="29"/>
-    <w:bookmarkStart w:id="30" w:name="контрольный-вопрос-5"/>
+        <w:t xml:space="preserve">состояния загрузки и ошибки, работа без сети на резервных данных.</w:t>
+      </w:r>
+    </w:p>
+    <w:bookmarkEnd w:id="32"/>
+    <w:bookmarkStart w:id="33" w:name="контрольный-вопрос-5"/>
     <w:p>
       <w:pPr>
         <w:pStyle w:val="Heading3"/>
@@ -5349,171 +3911,17 @@
         <w:pStyle w:val="BodyText"/>
       </w:pPr>
       <w:r>
-        <w:rPr>
-          <w:b/>
-          <w:bCs/>
-        </w:rPr>
-        <w:t xml:space="preserve">ОТВЕТ.</w:t>
+        <w:t xml:space="preserve">От авторизации, карты, графиков по годам, сравнения стран, русских названий и push-уведомлений.</w:t>
       </w:r>
       <w:r>
         <w:t xml:space="preserve"> </w:t>
       </w:r>
       <w:r>
-        <w:t xml:space="preserve">Отказ зафиксирован письменно, по каждому пункту — с обоснованием:</w:t>
-      </w:r>
-    </w:p>
-    <w:p>
-      <w:pPr>
-        <w:pStyle w:val="Compact"/>
-        <w:numPr>
-          <w:ilvl w:val="0"/>
-          <w:numId w:val="1001"/>
-        </w:numPr>
-      </w:pPr>
-      <w:r>
-        <w:rPr>
-          <w:b/>
-          <w:bCs/>
-        </w:rPr>
-        <w:t xml:space="preserve">Авторизация и профиль</w:t>
-      </w:r>
-      <w:r>
-        <w:t xml:space="preserve"> </w:t>
-      </w:r>
-      <w:r>
-        <w:t xml:space="preserve">— справочник читает открытые данные, персонализировать нечего.</w:t>
-      </w:r>
-    </w:p>
-    <w:p>
-      <w:pPr>
-        <w:pStyle w:val="Compact"/>
-        <w:numPr>
-          <w:ilvl w:val="0"/>
-          <w:numId w:val="1001"/>
-        </w:numPr>
-      </w:pPr>
-      <w:r>
-        <w:rPr>
-          <w:b/>
-          <w:bCs/>
-        </w:rPr>
-        <w:t xml:space="preserve">Карта и геовизуализация</w:t>
-      </w:r>
-      <w:r>
-        <w:t xml:space="preserve"> </w:t>
-      </w:r>
-      <w:r>
-        <w:t xml:space="preserve">— дорогая интеграция, не входит в сценарий «найти факт».</w:t>
-      </w:r>
-    </w:p>
-    <w:p>
-      <w:pPr>
-        <w:pStyle w:val="Compact"/>
-        <w:numPr>
-          <w:ilvl w:val="0"/>
-          <w:numId w:val="1001"/>
-        </w:numPr>
-      </w:pPr>
-      <w:r>
-        <w:rPr>
-          <w:b/>
-          <w:bCs/>
-        </w:rPr>
-        <w:t xml:space="preserve">Графики динамики показателей по годам</w:t>
-      </w:r>
-      <w:r>
-        <w:t xml:space="preserve"> </w:t>
-      </w:r>
-      <w:r>
-        <w:t xml:space="preserve">— уводят продукт в аналитику, то есть в сегмент,</w:t>
-      </w:r>
-      <w:r>
-        <w:t xml:space="preserve"> </w:t>
-      </w:r>
-      <w:r>
-        <w:t xml:space="preserve">который мы сознательно не обслуживаем.</w:t>
-      </w:r>
-    </w:p>
-    <w:p>
-      <w:pPr>
-        <w:pStyle w:val="Compact"/>
-        <w:numPr>
-          <w:ilvl w:val="0"/>
-          <w:numId w:val="1001"/>
-        </w:numPr>
-      </w:pPr>
-      <w:r>
-        <w:rPr>
-          <w:b/>
-          <w:bCs/>
-        </w:rPr>
-        <w:t xml:space="preserve">Сравнение двух стран рядом</w:t>
-      </w:r>
-      <w:r>
-        <w:t xml:space="preserve"> </w:t>
-      </w:r>
-      <w:r>
-        <w:t xml:space="preserve">— функция полезная, но основной сценарий без неё работает;</w:t>
-      </w:r>
-      <w:r>
-        <w:t xml:space="preserve"> </w:t>
-      </w:r>
-      <w:r>
-        <w:t xml:space="preserve">кандидат на Sprint 4+.</w:t>
-      </w:r>
-    </w:p>
-    <w:p>
-      <w:pPr>
-        <w:pStyle w:val="Compact"/>
-        <w:numPr>
-          <w:ilvl w:val="0"/>
-          <w:numId w:val="1001"/>
-        </w:numPr>
-      </w:pPr>
-      <w:r>
-        <w:rPr>
-          <w:b/>
-          <w:bCs/>
-        </w:rPr>
-        <w:t xml:space="preserve">Полная локализация и поиск по русским названиям</w:t>
-      </w:r>
-      <w:r>
-        <w:t xml:space="preserve"> </w:t>
-      </w:r>
-      <w:r>
-        <w:t xml:space="preserve">— вынесены в US-8, требуют собственного</w:t>
-      </w:r>
-      <w:r>
-        <w:t xml:space="preserve"> </w:t>
-      </w:r>
-      <w:r>
-        <w:t xml:space="preserve">словаря соответствий ISO-3 → русское название.</w:t>
-      </w:r>
-    </w:p>
-    <w:p>
-      <w:pPr>
-        <w:pStyle w:val="Compact"/>
-        <w:numPr>
-          <w:ilvl w:val="0"/>
-          <w:numId w:val="1001"/>
-        </w:numPr>
-      </w:pPr>
-      <w:r>
-        <w:rPr>
-          <w:b/>
-          <w:bCs/>
-        </w:rPr>
-        <w:t xml:space="preserve">Push-уведомления и избранное с синхронизацией</w:t>
-      </w:r>
-      <w:r>
-        <w:t xml:space="preserve"> </w:t>
-      </w:r>
-      <w:r>
-        <w:t xml:space="preserve">— не влияют на ценность MVP.</w:t>
-      </w:r>
-    </w:p>
-    <w:bookmarkEnd w:id="30"/>
-    <w:bookmarkStart w:id="31" w:name="контрольный-вопрос-6"/>
+        <w:t xml:space="preserve">Без них основной сценарий «быстро найти факт о стране» всё равно работает.</w:t>
+      </w:r>
+    </w:p>
+    <w:bookmarkEnd w:id="33"/>
+    <w:bookmarkStart w:id="34" w:name="контрольный-вопрос-6"/>
     <w:p>
       <w:pPr>
         <w:pStyle w:val="Heading3"/>
@@ -5539,153 +3947,13 @@
         <w:pStyle w:val="BodyText"/>
       </w:pPr>
       <w:r>
-        <w:rPr>
-          <w:b/>
-          <w:bCs/>
-        </w:rPr>
-        <w:t xml:space="preserve">ОТВЕТ.</w:t>
+        <w:t xml:space="preserve">World Bank API бесплатный, работает без ключа, данные официальные и у всех стран одинаковые</w:t>
       </w:r>
       <w:r>
         <w:t xml:space="preserve"> </w:t>
       </w:r>
       <w:r>
-        <w:t xml:space="preserve">World Bank Indicators API v2 подходит по четырём причинам. Первое — доступ по обычному</w:t>
-      </w:r>
-      <w:r>
-        <w:t xml:space="preserve"> </w:t>
-      </w:r>
-      <w:r>
-        <w:t xml:space="preserve">HTTP GET</w:t>
-      </w:r>
-      <w:r>
-        <w:t xml:space="preserve"> </w:t>
-      </w:r>
-      <w:r>
-        <w:rPr>
-          <w:b/>
-          <w:bCs/>
-        </w:rPr>
-        <w:t xml:space="preserve">без API-ключа и регистрации</w:t>
-      </w:r>
-      <w:r>
-        <w:t xml:space="preserve">, поэтому ограничение «не размещать секреты в репозитории»</w:t>
-      </w:r>
-      <w:r>
-        <w:t xml:space="preserve"> </w:t>
-      </w:r>
-      <w:r>
-        <w:t xml:space="preserve">выполняется автоматически, а работа воспроизводится на любой машине. Второе — официальный</w:t>
-      </w:r>
-      <w:r>
-        <w:t xml:space="preserve"> </w:t>
-      </w:r>
-      <w:r>
-        <w:t xml:space="preserve">источник с лицензией CC BY-4.0 и датой последнего обновления в ответе (</w:t>
-      </w:r>
-      <w:r>
-        <w:rPr>
-          <w:rStyle w:val="VerbatimChar"/>
-        </w:rPr>
-        <w:t xml:space="preserve">lastupdated: 2026-07-13</w:t>
-      </w:r>
-      <w:r>
-        <w:t xml:space="preserve">),</w:t>
-      </w:r>
-      <w:r>
-        <w:t xml:space="preserve"> </w:t>
-      </w:r>
-      <w:r>
-        <w:t xml:space="preserve">что важно для аудитории, ссылающейся на данные в учебных работах. Третье — все страны описаны</w:t>
-      </w:r>
-      <w:r>
-        <w:t xml:space="preserve"> </w:t>
-      </w:r>
-      <w:r>
-        <w:t xml:space="preserve">одинаковым набором полей за один период, а это техническая основа заявленной сопоставимости.</w:t>
-      </w:r>
-      <w:r>
-        <w:t xml:space="preserve"> </w:t>
-      </w:r>
-      <w:r>
-        <w:t xml:space="preserve">Четвёртое — данные покрывают все поля карточки из основного сценария; проверено шестью реальными</w:t>
-      </w:r>
-      <w:r>
-        <w:t xml:space="preserve"> </w:t>
-      </w:r>
-      <w:r>
-        <w:t xml:space="preserve">запросами, все вернули 200.</w:t>
-      </w:r>
-    </w:p>
-    <w:p>
-      <w:pPr>
-        <w:pStyle w:val="BodyText"/>
-      </w:pPr>
-      <w:r>
-        <w:t xml:space="preserve">Отдельно стоит сказать, почему</w:t>
-      </w:r>
-      <w:r>
-        <w:t xml:space="preserve"> </w:t>
-      </w:r>
-      <w:r>
-        <w:rPr>
-          <w:b/>
-          <w:bCs/>
-        </w:rPr>
-        <w:t xml:space="preserve">не</w:t>
-      </w:r>
-      <w:r>
-        <w:t xml:space="preserve"> </w:t>
-      </w:r>
-      <w:r>
-        <w:t xml:space="preserve">был выбран REST Countries — самый очевидный кандидат для</w:t>
-      </w:r>
-      <w:r>
-        <w:t xml:space="preserve"> </w:t>
-      </w:r>
-      <w:r>
-        <w:t xml:space="preserve">такого справочника. Версия v3.1 задепрекейчена и возвращает ошибку вместо данных, причём с кодом</w:t>
-      </w:r>
-      <w:r>
-        <w:t xml:space="preserve"> </w:t>
-      </w:r>
-      <w:r>
-        <w:t xml:space="preserve">200; версия v5 требует регистрации и заголовка</w:t>
-      </w:r>
-      <w:r>
-        <w:t xml:space="preserve"> </w:t>
-      </w:r>
-      <w:r>
-        <w:rPr>
-          <w:rStyle w:val="VerbatimChar"/>
-        </w:rPr>
-        <w:t xml:space="preserve">Authorization: Bearer</w:t>
-      </w:r>
-      <w:r>
-        <w:t xml:space="preserve">, а её демо-ключ отдаёт</w:t>
-      </w:r>
-      <w:r>
-        <w:t xml:space="preserve"> </w:t>
-      </w:r>
-      <w:r>
-        <w:t xml:space="preserve">один фиксированный пример. Это выяснилось только при реальном запросе.</w:t>
-      </w:r>
-    </w:p>
-    <w:p>
-      <w:pPr>
-        <w:pStyle w:val="BodyText"/>
-      </w:pPr>
-      <w:r>
-        <w:rPr>
-          <w:b/>
-          <w:bCs/>
-        </w:rPr>
-        <w:t xml:space="preserve">Резервным источником</w:t>
-      </w:r>
-      <w:r>
-        <w:t xml:space="preserve"> </w:t>
-      </w:r>
-      <w:r>
-        <w:t xml:space="preserve">служит файл</w:t>
+        <w:t xml:space="preserve">поля за один период. Все нужные данные проверены запросами. Резервный источник — файл</w:t>
       </w:r>
       <w:r>
         <w:t xml:space="preserve"> </w:t>
@@ -5700,50 +3968,11 @@
         <w:t xml:space="preserve"> </w:t>
       </w:r>
       <w:r>
-        <w:t xml:space="preserve">— 12 стран с полным</w:t>
-      </w:r>
-      <w:r>
-        <w:t xml:space="preserve"> </w:t>
-      </w:r>
-      <w:r>
-        <w:t xml:space="preserve">набором полей карточки, сгенерированные из реальных ответов API (в секции</w:t>
-      </w:r>
-      <w:r>
-        <w:t xml:space="preserve"> </w:t>
-      </w:r>
-      <w:r>
-        <w:rPr>
-          <w:rStyle w:val="VerbatimChar"/>
-        </w:rPr>
-        <w:t xml:space="preserve">meta</w:t>
-      </w:r>
-      <w:r>
-        <w:t xml:space="preserve"> </w:t>
-      </w:r>
-      <w:r>
-        <w:t xml:space="preserve">сохранены</w:t>
-      </w:r>
-      <w:r>
-        <w:t xml:space="preserve"> </w:t>
-      </w:r>
-      <w:r>
-        <w:t xml:space="preserve">исходные URL, индикатор населения, дата генерации и лицензия). Он используется в двух случаях:</w:t>
-      </w:r>
-      <w:r>
-        <w:t xml:space="preserve"> </w:t>
-      </w:r>
-      <w:r>
-        <w:t xml:space="preserve">устройство offline или API не ответил. При работе на резервных данных интерфейс обязан явно</w:t>
-      </w:r>
-      <w:r>
-        <w:t xml:space="preserve"> </w:t>
-      </w:r>
-      <w:r>
-        <w:t xml:space="preserve">сообщать об этом пользователю — это критерий приёмки US-5.</w:t>
-      </w:r>
-    </w:p>
-    <w:bookmarkEnd w:id="31"/>
-    <w:bookmarkStart w:id="32" w:name="контрольный-вопрос-7"/>
+        <w:t xml:space="preserve">с 12 странами, собранный из настоящих ответов API.</w:t>
+      </w:r>
+    </w:p>
+    <w:bookmarkEnd w:id="34"/>
+    <w:bookmarkStart w:id="35" w:name="контрольный-вопрос-7"/>
     <w:p>
       <w:pPr>
         <w:pStyle w:val="Heading3"/>
@@ -5769,65 +3998,17 @@
         <w:pStyle w:val="BodyText"/>
       </w:pPr>
       <w:r>
-        <w:rPr>
-          <w:b/>
-          <w:bCs/>
-        </w:rPr>
-        <w:t xml:space="preserve">ОТВЕТ.</w:t>
+        <w:t xml:space="preserve">Появится первый настоящий экран: карточки стран вместо заглушки. Карточка будет отдельным</w:t>
       </w:r>
       <w:r>
         <w:t xml:space="preserve"> </w:t>
       </w:r>
       <w:r>
-        <w:t xml:space="preserve">Sprint 1 закрывает US-1 «Список стран» и US-2 «Поиск страны по названию» — 8 story</w:t>
-      </w:r>
-      <w:r>
-        <w:t xml:space="preserve"> </w:t>
-      </w:r>
-      <w:r>
-        <w:t xml:space="preserve">points. По итогам спринта появляется первый вертикальный пользовательский инкремент: приложение</w:t>
-      </w:r>
-      <w:r>
-        <w:t xml:space="preserve"> </w:t>
-      </w:r>
-      <w:r>
-        <w:t xml:space="preserve">обращается к реальному API, фильтрует агрегаты, отображает 217 стран и позволяет найти нужную</w:t>
-      </w:r>
-      <w:r>
-        <w:t xml:space="preserve"> </w:t>
-      </w:r>
-      <w:r>
-        <w:t xml:space="preserve">по части названия. Это уже шаги 1–2 основного сценария, то есть продукт становится минимально</w:t>
-      </w:r>
-      <w:r>
-        <w:t xml:space="preserve"> </w:t>
-      </w:r>
-      <w:r>
-        <w:t xml:space="preserve">полезным ещё до появления карточки страны.</w:t>
-      </w:r>
-    </w:p>
-    <w:p>
-      <w:pPr>
-        <w:pStyle w:val="BodyText"/>
-      </w:pPr>
-      <w:r>
-        <w:t xml:space="preserve">Технически Sprint 1 создаёт слой доступа к данным, изолированный от интерфейса, и обработку</w:t>
-      </w:r>
-      <w:r>
-        <w:t xml:space="preserve"> </w:t>
-      </w:r>
-      <w:r>
-        <w:t xml:space="preserve">состояний загрузки и ошибки. На эту основу в Sprint 2 без переделок ложатся карточка страны,</w:t>
-      </w:r>
-      <w:r>
-        <w:t xml:space="preserve"> </w:t>
-      </w:r>
-      <w:r>
-        <w:t xml:space="preserve">флаги и работа без сети.</w:t>
-      </w:r>
-    </w:p>
-    <w:bookmarkEnd w:id="32"/>
-    <w:bookmarkStart w:id="33" w:name="источники"/>
+        <w:t xml:space="preserve">компонентом с типизированными props, поэтому потом её можно будет использовать и с данными из API.</w:t>
+      </w:r>
+    </w:p>
+    <w:bookmarkEnd w:id="35"/>
+    <w:bookmarkStart w:id="36" w:name="источники"/>
     <w:p>
       <w:pPr>
         <w:pStyle w:val="Heading3"/>
@@ -5841,33 +4022,17 @@
         <w:pStyle w:val="Compact"/>
         <w:numPr>
           <w:ilvl w:val="0"/>
-          <w:numId w:val="1002"/>
+          <w:numId w:val="1003"/>
         </w:numPr>
       </w:pPr>
       <w:r>
-        <w:t xml:space="preserve">World Bank.</w:t>
+        <w:t xml:space="preserve">World Bank. About the Indicators API Documentation.</w:t>
       </w:r>
       <w:r>
         <w:t xml:space="preserve"> </w:t>
       </w:r>
       <w:r>
-        <w:rPr>
-          <w:i/>
-          <w:iCs/>
-        </w:rPr>
-        <w:t xml:space="preserve">About the Indicators API Documentation.</w:t>
-      </w:r>
-      <w:r>
-        <w:t xml:space="preserve"> </w:t>
-      </w:r>
-      <w:r>
         <w:t xml:space="preserve">https://datahelpdesk.worldbank.org/knowledgebase/articles/889392-about-the-indicators-api-documentation</w:t>
-      </w:r>
-      <w:r>
-        <w:t xml:space="preserve"> </w:t>
-      </w:r>
-      <w:r>
-        <w:t xml:space="preserve">(дата обращения: 09.09.2026).</w:t>
       </w:r>
     </w:p>
     <w:p>
@@ -5875,33 +4040,17 @@
         <w:pStyle w:val="Compact"/>
         <w:numPr>
           <w:ilvl w:val="0"/>
-          <w:numId w:val="1002"/>
+          <w:numId w:val="1003"/>
         </w:numPr>
       </w:pPr>
       <w:r>
-        <w:t xml:space="preserve">World Bank.</w:t>
+        <w:t xml:space="preserve">World Bank. API Basic Call Structures.</w:t>
       </w:r>
       <w:r>
         <w:t xml:space="preserve"> </w:t>
       </w:r>
       <w:r>
-        <w:rPr>
-          <w:i/>
-          <w:iCs/>
-        </w:rPr>
-        <w:t xml:space="preserve">API Basic Call Structures.</w:t>
-      </w:r>
-      <w:r>
-        <w:t xml:space="preserve"> </w:t>
-      </w:r>
-      <w:r>
         <w:t xml:space="preserve">https://datahelpdesk.worldbank.org/knowledgebase/articles/898581-api-basic-call-structures</w:t>
-      </w:r>
-      <w:r>
-        <w:t xml:space="preserve"> </w:t>
-      </w:r>
-      <w:r>
-        <w:t xml:space="preserve">(дата обращения: 09.09.2026).</w:t>
       </w:r>
     </w:p>
     <w:p>
@@ -5909,27 +4058,11 @@
         <w:pStyle w:val="Compact"/>
         <w:numPr>
           <w:ilvl w:val="0"/>
-          <w:numId w:val="1002"/>
+          <w:numId w:val="1003"/>
         </w:numPr>
       </w:pPr>
       <w:r>
-        <w:t xml:space="preserve">World Bank.</w:t>
-      </w:r>
-      <w:r>
-        <w:t xml:space="preserve"> </w:t>
-      </w:r>
-      <w:r>
-        <w:rPr>
-          <w:i/>
-          <w:iCs/>
-        </w:rPr>
-        <w:t xml:space="preserve">Open Data — Terms of Use and Licensing (CC BY-4.0).</w:t>
-      </w:r>
-      <w:r>
-        <w:t xml:space="preserve"> </w:t>
-      </w:r>
-      <w:r>
-        <w:t xml:space="preserve">https://datacatalog.worldbank.org/public-licenses (дата обращения: 09.09.2026).</w:t>
+        <w:t xml:space="preserve">World Bank. Open Data Terms of Use (CC BY-4.0). https://datacatalog.worldbank.org/public-licenses</w:t>
       </w:r>
     </w:p>
     <w:p>
@@ -5937,27 +4070,11 @@
         <w:pStyle w:val="Compact"/>
         <w:numPr>
           <w:ilvl w:val="0"/>
-          <w:numId w:val="1002"/>
+          <w:numId w:val="1003"/>
         </w:numPr>
       </w:pPr>
       <w:r>
-        <w:t xml:space="preserve">Expo.</w:t>
-      </w:r>
-      <w:r>
-        <w:t xml:space="preserve"> </w:t>
-      </w:r>
-      <w:r>
-        <w:rPr>
-          <w:i/>
-          <w:iCs/>
-        </w:rPr>
-        <w:t xml:space="preserve">Create your first app — Expo SDK 57 documentation.</w:t>
-      </w:r>
-      <w:r>
-        <w:t xml:space="preserve"> </w:t>
-      </w:r>
-      <w:r>
-        <w:t xml:space="preserve">https://docs.expo.dev/get-started/create-a-project/ (дата обращения: 09.09.2026).</w:t>
+        <w:t xml:space="preserve">Expo. Create a project. https://docs.expo.dev/get-started/create-a-project/</w:t>
       </w:r>
     </w:p>
     <w:p>
@@ -5965,27 +4082,11 @@
         <w:pStyle w:val="Compact"/>
         <w:numPr>
           <w:ilvl w:val="0"/>
-          <w:numId w:val="1002"/>
+          <w:numId w:val="1003"/>
         </w:numPr>
       </w:pPr>
       <w:r>
-        <w:t xml:space="preserve">Meta Platforms.</w:t>
-      </w:r>
-      <w:r>
-        <w:t xml:space="preserve"> </w:t>
-      </w:r>
-      <w:r>
-        <w:rPr>
-          <w:i/>
-          <w:iCs/>
-        </w:rPr>
-        <w:t xml:space="preserve">React Native 0.86 documentation.</w:t>
-      </w:r>
-      <w:r>
-        <w:t xml:space="preserve"> </w:t>
-      </w:r>
-      <w:r>
-        <w:t xml:space="preserve">https://reactnative.dev/docs/getting-started (дата обращения: 09.09.2026).</w:t>
+        <w:t xml:space="preserve">React Native. Getting Started. https://reactnative.dev/docs/getting-started</w:t>
       </w:r>
     </w:p>
     <w:p>
@@ -5993,27 +4094,11 @@
         <w:pStyle w:val="Compact"/>
         <w:numPr>
           <w:ilvl w:val="0"/>
-          <w:numId w:val="1002"/>
+          <w:numId w:val="1003"/>
         </w:numPr>
       </w:pPr>
       <w:r>
-        <w:t xml:space="preserve">REST Countries.</w:t>
-      </w:r>
-      <w:r>
-        <w:t xml:space="preserve"> </w:t>
-      </w:r>
-      <w:r>
-        <w:rPr>
-          <w:i/>
-          <w:iCs/>
-        </w:rPr>
-        <w:t xml:space="preserve">Legacy API deprecation notice.</w:t>
-      </w:r>
-      <w:r>
-        <w:t xml:space="preserve"> </w:t>
-      </w:r>
-      <w:r>
-        <w:t xml:space="preserve">https://restcountries.com/docs/countries/legacy-api-deprecation (дата обращения: 09.09.2026).</w:t>
+        <w:t xml:space="preserve">REST Countries. Legacy API deprecation. https://restcountries.com/docs/countries/legacy-api-deprecation</w:t>
       </w:r>
     </w:p>
     <w:p>
@@ -6021,33 +4106,19 @@
         <w:pStyle w:val="Compact"/>
         <w:numPr>
           <w:ilvl w:val="0"/>
-          <w:numId w:val="1002"/>
+          <w:numId w:val="1003"/>
         </w:numPr>
       </w:pPr>
       <w:r>
-        <w:t xml:space="preserve">Flagpedia.</w:t>
-      </w:r>
-      <w:r>
-        <w:t xml:space="preserve"> </w:t>
-      </w:r>
-      <w:r>
-        <w:rPr>
-          <w:i/>
-          <w:iCs/>
-        </w:rPr>
-        <w:t xml:space="preserve">flagcdn.com — free flag images CDN.</w:t>
-      </w:r>
-      <w:r>
-        <w:t xml:space="preserve"> </w:t>
-      </w:r>
-      <w:r>
-        <w:t xml:space="preserve">https://flagcdn.com/</w:t>
-      </w:r>
-      <w:r>
-        <w:t xml:space="preserve"> </w:t>
-      </w:r>
-      <w:r>
-        <w:t xml:space="preserve">(дата обращения: 09.09.2026).</w:t>
+        <w:t xml:space="preserve">Flagpedia. flagcdn.com. https://flagcdn.com/</w:t>
+      </w:r>
+    </w:p>
+    <w:p>
+      <w:pPr>
+        <w:pStyle w:val="FirstParagraph"/>
+      </w:pPr>
+      <w:r>
+        <w:t xml:space="preserve">Дата обращения ко всем источникам: 09.09.2026.</w:t>
       </w:r>
     </w:p>
     <w:p>
@@ -6065,8 +4136,8 @@
         <w:t xml:space="preserve">Институт бизнеса и дизайна · obe.ru · Москва · 2026</w:t>
       </w:r>
     </w:p>
-    <w:bookmarkEnd w:id="33"/>
-    <w:bookmarkEnd w:id="34"/>
+    <w:bookmarkEnd w:id="36"/>
+    <w:bookmarkEnd w:id="37"/>
     <w:sectPr>
       <w:footerReference w:type="default" r:id="rId9"/>
       <w:footnotePr>
@@ -6395,6 +4466,9 @@
     <w:abstractNumId w:val="991"/>
   </w:num>
   <w:num w:numId="1002">
+    <w:abstractNumId w:val="991"/>
+  </w:num>
+  <w:num w:numId="1003">
     <w:abstractNumId w:val="99411"/>
     <w:lvlOverride w:ilvl="0">
       <w:startOverride w:val="1"/>
